--- a/Livrables/Projet Artemis.docx
+++ b/Livrables/Projet Artemis.docx
@@ -2,10 +2,26 @@
 <file path=word/document.xml><?xml version="1.0" encoding="utf-8"?>
 <w:document xmlns:wpc="http://schemas.microsoft.com/office/word/2010/wordprocessingCanvas" xmlns:cx="http://schemas.microsoft.com/office/drawing/2014/chartex" xmlns:cx1="http://schemas.microsoft.com/office/drawing/2015/9/8/chartex" xmlns:cx2="http://schemas.microsoft.com/office/drawing/2015/10/21/chartex" xmlns:cx3="http://schemas.microsoft.com/office/drawing/2016/5/9/chartex" xmlns:cx4="http://schemas.microsoft.com/office/drawing/2016/5/10/chartex" xmlns:cx5="http://schemas.microsoft.com/office/drawing/2016/5/11/chartex" xmlns:cx6="http://schemas.microsoft.com/office/drawing/2016/5/12/chartex" xmlns:cx7="http://schemas.microsoft.com/office/drawing/2016/5/13/chartex" xmlns:cx8="http://schemas.microsoft.com/office/drawing/2016/5/14/chartex" xmlns:mc="http://schemas.openxmlformats.org/markup-compatibility/2006" xmlns:aink="http://schemas.microsoft.com/office/drawing/2016/ink" xmlns:am3d="http://schemas.microsoft.com/office/drawing/2017/model3d" xmlns:o="urn:schemas-microsoft-com:office:office" xmlns:oel="http://schemas.microsoft.com/office/2019/extlst" xmlns:r="http://schemas.openxmlformats.org/officeDocument/2006/relationships" xmlns:m="http://schemas.openxmlformats.org/officeDocument/2006/math" xmlns:v="urn:schemas-microsoft-com:vml" xmlns:wp14="http://schemas.microsoft.com/office/word/2010/wordprocessingDrawing" xmlns:wp="http://schemas.openxmlformats.org/drawingml/2006/wordprocessingDrawing" xmlns:w10="urn:schemas-microsoft-com:office:word" xmlns:w="http://schemas.openxmlformats.org/wordprocessingml/2006/main" xmlns:w14="http://schemas.microsoft.com/office/word/2010/wordml" xmlns:w15="http://schemas.microsoft.com/office/word/2012/wordml" xmlns:w16cex="http://schemas.microsoft.com/office/word/2018/wordml/cex" xmlns:w16cid="http://schemas.microsoft.com/office/word/2016/wordml/cid" xmlns:w16="http://schemas.microsoft.com/office/word/2018/wordml" xmlns:w16du="http://schemas.microsoft.com/office/word/2023/wordml/word16du" xmlns:w16sdtdh="http://schemas.microsoft.com/office/word/2020/wordml/sdtdatahash" xmlns:w16sdtfl="http://schemas.microsoft.com/office/word/2024/wordml/sdtformatlock" xmlns:w16se="http://schemas.microsoft.com/office/word/2015/wordml/symex" xmlns:wpg="http://schemas.microsoft.com/office/word/2010/wordprocessingGroup" xmlns:wpi="http://schemas.microsoft.com/office/word/2010/wordprocessingInk" xmlns:wne="http://schemas.microsoft.com/office/word/2006/wordml" xmlns:wps="http://schemas.microsoft.com/office/word/2010/wordprocessingShape" mc:Ignorable="w14 w15 w16se w16cid w16 w16cex w16sdtdh w16sdtfl w16du wp14">
   <w:body>
+    <w:p>
+      <w:pPr>
+        <w:pStyle w:val="Sansinterligne"/>
+        <w:rPr>
+          <w:rFonts w:eastAsiaTheme="minorHAnsi"/>
+          <w:kern w:val="2"/>
+          <w:sz w:val="2"/>
+          <w:lang w:eastAsia="en-US"/>
+          <w14:ligatures w14:val="standardContextual"/>
+        </w:rPr>
+      </w:pPr>
+    </w:p>
     <w:sdt>
       <w:sdtPr>
         <w:rPr>
+          <w:rFonts w:eastAsiaTheme="minorHAnsi"/>
+          <w:kern w:val="2"/>
           <w:sz w:val="2"/>
+          <w:lang w:eastAsia="en-US"/>
+          <w14:ligatures w14:val="standardContextual"/>
         </w:rPr>
         <w:id w:val="487216805"/>
         <w:docPartObj>
@@ -15,11 +31,7 @@
       </w:sdtPr>
       <w:sdtEndPr>
         <w:rPr>
-          <w:rFonts w:eastAsiaTheme="minorHAnsi"/>
-          <w:kern w:val="2"/>
           <w:sz w:val="22"/>
-          <w:lang w:eastAsia="en-US"/>
-          <w14:ligatures w14:val="standardContextual"/>
         </w:rPr>
       </w:sdtEndPr>
       <w:sdtContent>
@@ -58,7 +70,7 @@
                         <pic:cNvPicPr/>
                       </pic:nvPicPr>
                       <pic:blipFill>
-                        <a:blip r:embed="rId6"/>
+                        <a:blip r:embed="rId8"/>
                         <a:stretch>
                           <a:fillRect/>
                         </a:stretch>
@@ -147,7 +159,7 @@
           <w:r>
             <w:fldChar w:fldCharType="separate"/>
           </w:r>
-          <w:hyperlink w:anchor="_Toc200460504" w:history="1">
+          <w:hyperlink w:anchor="_Toc230248809" w:history="1">
             <w:r>
               <w:rPr>
                 <w:rStyle w:val="Lienhypertexte"/>
@@ -174,7 +186,7 @@
                 <w:noProof/>
                 <w:webHidden/>
               </w:rPr>
-              <w:instrText xml:space="preserve"> PAGEREF _Toc200460504 \h </w:instrText>
+              <w:instrText xml:space="preserve"> PAGEREF _Toc230248809 \h </w:instrText>
             </w:r>
             <w:r>
               <w:rPr>
@@ -194,7 +206,7 @@
                 <w:noProof/>
                 <w:webHidden/>
               </w:rPr>
-              <w:t>3</w:t>
+              <w:t>1</w:t>
             </w:r>
             <w:r>
               <w:rPr>
@@ -220,7 +232,7 @@
               <w:lang w:eastAsia="fr-FR"/>
             </w:rPr>
           </w:pPr>
-          <w:hyperlink w:anchor="_Toc200460505" w:history="1">
+          <w:hyperlink w:anchor="_Toc230248810" w:history="1">
             <w:r>
               <w:rPr>
                 <w:rStyle w:val="Lienhypertexte"/>
@@ -243,7 +255,7 @@
                 <w:rStyle w:val="Lienhypertexte"/>
                 <w:noProof/>
               </w:rPr>
-              <w:t>Description du projet :</w:t>
+              <w:t>Description du projet</w:t>
             </w:r>
             <w:r>
               <w:rPr>
@@ -264,7 +276,7 @@
                 <w:noProof/>
                 <w:webHidden/>
               </w:rPr>
-              <w:instrText xml:space="preserve"> PAGEREF _Toc200460505 \h </w:instrText>
+              <w:instrText xml:space="preserve"> PAGEREF _Toc230248810 \h </w:instrText>
             </w:r>
             <w:r>
               <w:rPr>
@@ -284,7 +296,7 @@
                 <w:noProof/>
                 <w:webHidden/>
               </w:rPr>
-              <w:t>3</w:t>
+              <w:t>1</w:t>
             </w:r>
             <w:r>
               <w:rPr>
@@ -310,7 +322,7 @@
               <w:lang w:eastAsia="fr-FR"/>
             </w:rPr>
           </w:pPr>
-          <w:hyperlink w:anchor="_Toc200460506" w:history="1">
+          <w:hyperlink w:anchor="_Toc230248811" w:history="1">
             <w:r>
               <w:rPr>
                 <w:rStyle w:val="Lienhypertexte"/>
@@ -333,7 +345,7 @@
                 <w:rStyle w:val="Lienhypertexte"/>
                 <w:noProof/>
               </w:rPr>
-              <w:t>Contexte du projet :</w:t>
+              <w:t>Contexte du projet</w:t>
             </w:r>
             <w:r>
               <w:rPr>
@@ -354,7 +366,7 @@
                 <w:noProof/>
                 <w:webHidden/>
               </w:rPr>
-              <w:instrText xml:space="preserve"> PAGEREF _Toc200460506 \h </w:instrText>
+              <w:instrText xml:space="preserve"> PAGEREF _Toc230248811 \h </w:instrText>
             </w:r>
             <w:r>
               <w:rPr>
@@ -374,7 +386,7 @@
                 <w:noProof/>
                 <w:webHidden/>
               </w:rPr>
-              <w:t>3</w:t>
+              <w:t>2</w:t>
             </w:r>
             <w:r>
               <w:rPr>
@@ -399,7 +411,7 @@
               <w:lang w:eastAsia="fr-FR"/>
             </w:rPr>
           </w:pPr>
-          <w:hyperlink w:anchor="_Toc200460507" w:history="1">
+          <w:hyperlink w:anchor="_Toc230248812" w:history="1">
             <w:r>
               <w:rPr>
                 <w:rStyle w:val="Lienhypertexte"/>
@@ -426,7 +438,7 @@
                 <w:noProof/>
                 <w:webHidden/>
               </w:rPr>
-              <w:instrText xml:space="preserve"> PAGEREF _Toc200460507 \h </w:instrText>
+              <w:instrText xml:space="preserve"> PAGEREF _Toc230248812 \h </w:instrText>
             </w:r>
             <w:r>
               <w:rPr>
@@ -471,7 +483,7 @@
               <w:lang w:eastAsia="fr-FR"/>
             </w:rPr>
           </w:pPr>
-          <w:hyperlink w:anchor="_Toc200460508" w:history="1">
+          <w:hyperlink w:anchor="_Toc230248813" w:history="1">
             <w:r>
               <w:rPr>
                 <w:rStyle w:val="Lienhypertexte"/>
@@ -481,13 +493,6 @@
             </w:r>
             <w:r>
               <w:rPr>
-                <w:rStyle w:val="Lienhypertexte"/>
-                <w:noProof/>
-              </w:rPr>
-              <w:t xml:space="preserve"> </w:t>
-            </w:r>
-            <w:r>
-              <w:rPr>
                 <w:noProof/>
                 <w:webHidden/>
               </w:rPr>
@@ -505,7 +510,7 @@
                 <w:noProof/>
                 <w:webHidden/>
               </w:rPr>
-              <w:instrText xml:space="preserve"> PAGEREF _Toc200460508 \h </w:instrText>
+              <w:instrText xml:space="preserve"> PAGEREF _Toc230248813 \h </w:instrText>
             </w:r>
             <w:r>
               <w:rPr>
@@ -525,7 +530,7 @@
                 <w:noProof/>
                 <w:webHidden/>
               </w:rPr>
-              <w:t>5</w:t>
+              <w:t>4</w:t>
             </w:r>
             <w:r>
               <w:rPr>
@@ -550,7 +555,7 @@
               <w:lang w:eastAsia="fr-FR"/>
             </w:rPr>
           </w:pPr>
-          <w:hyperlink w:anchor="_Toc200460509" w:history="1">
+          <w:hyperlink w:anchor="_Toc230248814" w:history="1">
             <w:r>
               <w:rPr>
                 <w:rStyle w:val="Lienhypertexte"/>
@@ -577,7 +582,7 @@
                 <w:noProof/>
                 <w:webHidden/>
               </w:rPr>
-              <w:instrText xml:space="preserve"> PAGEREF _Toc200460509 \h </w:instrText>
+              <w:instrText xml:space="preserve"> PAGEREF _Toc230248814 \h </w:instrText>
             </w:r>
             <w:r>
               <w:rPr>
@@ -597,7 +602,7 @@
                 <w:noProof/>
                 <w:webHidden/>
               </w:rPr>
-              <w:t>5</w:t>
+              <w:t>4</w:t>
             </w:r>
             <w:r>
               <w:rPr>
@@ -622,7 +627,7 @@
               <w:lang w:eastAsia="fr-FR"/>
             </w:rPr>
           </w:pPr>
-          <w:hyperlink w:anchor="_Toc200460510" w:history="1">
+          <w:hyperlink w:anchor="_Toc230248815" w:history="1">
             <w:r>
               <w:rPr>
                 <w:rStyle w:val="Lienhypertexte"/>
@@ -649,7 +654,7 @@
                 <w:noProof/>
                 <w:webHidden/>
               </w:rPr>
-              <w:instrText xml:space="preserve"> PAGEREF _Toc200460510 \h </w:instrText>
+              <w:instrText xml:space="preserve"> PAGEREF _Toc230248815 \h </w:instrText>
             </w:r>
             <w:r>
               <w:rPr>
@@ -669,7 +674,7 @@
                 <w:noProof/>
                 <w:webHidden/>
               </w:rPr>
-              <w:t>6</w:t>
+              <w:t>5</w:t>
             </w:r>
             <w:r>
               <w:rPr>
@@ -694,7 +699,7 @@
               <w:lang w:eastAsia="fr-FR"/>
             </w:rPr>
           </w:pPr>
-          <w:hyperlink w:anchor="_Toc200460511" w:history="1">
+          <w:hyperlink w:anchor="_Toc230248816" w:history="1">
             <w:r>
               <w:rPr>
                 <w:rStyle w:val="Lienhypertexte"/>
@@ -721,7 +726,7 @@
                 <w:noProof/>
                 <w:webHidden/>
               </w:rPr>
-              <w:instrText xml:space="preserve"> PAGEREF _Toc200460511 \h </w:instrText>
+              <w:instrText xml:space="preserve"> PAGEREF _Toc230248816 \h </w:instrText>
             </w:r>
             <w:r>
               <w:rPr>
@@ -741,7 +746,7 @@
                 <w:noProof/>
                 <w:webHidden/>
               </w:rPr>
-              <w:t>6</w:t>
+              <w:t>5</w:t>
             </w:r>
             <w:r>
               <w:rPr>
@@ -766,7 +771,7 @@
               <w:lang w:eastAsia="fr-FR"/>
             </w:rPr>
           </w:pPr>
-          <w:hyperlink w:anchor="_Toc200460512" w:history="1">
+          <w:hyperlink w:anchor="_Toc230248817" w:history="1">
             <w:r>
               <w:rPr>
                 <w:rStyle w:val="Lienhypertexte"/>
@@ -793,7 +798,7 @@
                 <w:noProof/>
                 <w:webHidden/>
               </w:rPr>
-              <w:instrText xml:space="preserve"> PAGEREF _Toc200460512 \h </w:instrText>
+              <w:instrText xml:space="preserve"> PAGEREF _Toc230248817 \h </w:instrText>
             </w:r>
             <w:r>
               <w:rPr>
@@ -813,7 +818,7 @@
                 <w:noProof/>
                 <w:webHidden/>
               </w:rPr>
-              <w:t>7</w:t>
+              <w:t>6</w:t>
             </w:r>
             <w:r>
               <w:rPr>
@@ -838,7 +843,7 @@
               <w:lang w:eastAsia="fr-FR"/>
             </w:rPr>
           </w:pPr>
-          <w:hyperlink w:anchor="_Toc200460513" w:history="1">
+          <w:hyperlink w:anchor="_Toc230248818" w:history="1">
             <w:r>
               <w:rPr>
                 <w:rStyle w:val="Lienhypertexte"/>
@@ -865,7 +870,7 @@
                 <w:noProof/>
                 <w:webHidden/>
               </w:rPr>
-              <w:instrText xml:space="preserve"> PAGEREF _Toc200460513 \h </w:instrText>
+              <w:instrText xml:space="preserve"> PAGEREF _Toc230248818 \h </w:instrText>
             </w:r>
             <w:r>
               <w:rPr>
@@ -885,7 +890,7 @@
                 <w:noProof/>
                 <w:webHidden/>
               </w:rPr>
-              <w:t>7</w:t>
+              <w:t>6</w:t>
             </w:r>
             <w:r>
               <w:rPr>
@@ -910,7 +915,7 @@
               <w:lang w:eastAsia="fr-FR"/>
             </w:rPr>
           </w:pPr>
-          <w:hyperlink w:anchor="_Toc200460514" w:history="1">
+          <w:hyperlink w:anchor="_Toc230248819" w:history="1">
             <w:r>
               <w:rPr>
                 <w:rStyle w:val="Lienhypertexte"/>
@@ -937,7 +942,7 @@
                 <w:noProof/>
                 <w:webHidden/>
               </w:rPr>
-              <w:instrText xml:space="preserve"> PAGEREF _Toc200460514 \h </w:instrText>
+              <w:instrText xml:space="preserve"> PAGEREF _Toc230248819 \h </w:instrText>
             </w:r>
             <w:r>
               <w:rPr>
@@ -957,7 +962,7 @@
                 <w:noProof/>
                 <w:webHidden/>
               </w:rPr>
-              <w:t>8</w:t>
+              <w:t>7</w:t>
             </w:r>
             <w:r>
               <w:rPr>
@@ -982,7 +987,7 @@
               <w:lang w:eastAsia="fr-FR"/>
             </w:rPr>
           </w:pPr>
-          <w:hyperlink w:anchor="_Toc200460515" w:history="1">
+          <w:hyperlink w:anchor="_Toc230248820" w:history="1">
             <w:r>
               <w:rPr>
                 <w:rStyle w:val="Lienhypertexte"/>
@@ -1009,7 +1014,7 @@
                 <w:noProof/>
                 <w:webHidden/>
               </w:rPr>
-              <w:instrText xml:space="preserve"> PAGEREF _Toc200460515 \h </w:instrText>
+              <w:instrText xml:space="preserve"> PAGEREF _Toc230248820 \h </w:instrText>
             </w:r>
             <w:r>
               <w:rPr>
@@ -1029,7 +1034,7 @@
                 <w:noProof/>
                 <w:webHidden/>
               </w:rPr>
-              <w:t>8</w:t>
+              <w:t>7</w:t>
             </w:r>
             <w:r>
               <w:rPr>
@@ -1054,7 +1059,7 @@
               <w:lang w:eastAsia="fr-FR"/>
             </w:rPr>
           </w:pPr>
-          <w:hyperlink w:anchor="_Toc200460516" w:history="1">
+          <w:hyperlink w:anchor="_Toc230248821" w:history="1">
             <w:r>
               <w:rPr>
                 <w:rStyle w:val="Lienhypertexte"/>
@@ -1081,7 +1086,7 @@
                 <w:noProof/>
                 <w:webHidden/>
               </w:rPr>
-              <w:instrText xml:space="preserve"> PAGEREF _Toc200460516 \h </w:instrText>
+              <w:instrText xml:space="preserve"> PAGEREF _Toc230248821 \h </w:instrText>
             </w:r>
             <w:r>
               <w:rPr>
@@ -1101,7 +1106,7 @@
                 <w:noProof/>
                 <w:webHidden/>
               </w:rPr>
-              <w:t>8</w:t>
+              <w:t>7</w:t>
             </w:r>
             <w:r>
               <w:rPr>
@@ -1126,7 +1131,7 @@
               <w:lang w:eastAsia="fr-FR"/>
             </w:rPr>
           </w:pPr>
-          <w:hyperlink w:anchor="_Toc200460517" w:history="1">
+          <w:hyperlink w:anchor="_Toc230248822" w:history="1">
             <w:r>
               <w:rPr>
                 <w:rStyle w:val="Lienhypertexte"/>
@@ -1153,7 +1158,7 @@
                 <w:noProof/>
                 <w:webHidden/>
               </w:rPr>
-              <w:instrText xml:space="preserve"> PAGEREF _Toc200460517 \h </w:instrText>
+              <w:instrText xml:space="preserve"> PAGEREF _Toc230248822 \h </w:instrText>
             </w:r>
             <w:r>
               <w:rPr>
@@ -1173,7 +1178,79 @@
                 <w:noProof/>
                 <w:webHidden/>
               </w:rPr>
-              <w:t>9</w:t>
+              <w:t>8</w:t>
+            </w:r>
+            <w:r>
+              <w:rPr>
+                <w:noProof/>
+                <w:webHidden/>
+              </w:rPr>
+              <w:fldChar w:fldCharType="end"/>
+            </w:r>
+          </w:hyperlink>
+        </w:p>
+        <w:p>
+          <w:pPr>
+            <w:pStyle w:val="TM1"/>
+            <w:tabs>
+              <w:tab w:val="right" w:leader="dot" w:pos="9062"/>
+            </w:tabs>
+            <w:rPr>
+              <w:rFonts w:eastAsiaTheme="minorEastAsia"/>
+              <w:noProof/>
+              <w:sz w:val="24"/>
+              <w:szCs w:val="24"/>
+              <w:lang w:eastAsia="fr-FR"/>
+            </w:rPr>
+          </w:pPr>
+          <w:hyperlink w:anchor="_Toc230248823" w:history="1">
+            <w:r>
+              <w:rPr>
+                <w:rStyle w:val="Lienhypertexte"/>
+                <w:noProof/>
+              </w:rPr>
+              <w:t>Référentiel d’exigence</w:t>
+            </w:r>
+            <w:r>
+              <w:rPr>
+                <w:noProof/>
+                <w:webHidden/>
+              </w:rPr>
+              <w:tab/>
+            </w:r>
+            <w:r>
+              <w:rPr>
+                <w:noProof/>
+                <w:webHidden/>
+              </w:rPr>
+              <w:fldChar w:fldCharType="begin"/>
+            </w:r>
+            <w:r>
+              <w:rPr>
+                <w:noProof/>
+                <w:webHidden/>
+              </w:rPr>
+              <w:instrText xml:space="preserve"> PAGEREF _Toc230248823 \h </w:instrText>
+            </w:r>
+            <w:r>
+              <w:rPr>
+                <w:noProof/>
+                <w:webHidden/>
+              </w:rPr>
+            </w:r>
+            <w:r>
+              <w:rPr>
+                <w:noProof/>
+                <w:webHidden/>
+              </w:rPr>
+              <w:fldChar w:fldCharType="separate"/>
+            </w:r>
+            <w:r>
+              <w:rPr>
+                <w:noProof/>
+                <w:webHidden/>
+              </w:rPr>
+              <w:t>8</w:t>
             </w:r>
             <w:r>
               <w:rPr>
@@ -1198,13 +1275,13 @@
               <w:lang w:eastAsia="fr-FR"/>
             </w:rPr>
           </w:pPr>
-          <w:hyperlink w:anchor="_Toc200460518" w:history="1">
+          <w:hyperlink w:anchor="_Toc230248824" w:history="1">
             <w:r>
               <w:rPr>
                 <w:rStyle w:val="Lienhypertexte"/>
                 <w:noProof/>
               </w:rPr>
-              <w:t>Organigramme des acteurs du projet</w:t>
+              <w:t>Exigences fonctionnelles</w:t>
             </w:r>
             <w:r>
               <w:rPr>
@@ -1225,7 +1302,7 @@
                 <w:noProof/>
                 <w:webHidden/>
               </w:rPr>
-              <w:instrText xml:space="preserve"> PAGEREF _Toc200460518 \h </w:instrText>
+              <w:instrText xml:space="preserve"> PAGEREF _Toc230248824 \h </w:instrText>
             </w:r>
             <w:r>
               <w:rPr>
@@ -1245,7 +1322,7 @@
                 <w:noProof/>
                 <w:webHidden/>
               </w:rPr>
-              <w:t>10</w:t>
+              <w:t>8</w:t>
             </w:r>
             <w:r>
               <w:rPr>
@@ -1270,13 +1347,13 @@
               <w:lang w:eastAsia="fr-FR"/>
             </w:rPr>
           </w:pPr>
-          <w:hyperlink w:anchor="_Toc200460519" w:history="1">
+          <w:hyperlink w:anchor="_Toc230248825" w:history="1">
             <w:r>
               <w:rPr>
                 <w:rStyle w:val="Lienhypertexte"/>
                 <w:noProof/>
               </w:rPr>
-              <w:t>Carte mentale</w:t>
+              <w:t>Benchmark des solutions techniques</w:t>
             </w:r>
             <w:r>
               <w:rPr>
@@ -1297,7 +1374,7 @@
                 <w:noProof/>
                 <w:webHidden/>
               </w:rPr>
-              <w:instrText xml:space="preserve"> PAGEREF _Toc200460519 \h </w:instrText>
+              <w:instrText xml:space="preserve"> PAGEREF _Toc230248825 \h </w:instrText>
             </w:r>
             <w:r>
               <w:rPr>
@@ -1317,7 +1394,79 @@
                 <w:noProof/>
                 <w:webHidden/>
               </w:rPr>
-              <w:t>11</w:t>
+              <w:t>9</w:t>
+            </w:r>
+            <w:r>
+              <w:rPr>
+                <w:noProof/>
+                <w:webHidden/>
+              </w:rPr>
+              <w:fldChar w:fldCharType="end"/>
+            </w:r>
+          </w:hyperlink>
+        </w:p>
+        <w:p>
+          <w:pPr>
+            <w:pStyle w:val="TM2"/>
+            <w:tabs>
+              <w:tab w:val="right" w:leader="dot" w:pos="9062"/>
+            </w:tabs>
+            <w:rPr>
+              <w:rFonts w:eastAsiaTheme="minorEastAsia"/>
+              <w:noProof/>
+              <w:sz w:val="24"/>
+              <w:szCs w:val="24"/>
+              <w:lang w:eastAsia="fr-FR"/>
+            </w:rPr>
+          </w:pPr>
+          <w:hyperlink w:anchor="_Toc230248826" w:history="1">
+            <w:r>
+              <w:rPr>
+                <w:rStyle w:val="Lienhypertexte"/>
+                <w:noProof/>
+              </w:rPr>
+              <w:t>Préconisation</w:t>
+            </w:r>
+            <w:r>
+              <w:rPr>
+                <w:noProof/>
+                <w:webHidden/>
+              </w:rPr>
+              <w:tab/>
+            </w:r>
+            <w:r>
+              <w:rPr>
+                <w:noProof/>
+                <w:webHidden/>
+              </w:rPr>
+              <w:fldChar w:fldCharType="begin"/>
+            </w:r>
+            <w:r>
+              <w:rPr>
+                <w:noProof/>
+                <w:webHidden/>
+              </w:rPr>
+              <w:instrText xml:space="preserve"> PAGEREF _Toc230248826 \h </w:instrText>
+            </w:r>
+            <w:r>
+              <w:rPr>
+                <w:noProof/>
+                <w:webHidden/>
+              </w:rPr>
+            </w:r>
+            <w:r>
+              <w:rPr>
+                <w:noProof/>
+                <w:webHidden/>
+              </w:rPr>
+              <w:fldChar w:fldCharType="separate"/>
+            </w:r>
+            <w:r>
+              <w:rPr>
+                <w:noProof/>
+                <w:webHidden/>
+              </w:rPr>
+              <w:t>9</w:t>
             </w:r>
             <w:r>
               <w:rPr>
@@ -1342,13 +1491,13 @@
               <w:lang w:eastAsia="fr-FR"/>
             </w:rPr>
           </w:pPr>
-          <w:hyperlink w:anchor="_Toc200460520" w:history="1">
+          <w:hyperlink w:anchor="_Toc230248827" w:history="1">
             <w:r>
               <w:rPr>
                 <w:rStyle w:val="Lienhypertexte"/>
                 <w:noProof/>
               </w:rPr>
-              <w:t>Référentiel d’exigence</w:t>
+              <w:t>Chiffrage</w:t>
             </w:r>
             <w:r>
               <w:rPr>
@@ -1369,7 +1518,7 @@
                 <w:noProof/>
                 <w:webHidden/>
               </w:rPr>
-              <w:instrText xml:space="preserve"> PAGEREF _Toc200460520 \h </w:instrText>
+              <w:instrText xml:space="preserve"> PAGEREF _Toc230248827 \h </w:instrText>
             </w:r>
             <w:r>
               <w:rPr>
@@ -1389,7 +1538,7 @@
                 <w:noProof/>
                 <w:webHidden/>
               </w:rPr>
-              <w:t>11</w:t>
+              <w:t>10</w:t>
             </w:r>
             <w:r>
               <w:rPr>
@@ -1414,13 +1563,13 @@
               <w:lang w:eastAsia="fr-FR"/>
             </w:rPr>
           </w:pPr>
-          <w:hyperlink w:anchor="_Toc200460521" w:history="1">
+          <w:hyperlink w:anchor="_Toc230248828" w:history="1">
             <w:r>
               <w:rPr>
                 <w:rStyle w:val="Lienhypertexte"/>
                 <w:noProof/>
               </w:rPr>
-              <w:t>Exigences fonctionnelles</w:t>
+              <w:t>Macro-planning</w:t>
             </w:r>
             <w:r>
               <w:rPr>
@@ -1441,7 +1590,79 @@
                 <w:noProof/>
                 <w:webHidden/>
               </w:rPr>
-              <w:instrText xml:space="preserve"> PAGEREF _Toc200460521 \h </w:instrText>
+              <w:instrText xml:space="preserve"> PAGEREF _Toc230248828 \h </w:instrText>
+            </w:r>
+            <w:r>
+              <w:rPr>
+                <w:noProof/>
+                <w:webHidden/>
+              </w:rPr>
+            </w:r>
+            <w:r>
+              <w:rPr>
+                <w:noProof/>
+                <w:webHidden/>
+              </w:rPr>
+              <w:fldChar w:fldCharType="separate"/>
+            </w:r>
+            <w:r>
+              <w:rPr>
+                <w:noProof/>
+                <w:webHidden/>
+              </w:rPr>
+              <w:t>10</w:t>
+            </w:r>
+            <w:r>
+              <w:rPr>
+                <w:noProof/>
+                <w:webHidden/>
+              </w:rPr>
+              <w:fldChar w:fldCharType="end"/>
+            </w:r>
+          </w:hyperlink>
+        </w:p>
+        <w:p>
+          <w:pPr>
+            <w:pStyle w:val="TM1"/>
+            <w:tabs>
+              <w:tab w:val="right" w:leader="dot" w:pos="9062"/>
+            </w:tabs>
+            <w:rPr>
+              <w:rFonts w:eastAsiaTheme="minorEastAsia"/>
+              <w:noProof/>
+              <w:sz w:val="24"/>
+              <w:szCs w:val="24"/>
+              <w:lang w:eastAsia="fr-FR"/>
+            </w:rPr>
+          </w:pPr>
+          <w:hyperlink w:anchor="_Toc230248829" w:history="1">
+            <w:r>
+              <w:rPr>
+                <w:rStyle w:val="Lienhypertexte"/>
+                <w:noProof/>
+              </w:rPr>
+              <w:t>Risques et stratégie des Tests</w:t>
+            </w:r>
+            <w:r>
+              <w:rPr>
+                <w:noProof/>
+                <w:webHidden/>
+              </w:rPr>
+              <w:tab/>
+            </w:r>
+            <w:r>
+              <w:rPr>
+                <w:noProof/>
+                <w:webHidden/>
+              </w:rPr>
+              <w:fldChar w:fldCharType="begin"/>
+            </w:r>
+            <w:r>
+              <w:rPr>
+                <w:noProof/>
+                <w:webHidden/>
+              </w:rPr>
+              <w:instrText xml:space="preserve"> PAGEREF _Toc230248829 \h </w:instrText>
             </w:r>
             <w:r>
               <w:rPr>
@@ -1486,13 +1707,13 @@
               <w:lang w:eastAsia="fr-FR"/>
             </w:rPr>
           </w:pPr>
-          <w:hyperlink w:anchor="_Toc200460522" w:history="1">
+          <w:hyperlink w:anchor="_Toc230248830" w:history="1">
             <w:r>
               <w:rPr>
                 <w:rStyle w:val="Lienhypertexte"/>
                 <w:noProof/>
               </w:rPr>
-              <w:t>Exigences non fonctionnelles</w:t>
+              <w:t>Matrice des Risques</w:t>
             </w:r>
             <w:r>
               <w:rPr>
@@ -1513,7 +1734,7 @@
                 <w:noProof/>
                 <w:webHidden/>
               </w:rPr>
-              <w:instrText xml:space="preserve"> PAGEREF _Toc200460522 \h </w:instrText>
+              <w:instrText xml:space="preserve"> PAGEREF _Toc230248830 \h </w:instrText>
             </w:r>
             <w:r>
               <w:rPr>
@@ -1558,13 +1779,13 @@
               <w:lang w:eastAsia="fr-FR"/>
             </w:rPr>
           </w:pPr>
-          <w:hyperlink w:anchor="_Toc200460523" w:history="1">
+          <w:hyperlink w:anchor="_Toc230248831" w:history="1">
             <w:r>
               <w:rPr>
                 <w:rStyle w:val="Lienhypertexte"/>
                 <w:noProof/>
               </w:rPr>
-              <w:t>Benchmark des solutions techniques</w:t>
+              <w:t>Critère de réussite – Tests Techniques</w:t>
             </w:r>
             <w:r>
               <w:rPr>
@@ -1585,7 +1806,7 @@
                 <w:noProof/>
                 <w:webHidden/>
               </w:rPr>
-              <w:instrText xml:space="preserve"> PAGEREF _Toc200460523 \h </w:instrText>
+              <w:instrText xml:space="preserve"> PAGEREF _Toc230248831 \h </w:instrText>
             </w:r>
             <w:r>
               <w:rPr>
@@ -1605,7 +1826,7 @@
                 <w:noProof/>
                 <w:webHidden/>
               </w:rPr>
-              <w:t>12</w:t>
+              <w:t>11</w:t>
             </w:r>
             <w:r>
               <w:rPr>
@@ -1630,13 +1851,13 @@
               <w:lang w:eastAsia="fr-FR"/>
             </w:rPr>
           </w:pPr>
-          <w:hyperlink w:anchor="_Toc200460524" w:history="1">
+          <w:hyperlink w:anchor="_Toc230248832" w:history="1">
             <w:r>
               <w:rPr>
                 <w:rStyle w:val="Lienhypertexte"/>
                 <w:noProof/>
               </w:rPr>
-              <w:t>Préconisation</w:t>
+              <w:t>Critère de réussite – Expérience utilisateur</w:t>
             </w:r>
             <w:r>
               <w:rPr>
@@ -1657,7 +1878,7 @@
                 <w:noProof/>
                 <w:webHidden/>
               </w:rPr>
-              <w:instrText xml:space="preserve"> PAGEREF _Toc200460524 \h </w:instrText>
+              <w:instrText xml:space="preserve"> PAGEREF _Toc230248832 \h </w:instrText>
             </w:r>
             <w:r>
               <w:rPr>
@@ -1677,1015 +1898,7 @@
                 <w:noProof/>
                 <w:webHidden/>
               </w:rPr>
-              <w:t>12</w:t>
-            </w:r>
-            <w:r>
-              <w:rPr>
-                <w:noProof/>
-                <w:webHidden/>
-              </w:rPr>
-              <w:fldChar w:fldCharType="end"/>
-            </w:r>
-          </w:hyperlink>
-        </w:p>
-        <w:p>
-          <w:pPr>
-            <w:pStyle w:val="TM1"/>
-            <w:tabs>
-              <w:tab w:val="right" w:leader="dot" w:pos="9062"/>
-            </w:tabs>
-            <w:rPr>
-              <w:rFonts w:eastAsiaTheme="minorEastAsia"/>
-              <w:noProof/>
-              <w:sz w:val="24"/>
-              <w:szCs w:val="24"/>
-              <w:lang w:eastAsia="fr-FR"/>
-            </w:rPr>
-          </w:pPr>
-          <w:hyperlink w:anchor="_Toc200460525" w:history="1">
-            <w:r>
-              <w:rPr>
-                <w:rStyle w:val="Lienhypertexte"/>
-                <w:noProof/>
-              </w:rPr>
-              <w:t>Chiffrage</w:t>
-            </w:r>
-            <w:r>
-              <w:rPr>
-                <w:noProof/>
-                <w:webHidden/>
-              </w:rPr>
-              <w:tab/>
-            </w:r>
-            <w:r>
-              <w:rPr>
-                <w:noProof/>
-                <w:webHidden/>
-              </w:rPr>
-              <w:fldChar w:fldCharType="begin"/>
-            </w:r>
-            <w:r>
-              <w:rPr>
-                <w:noProof/>
-                <w:webHidden/>
-              </w:rPr>
-              <w:instrText xml:space="preserve"> PAGEREF _Toc200460525 \h </w:instrText>
-            </w:r>
-            <w:r>
-              <w:rPr>
-                <w:noProof/>
-                <w:webHidden/>
-              </w:rPr>
-            </w:r>
-            <w:r>
-              <w:rPr>
-                <w:noProof/>
-                <w:webHidden/>
-              </w:rPr>
-              <w:fldChar w:fldCharType="separate"/>
-            </w:r>
-            <w:r>
-              <w:rPr>
-                <w:noProof/>
-                <w:webHidden/>
-              </w:rPr>
-              <w:t>12</w:t>
-            </w:r>
-            <w:r>
-              <w:rPr>
-                <w:noProof/>
-                <w:webHidden/>
-              </w:rPr>
-              <w:fldChar w:fldCharType="end"/>
-            </w:r>
-          </w:hyperlink>
-        </w:p>
-        <w:p>
-          <w:pPr>
-            <w:pStyle w:val="TM2"/>
-            <w:tabs>
-              <w:tab w:val="right" w:leader="dot" w:pos="9062"/>
-            </w:tabs>
-            <w:rPr>
-              <w:rFonts w:eastAsiaTheme="minorEastAsia"/>
-              <w:noProof/>
-              <w:sz w:val="24"/>
-              <w:szCs w:val="24"/>
-              <w:lang w:eastAsia="fr-FR"/>
-            </w:rPr>
-          </w:pPr>
-          <w:hyperlink w:anchor="_Toc200460526" w:history="1">
-            <w:r>
-              <w:rPr>
-                <w:rStyle w:val="Lienhypertexte"/>
-                <w:noProof/>
-              </w:rPr>
-              <w:t>Macro planning</w:t>
-            </w:r>
-            <w:r>
-              <w:rPr>
-                <w:noProof/>
-                <w:webHidden/>
-              </w:rPr>
-              <w:tab/>
-            </w:r>
-            <w:r>
-              <w:rPr>
-                <w:noProof/>
-                <w:webHidden/>
-              </w:rPr>
-              <w:fldChar w:fldCharType="begin"/>
-            </w:r>
-            <w:r>
-              <w:rPr>
-                <w:noProof/>
-                <w:webHidden/>
-              </w:rPr>
-              <w:instrText xml:space="preserve"> PAGEREF _Toc200460526 \h </w:instrText>
-            </w:r>
-            <w:r>
-              <w:rPr>
-                <w:noProof/>
-                <w:webHidden/>
-              </w:rPr>
-            </w:r>
-            <w:r>
-              <w:rPr>
-                <w:noProof/>
-                <w:webHidden/>
-              </w:rPr>
-              <w:fldChar w:fldCharType="separate"/>
-            </w:r>
-            <w:r>
-              <w:rPr>
-                <w:noProof/>
-                <w:webHidden/>
-              </w:rPr>
-              <w:t>13</w:t>
-            </w:r>
-            <w:r>
-              <w:rPr>
-                <w:noProof/>
-                <w:webHidden/>
-              </w:rPr>
-              <w:fldChar w:fldCharType="end"/>
-            </w:r>
-          </w:hyperlink>
-        </w:p>
-        <w:p>
-          <w:pPr>
-            <w:pStyle w:val="TM1"/>
-            <w:tabs>
-              <w:tab w:val="right" w:leader="dot" w:pos="9062"/>
-            </w:tabs>
-            <w:rPr>
-              <w:rFonts w:eastAsiaTheme="minorEastAsia"/>
-              <w:noProof/>
-              <w:sz w:val="24"/>
-              <w:szCs w:val="24"/>
-              <w:lang w:eastAsia="fr-FR"/>
-            </w:rPr>
-          </w:pPr>
-          <w:hyperlink w:anchor="_Toc200460527" w:history="1">
-            <w:r>
-              <w:rPr>
-                <w:rStyle w:val="Lienhypertexte"/>
-                <w:noProof/>
-              </w:rPr>
-              <w:t>Risques et stratégie des Tests</w:t>
-            </w:r>
-            <w:r>
-              <w:rPr>
-                <w:noProof/>
-                <w:webHidden/>
-              </w:rPr>
-              <w:tab/>
-            </w:r>
-            <w:r>
-              <w:rPr>
-                <w:noProof/>
-                <w:webHidden/>
-              </w:rPr>
-              <w:fldChar w:fldCharType="begin"/>
-            </w:r>
-            <w:r>
-              <w:rPr>
-                <w:noProof/>
-                <w:webHidden/>
-              </w:rPr>
-              <w:instrText xml:space="preserve"> PAGEREF _Toc200460527 \h </w:instrText>
-            </w:r>
-            <w:r>
-              <w:rPr>
-                <w:noProof/>
-                <w:webHidden/>
-              </w:rPr>
-            </w:r>
-            <w:r>
-              <w:rPr>
-                <w:noProof/>
-                <w:webHidden/>
-              </w:rPr>
-              <w:fldChar w:fldCharType="separate"/>
-            </w:r>
-            <w:r>
-              <w:rPr>
-                <w:noProof/>
-                <w:webHidden/>
-              </w:rPr>
-              <w:t>14</w:t>
-            </w:r>
-            <w:r>
-              <w:rPr>
-                <w:noProof/>
-                <w:webHidden/>
-              </w:rPr>
-              <w:fldChar w:fldCharType="end"/>
-            </w:r>
-          </w:hyperlink>
-        </w:p>
-        <w:p>
-          <w:pPr>
-            <w:pStyle w:val="TM2"/>
-            <w:tabs>
-              <w:tab w:val="right" w:leader="dot" w:pos="9062"/>
-            </w:tabs>
-            <w:rPr>
-              <w:rFonts w:eastAsiaTheme="minorEastAsia"/>
-              <w:noProof/>
-              <w:sz w:val="24"/>
-              <w:szCs w:val="24"/>
-              <w:lang w:eastAsia="fr-FR"/>
-            </w:rPr>
-          </w:pPr>
-          <w:hyperlink w:anchor="_Toc200460528" w:history="1">
-            <w:r>
-              <w:rPr>
-                <w:rStyle w:val="Lienhypertexte"/>
-                <w:noProof/>
-              </w:rPr>
-              <w:t>Matrice des Risques</w:t>
-            </w:r>
-            <w:r>
-              <w:rPr>
-                <w:noProof/>
-                <w:webHidden/>
-              </w:rPr>
-              <w:tab/>
-            </w:r>
-            <w:r>
-              <w:rPr>
-                <w:noProof/>
-                <w:webHidden/>
-              </w:rPr>
-              <w:fldChar w:fldCharType="begin"/>
-            </w:r>
-            <w:r>
-              <w:rPr>
-                <w:noProof/>
-                <w:webHidden/>
-              </w:rPr>
-              <w:instrText xml:space="preserve"> PAGEREF _Toc200460528 \h </w:instrText>
-            </w:r>
-            <w:r>
-              <w:rPr>
-                <w:noProof/>
-                <w:webHidden/>
-              </w:rPr>
-            </w:r>
-            <w:r>
-              <w:rPr>
-                <w:noProof/>
-                <w:webHidden/>
-              </w:rPr>
-              <w:fldChar w:fldCharType="separate"/>
-            </w:r>
-            <w:r>
-              <w:rPr>
-                <w:noProof/>
-                <w:webHidden/>
-              </w:rPr>
-              <w:t>14</w:t>
-            </w:r>
-            <w:r>
-              <w:rPr>
-                <w:noProof/>
-                <w:webHidden/>
-              </w:rPr>
-              <w:fldChar w:fldCharType="end"/>
-            </w:r>
-          </w:hyperlink>
-        </w:p>
-        <w:p>
-          <w:pPr>
-            <w:pStyle w:val="TM2"/>
-            <w:tabs>
-              <w:tab w:val="right" w:leader="dot" w:pos="9062"/>
-            </w:tabs>
-            <w:rPr>
-              <w:rFonts w:eastAsiaTheme="minorEastAsia"/>
-              <w:noProof/>
-              <w:sz w:val="24"/>
-              <w:szCs w:val="24"/>
-              <w:lang w:eastAsia="fr-FR"/>
-            </w:rPr>
-          </w:pPr>
-          <w:hyperlink w:anchor="_Toc200460529" w:history="1">
-            <w:r>
-              <w:rPr>
-                <w:rStyle w:val="Lienhypertexte"/>
-                <w:noProof/>
-              </w:rPr>
-              <w:t>Critère de réussite – Tests Techniques</w:t>
-            </w:r>
-            <w:r>
-              <w:rPr>
-                <w:noProof/>
-                <w:webHidden/>
-              </w:rPr>
-              <w:tab/>
-            </w:r>
-            <w:r>
-              <w:rPr>
-                <w:noProof/>
-                <w:webHidden/>
-              </w:rPr>
-              <w:fldChar w:fldCharType="begin"/>
-            </w:r>
-            <w:r>
-              <w:rPr>
-                <w:noProof/>
-                <w:webHidden/>
-              </w:rPr>
-              <w:instrText xml:space="preserve"> PAGEREF _Toc200460529 \h </w:instrText>
-            </w:r>
-            <w:r>
-              <w:rPr>
-                <w:noProof/>
-                <w:webHidden/>
-              </w:rPr>
-            </w:r>
-            <w:r>
-              <w:rPr>
-                <w:noProof/>
-                <w:webHidden/>
-              </w:rPr>
-              <w:fldChar w:fldCharType="separate"/>
-            </w:r>
-            <w:r>
-              <w:rPr>
-                <w:noProof/>
-                <w:webHidden/>
-              </w:rPr>
-              <w:t>14</w:t>
-            </w:r>
-            <w:r>
-              <w:rPr>
-                <w:noProof/>
-                <w:webHidden/>
-              </w:rPr>
-              <w:fldChar w:fldCharType="end"/>
-            </w:r>
-          </w:hyperlink>
-        </w:p>
-        <w:p>
-          <w:pPr>
-            <w:pStyle w:val="TM2"/>
-            <w:tabs>
-              <w:tab w:val="right" w:leader="dot" w:pos="9062"/>
-            </w:tabs>
-            <w:rPr>
-              <w:rFonts w:eastAsiaTheme="minorEastAsia"/>
-              <w:noProof/>
-              <w:sz w:val="24"/>
-              <w:szCs w:val="24"/>
-              <w:lang w:eastAsia="fr-FR"/>
-            </w:rPr>
-          </w:pPr>
-          <w:hyperlink w:anchor="_Toc200460530" w:history="1">
-            <w:r>
-              <w:rPr>
-                <w:rStyle w:val="Lienhypertexte"/>
-                <w:noProof/>
-              </w:rPr>
-              <w:t>Critère de réussite – Expérience utilisateur</w:t>
-            </w:r>
-            <w:r>
-              <w:rPr>
-                <w:noProof/>
-                <w:webHidden/>
-              </w:rPr>
-              <w:tab/>
-            </w:r>
-            <w:r>
-              <w:rPr>
-                <w:noProof/>
-                <w:webHidden/>
-              </w:rPr>
-              <w:fldChar w:fldCharType="begin"/>
-            </w:r>
-            <w:r>
-              <w:rPr>
-                <w:noProof/>
-                <w:webHidden/>
-              </w:rPr>
-              <w:instrText xml:space="preserve"> PAGEREF _Toc200460530 \h </w:instrText>
-            </w:r>
-            <w:r>
-              <w:rPr>
-                <w:noProof/>
-                <w:webHidden/>
-              </w:rPr>
-            </w:r>
-            <w:r>
-              <w:rPr>
-                <w:noProof/>
-                <w:webHidden/>
-              </w:rPr>
-              <w:fldChar w:fldCharType="separate"/>
-            </w:r>
-            <w:r>
-              <w:rPr>
-                <w:noProof/>
-                <w:webHidden/>
-              </w:rPr>
-              <w:t>15</w:t>
-            </w:r>
-            <w:r>
-              <w:rPr>
-                <w:noProof/>
-                <w:webHidden/>
-              </w:rPr>
-              <w:fldChar w:fldCharType="end"/>
-            </w:r>
-          </w:hyperlink>
-        </w:p>
-        <w:p>
-          <w:pPr>
-            <w:pStyle w:val="TM1"/>
-            <w:tabs>
-              <w:tab w:val="right" w:leader="dot" w:pos="9062"/>
-            </w:tabs>
-            <w:rPr>
-              <w:rFonts w:eastAsiaTheme="minorEastAsia"/>
-              <w:noProof/>
-              <w:sz w:val="24"/>
-              <w:szCs w:val="24"/>
-              <w:lang w:eastAsia="fr-FR"/>
-            </w:rPr>
-          </w:pPr>
-          <w:hyperlink w:anchor="_Toc200460531" w:history="1">
-            <w:r>
-              <w:rPr>
-                <w:rStyle w:val="Lienhypertexte"/>
-                <w:noProof/>
-              </w:rPr>
-              <w:t>KPI</w:t>
-            </w:r>
-            <w:r>
-              <w:rPr>
-                <w:noProof/>
-                <w:webHidden/>
-              </w:rPr>
-              <w:tab/>
-            </w:r>
-            <w:r>
-              <w:rPr>
-                <w:noProof/>
-                <w:webHidden/>
-              </w:rPr>
-              <w:fldChar w:fldCharType="begin"/>
-            </w:r>
-            <w:r>
-              <w:rPr>
-                <w:noProof/>
-                <w:webHidden/>
-              </w:rPr>
-              <w:instrText xml:space="preserve"> PAGEREF _Toc200460531 \h </w:instrText>
-            </w:r>
-            <w:r>
-              <w:rPr>
-                <w:noProof/>
-                <w:webHidden/>
-              </w:rPr>
-            </w:r>
-            <w:r>
-              <w:rPr>
-                <w:noProof/>
-                <w:webHidden/>
-              </w:rPr>
-              <w:fldChar w:fldCharType="separate"/>
-            </w:r>
-            <w:r>
-              <w:rPr>
-                <w:noProof/>
-                <w:webHidden/>
-              </w:rPr>
-              <w:t>15</w:t>
-            </w:r>
-            <w:r>
-              <w:rPr>
-                <w:noProof/>
-                <w:webHidden/>
-              </w:rPr>
-              <w:fldChar w:fldCharType="end"/>
-            </w:r>
-          </w:hyperlink>
-        </w:p>
-        <w:p>
-          <w:pPr>
-            <w:pStyle w:val="TM1"/>
-            <w:tabs>
-              <w:tab w:val="right" w:leader="dot" w:pos="9062"/>
-            </w:tabs>
-            <w:rPr>
-              <w:rFonts w:eastAsiaTheme="minorEastAsia"/>
-              <w:noProof/>
-              <w:sz w:val="24"/>
-              <w:szCs w:val="24"/>
-              <w:lang w:eastAsia="fr-FR"/>
-            </w:rPr>
-          </w:pPr>
-          <w:hyperlink w:anchor="_Toc200460532" w:history="1">
-            <w:r>
-              <w:rPr>
-                <w:rStyle w:val="Lienhypertexte"/>
-                <w:noProof/>
-              </w:rPr>
-              <w:t>Stratégie d’accompagnement au changement</w:t>
-            </w:r>
-            <w:r>
-              <w:rPr>
-                <w:noProof/>
-                <w:webHidden/>
-              </w:rPr>
-              <w:tab/>
-            </w:r>
-            <w:r>
-              <w:rPr>
-                <w:noProof/>
-                <w:webHidden/>
-              </w:rPr>
-              <w:fldChar w:fldCharType="begin"/>
-            </w:r>
-            <w:r>
-              <w:rPr>
-                <w:noProof/>
-                <w:webHidden/>
-              </w:rPr>
-              <w:instrText xml:space="preserve"> PAGEREF _Toc200460532 \h </w:instrText>
-            </w:r>
-            <w:r>
-              <w:rPr>
-                <w:noProof/>
-                <w:webHidden/>
-              </w:rPr>
-            </w:r>
-            <w:r>
-              <w:rPr>
-                <w:noProof/>
-                <w:webHidden/>
-              </w:rPr>
-              <w:fldChar w:fldCharType="separate"/>
-            </w:r>
-            <w:r>
-              <w:rPr>
-                <w:noProof/>
-                <w:webHidden/>
-              </w:rPr>
-              <w:t>16</w:t>
-            </w:r>
-            <w:r>
-              <w:rPr>
-                <w:noProof/>
-                <w:webHidden/>
-              </w:rPr>
-              <w:fldChar w:fldCharType="end"/>
-            </w:r>
-          </w:hyperlink>
-        </w:p>
-        <w:p>
-          <w:pPr>
-            <w:pStyle w:val="TM2"/>
-            <w:tabs>
-              <w:tab w:val="right" w:leader="dot" w:pos="9062"/>
-            </w:tabs>
-            <w:rPr>
-              <w:rFonts w:eastAsiaTheme="minorEastAsia"/>
-              <w:noProof/>
-              <w:sz w:val="24"/>
-              <w:szCs w:val="24"/>
-              <w:lang w:eastAsia="fr-FR"/>
-            </w:rPr>
-          </w:pPr>
-          <w:hyperlink w:anchor="_Toc200460533" w:history="1">
-            <w:r>
-              <w:rPr>
-                <w:rStyle w:val="Lienhypertexte"/>
-                <w:noProof/>
-              </w:rPr>
-              <w:t>Objectif</w:t>
-            </w:r>
-            <w:r>
-              <w:rPr>
-                <w:noProof/>
-                <w:webHidden/>
-              </w:rPr>
-              <w:tab/>
-            </w:r>
-            <w:r>
-              <w:rPr>
-                <w:noProof/>
-                <w:webHidden/>
-              </w:rPr>
-              <w:fldChar w:fldCharType="begin"/>
-            </w:r>
-            <w:r>
-              <w:rPr>
-                <w:noProof/>
-                <w:webHidden/>
-              </w:rPr>
-              <w:instrText xml:space="preserve"> PAGEREF _Toc200460533 \h </w:instrText>
-            </w:r>
-            <w:r>
-              <w:rPr>
-                <w:noProof/>
-                <w:webHidden/>
-              </w:rPr>
-            </w:r>
-            <w:r>
-              <w:rPr>
-                <w:noProof/>
-                <w:webHidden/>
-              </w:rPr>
-              <w:fldChar w:fldCharType="separate"/>
-            </w:r>
-            <w:r>
-              <w:rPr>
-                <w:noProof/>
-                <w:webHidden/>
-              </w:rPr>
-              <w:t>16</w:t>
-            </w:r>
-            <w:r>
-              <w:rPr>
-                <w:noProof/>
-                <w:webHidden/>
-              </w:rPr>
-              <w:fldChar w:fldCharType="end"/>
-            </w:r>
-          </w:hyperlink>
-        </w:p>
-        <w:p>
-          <w:pPr>
-            <w:pStyle w:val="TM2"/>
-            <w:tabs>
-              <w:tab w:val="right" w:leader="dot" w:pos="9062"/>
-            </w:tabs>
-            <w:rPr>
-              <w:rFonts w:eastAsiaTheme="minorEastAsia"/>
-              <w:noProof/>
-              <w:sz w:val="24"/>
-              <w:szCs w:val="24"/>
-              <w:lang w:eastAsia="fr-FR"/>
-            </w:rPr>
-          </w:pPr>
-          <w:hyperlink w:anchor="_Toc200460534" w:history="1">
-            <w:r>
-              <w:rPr>
-                <w:rStyle w:val="Lienhypertexte"/>
-                <w:noProof/>
-              </w:rPr>
-              <w:t>Dispositif de formation et de la communication</w:t>
-            </w:r>
-            <w:r>
-              <w:rPr>
-                <w:noProof/>
-                <w:webHidden/>
-              </w:rPr>
-              <w:tab/>
-            </w:r>
-            <w:r>
-              <w:rPr>
-                <w:noProof/>
-                <w:webHidden/>
-              </w:rPr>
-              <w:fldChar w:fldCharType="begin"/>
-            </w:r>
-            <w:r>
-              <w:rPr>
-                <w:noProof/>
-                <w:webHidden/>
-              </w:rPr>
-              <w:instrText xml:space="preserve"> PAGEREF _Toc200460534 \h </w:instrText>
-            </w:r>
-            <w:r>
-              <w:rPr>
-                <w:noProof/>
-                <w:webHidden/>
-              </w:rPr>
-            </w:r>
-            <w:r>
-              <w:rPr>
-                <w:noProof/>
-                <w:webHidden/>
-              </w:rPr>
-              <w:fldChar w:fldCharType="separate"/>
-            </w:r>
-            <w:r>
-              <w:rPr>
-                <w:noProof/>
-                <w:webHidden/>
-              </w:rPr>
-              <w:t>16</w:t>
-            </w:r>
-            <w:r>
-              <w:rPr>
-                <w:noProof/>
-                <w:webHidden/>
-              </w:rPr>
-              <w:fldChar w:fldCharType="end"/>
-            </w:r>
-          </w:hyperlink>
-        </w:p>
-        <w:p>
-          <w:pPr>
-            <w:pStyle w:val="TM3"/>
-            <w:tabs>
-              <w:tab w:val="right" w:leader="dot" w:pos="9062"/>
-            </w:tabs>
-            <w:rPr>
-              <w:rFonts w:eastAsiaTheme="minorEastAsia"/>
-              <w:noProof/>
-              <w:sz w:val="24"/>
-              <w:szCs w:val="24"/>
-              <w:lang w:eastAsia="fr-FR"/>
-            </w:rPr>
-          </w:pPr>
-          <w:hyperlink w:anchor="_Toc200460535" w:history="1">
-            <w:r>
-              <w:rPr>
-                <w:rStyle w:val="Lienhypertexte"/>
-                <w:noProof/>
-              </w:rPr>
-              <w:t>Documentation</w:t>
-            </w:r>
-            <w:r>
-              <w:rPr>
-                <w:noProof/>
-                <w:webHidden/>
-              </w:rPr>
-              <w:tab/>
-            </w:r>
-            <w:r>
-              <w:rPr>
-                <w:noProof/>
-                <w:webHidden/>
-              </w:rPr>
-              <w:fldChar w:fldCharType="begin"/>
-            </w:r>
-            <w:r>
-              <w:rPr>
-                <w:noProof/>
-                <w:webHidden/>
-              </w:rPr>
-              <w:instrText xml:space="preserve"> PAGEREF _Toc200460535 \h </w:instrText>
-            </w:r>
-            <w:r>
-              <w:rPr>
-                <w:noProof/>
-                <w:webHidden/>
-              </w:rPr>
-            </w:r>
-            <w:r>
-              <w:rPr>
-                <w:noProof/>
-                <w:webHidden/>
-              </w:rPr>
-              <w:fldChar w:fldCharType="separate"/>
-            </w:r>
-            <w:r>
-              <w:rPr>
-                <w:noProof/>
-                <w:webHidden/>
-              </w:rPr>
-              <w:t>16</w:t>
-            </w:r>
-            <w:r>
-              <w:rPr>
-                <w:noProof/>
-                <w:webHidden/>
-              </w:rPr>
-              <w:fldChar w:fldCharType="end"/>
-            </w:r>
-          </w:hyperlink>
-        </w:p>
-        <w:p>
-          <w:pPr>
-            <w:pStyle w:val="TM3"/>
-            <w:tabs>
-              <w:tab w:val="right" w:leader="dot" w:pos="9062"/>
-            </w:tabs>
-            <w:rPr>
-              <w:rFonts w:eastAsiaTheme="minorEastAsia"/>
-              <w:noProof/>
-              <w:sz w:val="24"/>
-              <w:szCs w:val="24"/>
-              <w:lang w:eastAsia="fr-FR"/>
-            </w:rPr>
-          </w:pPr>
-          <w:hyperlink w:anchor="_Toc200460536" w:history="1">
-            <w:r>
-              <w:rPr>
-                <w:rStyle w:val="Lienhypertexte"/>
-                <w:noProof/>
-              </w:rPr>
-              <w:t>Communication proactive</w:t>
-            </w:r>
-            <w:r>
-              <w:rPr>
-                <w:noProof/>
-                <w:webHidden/>
-              </w:rPr>
-              <w:tab/>
-            </w:r>
-            <w:r>
-              <w:rPr>
-                <w:noProof/>
-                <w:webHidden/>
-              </w:rPr>
-              <w:fldChar w:fldCharType="begin"/>
-            </w:r>
-            <w:r>
-              <w:rPr>
-                <w:noProof/>
-                <w:webHidden/>
-              </w:rPr>
-              <w:instrText xml:space="preserve"> PAGEREF _Toc200460536 \h </w:instrText>
-            </w:r>
-            <w:r>
-              <w:rPr>
-                <w:noProof/>
-                <w:webHidden/>
-              </w:rPr>
-            </w:r>
-            <w:r>
-              <w:rPr>
-                <w:noProof/>
-                <w:webHidden/>
-              </w:rPr>
-              <w:fldChar w:fldCharType="separate"/>
-            </w:r>
-            <w:r>
-              <w:rPr>
-                <w:noProof/>
-                <w:webHidden/>
-              </w:rPr>
-              <w:t>16</w:t>
-            </w:r>
-            <w:r>
-              <w:rPr>
-                <w:noProof/>
-                <w:webHidden/>
-              </w:rPr>
-              <w:fldChar w:fldCharType="end"/>
-            </w:r>
-          </w:hyperlink>
-        </w:p>
-        <w:p>
-          <w:pPr>
-            <w:pStyle w:val="TM2"/>
-            <w:tabs>
-              <w:tab w:val="right" w:leader="dot" w:pos="9062"/>
-            </w:tabs>
-            <w:rPr>
-              <w:rFonts w:eastAsiaTheme="minorEastAsia"/>
-              <w:noProof/>
-              <w:sz w:val="24"/>
-              <w:szCs w:val="24"/>
-              <w:lang w:eastAsia="fr-FR"/>
-            </w:rPr>
-          </w:pPr>
-          <w:hyperlink w:anchor="_Toc200460537" w:history="1">
-            <w:r>
-              <w:rPr>
-                <w:rStyle w:val="Lienhypertexte"/>
-                <w:noProof/>
-              </w:rPr>
-              <w:t>Support utilisateur post migration</w:t>
-            </w:r>
-            <w:r>
-              <w:rPr>
-                <w:noProof/>
-                <w:webHidden/>
-              </w:rPr>
-              <w:tab/>
-            </w:r>
-            <w:r>
-              <w:rPr>
-                <w:noProof/>
-                <w:webHidden/>
-              </w:rPr>
-              <w:fldChar w:fldCharType="begin"/>
-            </w:r>
-            <w:r>
-              <w:rPr>
-                <w:noProof/>
-                <w:webHidden/>
-              </w:rPr>
-              <w:instrText xml:space="preserve"> PAGEREF _Toc200460537 \h </w:instrText>
-            </w:r>
-            <w:r>
-              <w:rPr>
-                <w:noProof/>
-                <w:webHidden/>
-              </w:rPr>
-            </w:r>
-            <w:r>
-              <w:rPr>
-                <w:noProof/>
-                <w:webHidden/>
-              </w:rPr>
-              <w:fldChar w:fldCharType="separate"/>
-            </w:r>
-            <w:r>
-              <w:rPr>
-                <w:noProof/>
-                <w:webHidden/>
-              </w:rPr>
-              <w:t>16</w:t>
-            </w:r>
-            <w:r>
-              <w:rPr>
-                <w:noProof/>
-                <w:webHidden/>
-              </w:rPr>
-              <w:fldChar w:fldCharType="end"/>
-            </w:r>
-          </w:hyperlink>
-        </w:p>
-        <w:p>
-          <w:pPr>
-            <w:pStyle w:val="TM3"/>
-            <w:tabs>
-              <w:tab w:val="right" w:leader="dot" w:pos="9062"/>
-            </w:tabs>
-            <w:rPr>
-              <w:rFonts w:eastAsiaTheme="minorEastAsia"/>
-              <w:noProof/>
-              <w:sz w:val="24"/>
-              <w:szCs w:val="24"/>
-              <w:lang w:eastAsia="fr-FR"/>
-            </w:rPr>
-          </w:pPr>
-          <w:hyperlink w:anchor="_Toc200460538" w:history="1">
-            <w:r>
-              <w:rPr>
-                <w:rStyle w:val="Lienhypertexte"/>
-                <w:noProof/>
-              </w:rPr>
-              <w:t>Modèle de ticket</w:t>
-            </w:r>
-            <w:r>
-              <w:rPr>
-                <w:noProof/>
-                <w:webHidden/>
-              </w:rPr>
-              <w:tab/>
-            </w:r>
-            <w:r>
-              <w:rPr>
-                <w:noProof/>
-                <w:webHidden/>
-              </w:rPr>
-              <w:fldChar w:fldCharType="begin"/>
-            </w:r>
-            <w:r>
-              <w:rPr>
-                <w:noProof/>
-                <w:webHidden/>
-              </w:rPr>
-              <w:instrText xml:space="preserve"> PAGEREF _Toc200460538 \h </w:instrText>
-            </w:r>
-            <w:r>
-              <w:rPr>
-                <w:noProof/>
-                <w:webHidden/>
-              </w:rPr>
-            </w:r>
-            <w:r>
-              <w:rPr>
-                <w:noProof/>
-                <w:webHidden/>
-              </w:rPr>
-              <w:fldChar w:fldCharType="separate"/>
-            </w:r>
-            <w:r>
-              <w:rPr>
-                <w:noProof/>
-                <w:webHidden/>
-              </w:rPr>
-              <w:t>16</w:t>
+              <w:t>11</w:t>
             </w:r>
             <w:r>
               <w:rPr>
@@ -2708,17 +1921,16 @@
               <w:b/>
               <w:bCs/>
             </w:rPr>
-            <w:lastRenderedPageBreak/>
             <w:fldChar w:fldCharType="end"/>
           </w:r>
         </w:p>
       </w:sdtContent>
     </w:sdt>
-    <w:bookmarkStart w:id="0" w:name="_Toc200460504" w:displacedByCustomXml="prev"/>
     <w:p>
       <w:pPr>
         <w:pStyle w:val="Titre1"/>
       </w:pPr>
+      <w:bookmarkStart w:id="0" w:name="_Toc230248809"/>
       <w:r>
         <w:t>Introduction</w:t>
       </w:r>
@@ -2735,11 +1947,14 @@
           <w:numId w:val="1"/>
         </w:numPr>
       </w:pPr>
-      <w:bookmarkStart w:id="1" w:name="_Toc200460505"/>
-      <w:r>
-        <w:t>Description du projet </w:t>
+      <w:bookmarkStart w:id="1" w:name="_Toc230248810"/>
+      <w:r>
+        <w:t>Description du projet</w:t>
       </w:r>
       <w:bookmarkEnd w:id="1"/>
+      <w:r>
+        <w:t> </w:t>
+      </w:r>
     </w:p>
     <w:p>
       <w:r>
@@ -2748,12 +1963,38 @@
     </w:p>
     <w:p>
       <w:r>
-        <w:t>Dans un contexte de croissance et de complexification de son infrastructure informatique, Artemis souhaite disposer d’un outil de supervision capable de surveiller en temps réel l’ensemble de ses composants critiques : serveurs, applications, bases de données et équipements réseau. Cette démarche vise à garantir la continuité de service, anticiper les incidents et optimiser l’utilisation des ressources.</w:t>
+        <w:t xml:space="preserve">Dans un contexte de croissance et de complexification de son infrastructure informatique, Artemis souhaite disposer d’un outil de supervision capable de surveiller en temps réel l’ensemble de ses composants critiques : serveurs, applications, bases de données et </w:t>
+      </w:r>
+      <w:r>
+        <w:lastRenderedPageBreak/>
+        <w:t>équipements réseau. Cette démarche vise à garantir la continuité de service, anticiper les incidents et optimiser l’utilisation des ressources.</w:t>
       </w:r>
     </w:p>
     <w:p>
       <w:r>
-        <w:t>Le projet consiste donc à proposer une solution technique de supervision adaptée aux besoins métiers de l’entreprise, en s’appuyant sur une architecture existante multi-niveaux (Front-End, Back-End, SOC, zone d’administration). La solution devra permettre la collecte de métriques (CPU, mémoire, disque, réseau), la génération d’alertes en cas d’anomalie et la production de tableaux de bord exploitables.</w:t>
+        <w:t>Le projet consiste donc à proposer une solution technique de supervision adaptée aux besoins métiers de l’entreprise, en s’appuyant sur une architecture existante multi-niveaux (</w:t>
+      </w:r>
+      <w:proofErr w:type="spellStart"/>
+      <w:r>
+        <w:t>Front-End</w:t>
+      </w:r>
+      <w:proofErr w:type="spellEnd"/>
+      <w:r>
+        <w:t xml:space="preserve">, </w:t>
+      </w:r>
+      <w:proofErr w:type="spellStart"/>
+      <w:r>
+        <w:t>Back-End</w:t>
+      </w:r>
+      <w:proofErr w:type="spellEnd"/>
+      <w:r>
+        <w:t>, SOC, zone d’administration). La solution devra permettre la collecte de métriques (CPU, mémoire, réseau</w:t>
+      </w:r>
+      <w:r>
+        <w:t xml:space="preserve"> …</w:t>
+      </w:r>
+      <w:r>
+        <w:t>), la génération d’alertes en cas d’anomalie et la production de tableaux de bord exploitables.</w:t>
       </w:r>
     </w:p>
     <w:p>
@@ -2763,25 +2004,7 @@
     </w:p>
     <w:p>
       <w:r>
-        <w:t>Enfin, le projet inclut la production de plusieurs livrables : un dossier de chefferie de projet détaillant les choix stratégiques, une</w:t>
-      </w:r>
-      <w:r>
-        <w:t>/des</w:t>
-      </w:r>
-      <w:r>
-        <w:t xml:space="preserve"> documentation</w:t>
-      </w:r>
-      <w:r>
-        <w:t>(s)</w:t>
-      </w:r>
-      <w:r>
-        <w:t xml:space="preserve"> technique d’installation</w:t>
-      </w:r>
-      <w:r>
-        <w:t>(s)</w:t>
-      </w:r>
-      <w:r>
-        <w:t xml:space="preserve"> et une présentation orale visant à convaincre les décideurs d’Artemis de la pertinence de la solution proposée.</w:t>
+        <w:t>Enfin, le projet inclut la production de plusieurs livrables : un dossier de chefferie de projet détaillant les choix stratégiques, une/des documentation(s) technique d’installation(s) et une présentation orale visant à convaincre les décideurs d’Artemis de la pertinence de la solution proposée.</w:t>
       </w:r>
     </w:p>
     <w:p>
@@ -2797,11 +2020,14 @@
           <w:numId w:val="1"/>
         </w:numPr>
       </w:pPr>
-      <w:bookmarkStart w:id="2" w:name="_Toc200460506"/>
-      <w:r>
-        <w:t>Contexte du projet </w:t>
+      <w:bookmarkStart w:id="2" w:name="_Toc230248811"/>
+      <w:r>
+        <w:t>Contexte du projet</w:t>
       </w:r>
       <w:bookmarkEnd w:id="2"/>
+      <w:r>
+        <w:t> </w:t>
+      </w:r>
     </w:p>
     <w:p/>
     <w:p>
@@ -2885,7 +2111,6 @@
           <w:b/>
           <w:bCs/>
         </w:rPr>
-        <w:lastRenderedPageBreak/>
         <w:t>Quoi ?</w:t>
       </w:r>
     </w:p>
@@ -2940,8 +2165,13 @@
         </w:numPr>
       </w:pPr>
       <w:r>
-        <w:t>La production de tableaux de bord et de reporting</w:t>
-      </w:r>
+        <w:t xml:space="preserve">La production de tableaux de bord et de </w:t>
+      </w:r>
+      <w:proofErr w:type="spellStart"/>
+      <w:r>
+        <w:t>reporting</w:t>
+      </w:r>
+      <w:proofErr w:type="spellEnd"/>
     </w:p>
     <w:p>
       <w:pPr>
@@ -2960,6 +2190,7 @@
     </w:p>
     <w:p>
       <w:r>
+        <w:lastRenderedPageBreak/>
         <w:t>La solution devra s’intégrer dans l’infrastructure existante d’Artemis, organisée en plusieurs zones :</w:t>
       </w:r>
     </w:p>
@@ -2970,8 +2201,29 @@
           <w:numId w:val="4"/>
         </w:numPr>
       </w:pPr>
-      <w:r>
-        <w:t>Front-End (load balancing avec HAProxy)</w:t>
+      <w:proofErr w:type="spellStart"/>
+      <w:r>
+        <w:t>Front-End</w:t>
+      </w:r>
+      <w:proofErr w:type="spellEnd"/>
+      <w:r>
+        <w:t xml:space="preserve"> (</w:t>
+      </w:r>
+      <w:proofErr w:type="spellStart"/>
+      <w:r>
+        <w:t>load</w:t>
+      </w:r>
+      <w:proofErr w:type="spellEnd"/>
+      <w:r>
+        <w:t xml:space="preserve"> balancing avec </w:t>
+      </w:r>
+      <w:proofErr w:type="spellStart"/>
+      <w:r>
+        <w:t>HAProxy</w:t>
+      </w:r>
+      <w:proofErr w:type="spellEnd"/>
+      <w:r>
+        <w:t>)</w:t>
       </w:r>
     </w:p>
     <w:p>
@@ -2981,8 +2233,13 @@
           <w:numId w:val="4"/>
         </w:numPr>
       </w:pPr>
-      <w:r>
-        <w:t>Back-End (serveurs applicatifs et bases de données)</w:t>
+      <w:proofErr w:type="spellStart"/>
+      <w:r>
+        <w:t>Back-End</w:t>
+      </w:r>
+      <w:proofErr w:type="spellEnd"/>
+      <w:r>
+        <w:t xml:space="preserve"> (serveurs applicatifs et bases de données)</w:t>
       </w:r>
     </w:p>
     <w:p>
@@ -3181,7 +2438,6 @@
         </w:numPr>
       </w:pPr>
       <w:r>
-        <w:lastRenderedPageBreak/>
         <w:t>Documentation et restitution du projet (rapport + présentation)</w:t>
       </w:r>
     </w:p>
@@ -3195,8 +2451,9 @@
       <w:pPr>
         <w:pStyle w:val="Titre1"/>
       </w:pPr>
-      <w:bookmarkStart w:id="3" w:name="_Toc200460507"/>
-      <w:r>
+      <w:bookmarkStart w:id="3" w:name="_Toc230248812"/>
+      <w:r>
+        <w:lastRenderedPageBreak/>
         <w:t>Analyse de l’existant</w:t>
       </w:r>
       <w:bookmarkEnd w:id="3"/>
@@ -3205,11 +2462,14 @@
       <w:pPr>
         <w:pStyle w:val="Titre2"/>
       </w:pPr>
-      <w:bookmarkStart w:id="4" w:name="_Toc200460508"/>
-      <w:r>
-        <w:t xml:space="preserve">Méthode SWOT : </w:t>
+      <w:bookmarkStart w:id="4" w:name="_Toc230248813"/>
+      <w:r>
+        <w:t>Méthode SWOT :</w:t>
       </w:r>
       <w:bookmarkEnd w:id="4"/>
+      <w:r>
+        <w:t xml:space="preserve"> </w:t>
+      </w:r>
     </w:p>
     <w:p>
       <w:r>
@@ -3224,7 +2484,7 @@
             <wp:cNvGraphicFramePr/>
             <a:graphic xmlns:a="http://schemas.openxmlformats.org/drawingml/2006/main">
               <a:graphicData uri="http://schemas.openxmlformats.org/drawingml/2006/diagram">
-                <dgm:relIds xmlns:dgm="http://schemas.openxmlformats.org/drawingml/2006/diagram" xmlns:r="http://schemas.openxmlformats.org/officeDocument/2006/relationships" r:dm="rId7" r:lo="rId8" r:qs="rId9" r:cs="rId10"/>
+                <dgm:relIds xmlns:dgm="http://schemas.openxmlformats.org/drawingml/2006/diagram" xmlns:r="http://schemas.openxmlformats.org/officeDocument/2006/relationships" r:dm="rId9" r:lo="rId10" r:qs="rId11" r:cs="rId12"/>
               </a:graphicData>
             </a:graphic>
           </wp:inline>
@@ -3235,7 +2495,7 @@
       <w:pPr>
         <w:pStyle w:val="Titre2"/>
       </w:pPr>
-      <w:bookmarkStart w:id="5" w:name="_Toc200460509"/>
+      <w:bookmarkStart w:id="5" w:name="_Toc230248814"/>
       <w:r>
         <w:t>Problématique à soulever</w:t>
       </w:r>
@@ -3260,8 +2520,15 @@
         </w:numPr>
       </w:pPr>
       <w:r>
-        <w:lastRenderedPageBreak/>
-        <w:t>Quels sont les outils de supervision actuellement utilisés au sein de l’infrastructure Artemis (ex : Grafana, Prometheus, SIEM) et quels en sont les limites identifiées ?</w:t>
+        <w:t xml:space="preserve">Quels sont les outils de supervision actuellement utilisés au sein de l’infrastructure Artemis (ex : </w:t>
+      </w:r>
+      <w:proofErr w:type="spellStart"/>
+      <w:r>
+        <w:t>Grafana</w:t>
+      </w:r>
+      <w:proofErr w:type="spellEnd"/>
+      <w:r>
+        <w:t>, Prometheus, SIEM) et quels en sont les limites identifiées ?</w:t>
       </w:r>
     </w:p>
     <w:p>
@@ -3283,6 +2550,7 @@
         </w:numPr>
       </w:pPr>
       <w:r>
+        <w:lastRenderedPageBreak/>
         <w:t>Quels sont les services critiques à superviser en priorité (applications métiers, bases de données, réseau, sécurité…) ?</w:t>
       </w:r>
     </w:p>
@@ -3379,7 +2647,7 @@
       <w:pPr>
         <w:pStyle w:val="Titre1"/>
       </w:pPr>
-      <w:bookmarkStart w:id="6" w:name="_Toc200460510"/>
+      <w:bookmarkStart w:id="6" w:name="_Toc230248815"/>
       <w:r>
         <w:t>Recueil et expression des besoins</w:t>
       </w:r>
@@ -3389,7 +2657,7 @@
       <w:pPr>
         <w:pStyle w:val="Titre2"/>
       </w:pPr>
-      <w:bookmarkStart w:id="7" w:name="_Toc200460511"/>
+      <w:bookmarkStart w:id="7" w:name="_Toc230248816"/>
       <w:r>
         <w:t>Identification</w:t>
       </w:r>
@@ -3466,7 +2734,6 @@
         <w:ind w:left="360"/>
       </w:pPr>
       <w:r>
-        <w:lastRenderedPageBreak/>
         <w:t>8. Accompagnement et organisation</w:t>
       </w:r>
     </w:p>
@@ -3475,8 +2742,9 @@
       <w:pPr>
         <w:pStyle w:val="Titre2"/>
       </w:pPr>
-      <w:bookmarkStart w:id="8" w:name="_Toc200460512"/>
-      <w:r>
+      <w:bookmarkStart w:id="8" w:name="_Toc230248817"/>
+      <w:r>
+        <w:lastRenderedPageBreak/>
         <w:t>Matrice d’Eisenhower</w:t>
       </w:r>
       <w:bookmarkEnd w:id="8"/>
@@ -3562,6 +2830,7 @@
                 <w:lang w:val="en-US"/>
               </w:rPr>
             </w:pPr>
+            <w:proofErr w:type="gramStart"/>
             <w:r>
               <w:rPr>
                 <w:b/>
@@ -3570,6 +2839,7 @@
               </w:rPr>
               <w:t>NON URGENT</w:t>
             </w:r>
+            <w:proofErr w:type="gramEnd"/>
           </w:p>
         </w:tc>
       </w:tr>
@@ -3796,7 +3066,7 @@
       <w:pPr>
         <w:pStyle w:val="Titre2"/>
       </w:pPr>
-      <w:bookmarkStart w:id="9" w:name="_Toc200460513"/>
+      <w:bookmarkStart w:id="9" w:name="_Toc230248818"/>
       <w:r>
         <w:t>Cube de Stern</w:t>
       </w:r>
@@ -3972,18 +3242,48 @@
                 <w:lang w:val="en-US"/>
               </w:rPr>
             </w:pPr>
+            <w:proofErr w:type="spellStart"/>
             <w:r>
               <w:rPr>
                 <w:lang w:val="en-US"/>
               </w:rPr>
-              <w:t xml:space="preserve">Inventaire </w:t>
-            </w:r>
+              <w:t>Inventaire</w:t>
+            </w:r>
+            <w:proofErr w:type="spellEnd"/>
             <w:r>
               <w:rPr>
                 <w:lang w:val="en-US"/>
               </w:rPr>
-              <w:t>et analyse de l’existant</w:t>
-            </w:r>
+              <w:t xml:space="preserve"> </w:t>
+            </w:r>
+            <w:r>
+              <w:rPr>
+                <w:lang w:val="en-US"/>
+              </w:rPr>
+              <w:t xml:space="preserve">et </w:t>
+            </w:r>
+            <w:proofErr w:type="spellStart"/>
+            <w:r>
+              <w:rPr>
+                <w:lang w:val="en-US"/>
+              </w:rPr>
+              <w:t>analyse</w:t>
+            </w:r>
+            <w:proofErr w:type="spellEnd"/>
+            <w:r>
+              <w:rPr>
+                <w:lang w:val="en-US"/>
+              </w:rPr>
+              <w:t xml:space="preserve"> de </w:t>
+            </w:r>
+            <w:proofErr w:type="spellStart"/>
+            <w:r>
+              <w:rPr>
+                <w:lang w:val="en-US"/>
+              </w:rPr>
+              <w:t>l’existant</w:t>
+            </w:r>
+            <w:proofErr w:type="spellEnd"/>
           </w:p>
         </w:tc>
         <w:tc>
@@ -4053,8 +3353,16 @@
               <w:rPr>
                 <w:lang w:val="en-US"/>
               </w:rPr>
-              <w:t>Supervision de l’infrastructure</w:t>
-            </w:r>
+              <w:t xml:space="preserve">Supervision de </w:t>
+            </w:r>
+            <w:proofErr w:type="spellStart"/>
+            <w:r>
+              <w:rPr>
+                <w:lang w:val="en-US"/>
+              </w:rPr>
+              <w:t>l’infrastructure</w:t>
+            </w:r>
+            <w:proofErr w:type="spellEnd"/>
           </w:p>
         </w:tc>
         <w:tc>
@@ -4468,7 +3776,7 @@
         <w:lastRenderedPageBreak/>
         <w:t xml:space="preserve"> </w:t>
       </w:r>
-      <w:bookmarkStart w:id="10" w:name="_Toc200460514"/>
+      <w:bookmarkStart w:id="10" w:name="_Toc230248819"/>
       <w:r>
         <w:t>Organisation du projet</w:t>
       </w:r>
@@ -4478,7 +3786,7 @@
       <w:pPr>
         <w:pStyle w:val="Titre2"/>
       </w:pPr>
-      <w:bookmarkStart w:id="11" w:name="_Toc200460515"/>
+      <w:bookmarkStart w:id="11" w:name="_Toc230248820"/>
       <w:r>
         <w:t>Comitologie</w:t>
       </w:r>
@@ -4635,8 +3943,13 @@
               <w:spacing w:after="160"/>
             </w:pPr>
             <w:r>
-              <w:t>Kick-off meeting</w:t>
-            </w:r>
+              <w:t>Kick-</w:t>
+            </w:r>
+            <w:proofErr w:type="gramStart"/>
+            <w:r>
+              <w:t>off meeting</w:t>
+            </w:r>
+            <w:proofErr w:type="gramEnd"/>
           </w:p>
         </w:tc>
         <w:tc>
@@ -4763,8 +4076,13 @@
               <w:spacing w:after="160"/>
             </w:pPr>
             <w:r>
-              <w:t>Chef de projet, responsable IT,  référents</w:t>
-            </w:r>
+              <w:t xml:space="preserve">Chef de projet, responsable </w:t>
+            </w:r>
+            <w:proofErr w:type="gramStart"/>
+            <w:r>
+              <w:t>IT,  référents</w:t>
+            </w:r>
+            <w:proofErr w:type="gramEnd"/>
           </w:p>
         </w:tc>
         <w:tc>
@@ -5040,103 +4358,2945 @@
       <w:pPr>
         <w:pStyle w:val="Titre2"/>
       </w:pPr>
-      <w:bookmarkStart w:id="12" w:name="_Toc200460516"/>
+      <w:bookmarkStart w:id="12" w:name="_Toc230248821"/>
       <w:r>
         <w:t>Processus de communication</w:t>
       </w:r>
       <w:bookmarkEnd w:id="12"/>
     </w:p>
     <w:p>
-      <w:r>
-        <w:t>t</w:t>
-      </w:r>
+      <w:pPr>
+        <w:pStyle w:val="Paragraphedeliste"/>
+        <w:numPr>
+          <w:ilvl w:val="0"/>
+          <w:numId w:val="10"/>
+        </w:numPr>
+      </w:pPr>
+      <w:r>
+        <w:t>T</w:t>
+      </w:r>
+      <w:r>
+        <w:t>eams : Canaux de discussions par service/site + réunions planifiées</w:t>
+      </w:r>
+    </w:p>
+    <w:p>
+      <w:pPr>
+        <w:pStyle w:val="Paragraphedeliste"/>
+        <w:numPr>
+          <w:ilvl w:val="0"/>
+          <w:numId w:val="10"/>
+        </w:numPr>
+      </w:pPr>
+      <w:r>
+        <w:t>SharePoint : Espace de documentation centralisée (procédures, planning, comptes-rendus)</w:t>
+      </w:r>
+    </w:p>
+    <w:p>
+      <w:pPr>
+        <w:pStyle w:val="Paragraphedeliste"/>
+        <w:numPr>
+          <w:ilvl w:val="0"/>
+          <w:numId w:val="10"/>
+        </w:numPr>
+      </w:pPr>
+      <w:proofErr w:type="gramStart"/>
+      <w:r>
+        <w:t>Email</w:t>
+      </w:r>
+      <w:proofErr w:type="gramEnd"/>
+      <w:r>
+        <w:t xml:space="preserve"> : Communication formelle (invitations, décisions validées, informations critiques)</w:t>
+      </w:r>
+    </w:p>
+    <w:p>
+      <w:pPr>
+        <w:pStyle w:val="Paragraphedeliste"/>
+        <w:numPr>
+          <w:ilvl w:val="0"/>
+          <w:numId w:val="10"/>
+        </w:numPr>
+      </w:pPr>
+      <w:r>
+        <w:t>Power BI / Excel partagé : Suivi d’avancement (tableau de bord)</w:t>
+      </w:r>
+    </w:p>
+    <w:p/>
+    <w:p/>
+    <w:p/>
+    <w:p/>
+    <w:p/>
+    <w:p>
+      <w:pPr>
+        <w:pStyle w:val="Titre2"/>
+      </w:pPr>
+      <w:bookmarkStart w:id="13" w:name="_Toc230248822"/>
+      <w:r>
+        <w:lastRenderedPageBreak/>
+        <w:t>Matrice RACI (Responsable, Approbateur, Consulté, Informé)</w:t>
+      </w:r>
+      <w:bookmarkEnd w:id="13"/>
+    </w:p>
+    <w:tbl>
+      <w:tblPr>
+        <w:tblStyle w:val="Grilledutableau"/>
+        <w:tblW w:w="0" w:type="auto"/>
+        <w:tblLook w:val="04A0" w:firstRow="1" w:lastRow="0" w:firstColumn="1" w:lastColumn="0" w:noHBand="0" w:noVBand="1"/>
+      </w:tblPr>
+      <w:tblGrid>
+        <w:gridCol w:w="1817"/>
+        <w:gridCol w:w="1816"/>
+        <w:gridCol w:w="1816"/>
+        <w:gridCol w:w="1799"/>
+        <w:gridCol w:w="1814"/>
+      </w:tblGrid>
+      <w:tr>
+        <w:tc>
+          <w:tcPr>
+            <w:tcW w:w="1817" w:type="dxa"/>
+          </w:tcPr>
+          <w:p>
+            <w:pPr>
+              <w:rPr>
+                <w:b/>
+                <w:bCs/>
+              </w:rPr>
+            </w:pPr>
+            <w:r>
+              <w:rPr>
+                <w:b/>
+                <w:bCs/>
+              </w:rPr>
+              <w:t>Tache</w:t>
+            </w:r>
+          </w:p>
+        </w:tc>
+        <w:tc>
+          <w:tcPr>
+            <w:tcW w:w="1816" w:type="dxa"/>
+          </w:tcPr>
+          <w:p>
+            <w:pPr>
+              <w:rPr>
+                <w:b/>
+                <w:bCs/>
+              </w:rPr>
+            </w:pPr>
+            <w:r>
+              <w:rPr>
+                <w:b/>
+                <w:bCs/>
+              </w:rPr>
+              <w:t>Chef de projet</w:t>
+            </w:r>
+          </w:p>
+          <w:p>
+            <w:pPr>
+              <w:rPr>
+                <w:b/>
+                <w:bCs/>
+              </w:rPr>
+            </w:pPr>
+            <w:r>
+              <w:rPr>
+                <w:b/>
+                <w:bCs/>
+              </w:rPr>
+              <w:t>(Prestataire)</w:t>
+            </w:r>
+          </w:p>
+        </w:tc>
+        <w:tc>
+          <w:tcPr>
+            <w:tcW w:w="1816" w:type="dxa"/>
+          </w:tcPr>
+          <w:p>
+            <w:pPr>
+              <w:rPr>
+                <w:b/>
+                <w:bCs/>
+              </w:rPr>
+            </w:pPr>
+            <w:r>
+              <w:rPr>
+                <w:b/>
+                <w:bCs/>
+              </w:rPr>
+              <w:t>Équipe technique (Prestataire)</w:t>
+            </w:r>
+          </w:p>
+        </w:tc>
+        <w:tc>
+          <w:tcPr>
+            <w:tcW w:w="1799" w:type="dxa"/>
+          </w:tcPr>
+          <w:p>
+            <w:pPr>
+              <w:rPr>
+                <w:b/>
+                <w:bCs/>
+              </w:rPr>
+            </w:pPr>
+            <w:r>
+              <w:rPr>
+                <w:b/>
+                <w:bCs/>
+              </w:rPr>
+              <w:t>IT Artemis</w:t>
+            </w:r>
+          </w:p>
+        </w:tc>
+        <w:tc>
+          <w:tcPr>
+            <w:tcW w:w="1814" w:type="dxa"/>
+          </w:tcPr>
+          <w:p>
+            <w:pPr>
+              <w:rPr>
+                <w:b/>
+                <w:bCs/>
+              </w:rPr>
+            </w:pPr>
+            <w:r>
+              <w:rPr>
+                <w:b/>
+                <w:bCs/>
+              </w:rPr>
+              <w:t>Maison mère</w:t>
+            </w:r>
+            <w:r>
+              <w:rPr>
+                <w:b/>
+                <w:bCs/>
+              </w:rPr>
+              <w:t xml:space="preserve"> d’Artemis</w:t>
+            </w:r>
+          </w:p>
+        </w:tc>
+      </w:tr>
+      <w:tr>
+        <w:tc>
+          <w:tcPr>
+            <w:tcW w:w="1817" w:type="dxa"/>
+          </w:tcPr>
+          <w:p>
+            <w:r>
+              <w:t>Planification du projet</w:t>
+            </w:r>
+          </w:p>
+        </w:tc>
+        <w:tc>
+          <w:tcPr>
+            <w:tcW w:w="1816" w:type="dxa"/>
+          </w:tcPr>
+          <w:p>
+            <w:r>
+              <w:t>Responsable</w:t>
+            </w:r>
+          </w:p>
+        </w:tc>
+        <w:tc>
+          <w:tcPr>
+            <w:tcW w:w="1816" w:type="dxa"/>
+          </w:tcPr>
+          <w:p>
+            <w:r>
+              <w:t>Consulté</w:t>
+            </w:r>
+          </w:p>
+        </w:tc>
+        <w:tc>
+          <w:tcPr>
+            <w:tcW w:w="1799" w:type="dxa"/>
+          </w:tcPr>
+          <w:p>
+            <w:r>
+              <w:t>Informé</w:t>
+            </w:r>
+          </w:p>
+        </w:tc>
+        <w:tc>
+          <w:tcPr>
+            <w:tcW w:w="1814" w:type="dxa"/>
+          </w:tcPr>
+          <w:p>
+            <w:r>
+              <w:t>Approbateur</w:t>
+            </w:r>
+          </w:p>
+        </w:tc>
+      </w:tr>
+      <w:tr>
+        <w:tc>
+          <w:tcPr>
+            <w:tcW w:w="1817" w:type="dxa"/>
+          </w:tcPr>
+          <w:p>
+            <w:r>
+              <w:t>Analyse de l’existant</w:t>
+            </w:r>
+          </w:p>
+        </w:tc>
+        <w:tc>
+          <w:tcPr>
+            <w:tcW w:w="1816" w:type="dxa"/>
+          </w:tcPr>
+          <w:p>
+            <w:r>
+              <w:t>Approbateur</w:t>
+            </w:r>
+          </w:p>
+        </w:tc>
+        <w:tc>
+          <w:tcPr>
+            <w:tcW w:w="1816" w:type="dxa"/>
+          </w:tcPr>
+          <w:p>
+            <w:r>
+              <w:t>Responsable</w:t>
+            </w:r>
+          </w:p>
+        </w:tc>
+        <w:tc>
+          <w:tcPr>
+            <w:tcW w:w="1799" w:type="dxa"/>
+          </w:tcPr>
+          <w:p>
+            <w:r>
+              <w:t>Consulté</w:t>
+            </w:r>
+          </w:p>
+        </w:tc>
+        <w:tc>
+          <w:tcPr>
+            <w:tcW w:w="1814" w:type="dxa"/>
+          </w:tcPr>
+          <w:p>
+            <w:r>
+              <w:t>Consulté</w:t>
+            </w:r>
+          </w:p>
+        </w:tc>
+      </w:tr>
+      <w:tr>
+        <w:tc>
+          <w:tcPr>
+            <w:tcW w:w="1817" w:type="dxa"/>
+          </w:tcPr>
+          <w:p>
+            <w:r>
+              <w:t>Recueil des besoins</w:t>
+            </w:r>
+          </w:p>
+        </w:tc>
+        <w:tc>
+          <w:tcPr>
+            <w:tcW w:w="1816" w:type="dxa"/>
+          </w:tcPr>
+          <w:p>
+            <w:r>
+              <w:t>Approbateur</w:t>
+            </w:r>
+          </w:p>
+        </w:tc>
+        <w:tc>
+          <w:tcPr>
+            <w:tcW w:w="1816" w:type="dxa"/>
+          </w:tcPr>
+          <w:p>
+            <w:r>
+              <w:t>Responsable</w:t>
+            </w:r>
+          </w:p>
+        </w:tc>
+        <w:tc>
+          <w:tcPr>
+            <w:tcW w:w="1799" w:type="dxa"/>
+          </w:tcPr>
+          <w:p>
+            <w:r>
+              <w:t>Consulté</w:t>
+            </w:r>
+          </w:p>
+        </w:tc>
+        <w:tc>
+          <w:tcPr>
+            <w:tcW w:w="1814" w:type="dxa"/>
+          </w:tcPr>
+          <w:p>
+            <w:r>
+              <w:t>Consulté</w:t>
+            </w:r>
+          </w:p>
+        </w:tc>
+      </w:tr>
+      <w:tr>
+        <w:tc>
+          <w:tcPr>
+            <w:tcW w:w="1817" w:type="dxa"/>
+          </w:tcPr>
+          <w:p>
+            <w:r>
+              <w:t>Test des solutions</w:t>
+            </w:r>
+          </w:p>
+        </w:tc>
+        <w:tc>
+          <w:tcPr>
+            <w:tcW w:w="1816" w:type="dxa"/>
+          </w:tcPr>
+          <w:p>
+            <w:r>
+              <w:t>Responsable</w:t>
+            </w:r>
+          </w:p>
+        </w:tc>
+        <w:tc>
+          <w:tcPr>
+            <w:tcW w:w="1816" w:type="dxa"/>
+          </w:tcPr>
+          <w:p>
+            <w:r>
+              <w:t>Responsable</w:t>
+            </w:r>
+          </w:p>
+        </w:tc>
+        <w:tc>
+          <w:tcPr>
+            <w:tcW w:w="1799" w:type="dxa"/>
+          </w:tcPr>
+          <w:p>
+            <w:r>
+              <w:t>Consulté</w:t>
+            </w:r>
+          </w:p>
+        </w:tc>
+        <w:tc>
+          <w:tcPr>
+            <w:tcW w:w="1814" w:type="dxa"/>
+          </w:tcPr>
+          <w:p>
+            <w:r>
+              <w:t>Informé</w:t>
+            </w:r>
+          </w:p>
+        </w:tc>
+      </w:tr>
+      <w:tr>
+        <w:tc>
+          <w:tcPr>
+            <w:tcW w:w="1817" w:type="dxa"/>
+          </w:tcPr>
+          <w:p>
+            <w:r>
+              <w:t>Choix de la solution</w:t>
+            </w:r>
+          </w:p>
+        </w:tc>
+        <w:tc>
+          <w:tcPr>
+            <w:tcW w:w="1816" w:type="dxa"/>
+          </w:tcPr>
+          <w:p>
+            <w:r>
+              <w:t>Responsable</w:t>
+            </w:r>
+          </w:p>
+        </w:tc>
+        <w:tc>
+          <w:tcPr>
+            <w:tcW w:w="1816" w:type="dxa"/>
+          </w:tcPr>
+          <w:p>
+            <w:r>
+              <w:t>Responsable</w:t>
+            </w:r>
+          </w:p>
+        </w:tc>
+        <w:tc>
+          <w:tcPr>
+            <w:tcW w:w="1799" w:type="dxa"/>
+          </w:tcPr>
+          <w:p>
+            <w:r>
+              <w:t>Consulté</w:t>
+            </w:r>
+          </w:p>
+        </w:tc>
+        <w:tc>
+          <w:tcPr>
+            <w:tcW w:w="1814" w:type="dxa"/>
+          </w:tcPr>
+          <w:p>
+            <w:r>
+              <w:t>Informé</w:t>
+            </w:r>
+          </w:p>
+        </w:tc>
+      </w:tr>
+      <w:tr>
+        <w:tc>
+          <w:tcPr>
+            <w:tcW w:w="1817" w:type="dxa"/>
+          </w:tcPr>
+          <w:p>
+            <w:r>
+              <w:t>Mise en place du superviseur choisis</w:t>
+            </w:r>
+          </w:p>
+        </w:tc>
+        <w:tc>
+          <w:tcPr>
+            <w:tcW w:w="1816" w:type="dxa"/>
+          </w:tcPr>
+          <w:p>
+            <w:r>
+              <w:t>Consulté</w:t>
+            </w:r>
+          </w:p>
+        </w:tc>
+        <w:tc>
+          <w:tcPr>
+            <w:tcW w:w="1816" w:type="dxa"/>
+          </w:tcPr>
+          <w:p>
+            <w:r>
+              <w:t>Responsable</w:t>
+            </w:r>
+          </w:p>
+        </w:tc>
+        <w:tc>
+          <w:tcPr>
+            <w:tcW w:w="1799" w:type="dxa"/>
+          </w:tcPr>
+          <w:p>
+            <w:r>
+              <w:t>Consulté</w:t>
+            </w:r>
+          </w:p>
+        </w:tc>
+        <w:tc>
+          <w:tcPr>
+            <w:tcW w:w="1814" w:type="dxa"/>
+          </w:tcPr>
+          <w:p>
+            <w:r>
+              <w:t>Informé</w:t>
+            </w:r>
+          </w:p>
+        </w:tc>
+      </w:tr>
+      <w:tr>
+        <w:tc>
+          <w:tcPr>
+            <w:tcW w:w="1817" w:type="dxa"/>
+          </w:tcPr>
+          <w:p>
+            <w:r>
+              <w:t xml:space="preserve">Test techniques / </w:t>
+            </w:r>
+            <w:r>
+              <w:t>Validation fonctionnelle</w:t>
+            </w:r>
+          </w:p>
+        </w:tc>
+        <w:tc>
+          <w:tcPr>
+            <w:tcW w:w="1816" w:type="dxa"/>
+          </w:tcPr>
+          <w:p>
+            <w:r>
+              <w:t>Approbateur</w:t>
+            </w:r>
+          </w:p>
+        </w:tc>
+        <w:tc>
+          <w:tcPr>
+            <w:tcW w:w="1816" w:type="dxa"/>
+          </w:tcPr>
+          <w:p>
+            <w:r>
+              <w:t>Consulté</w:t>
+            </w:r>
+          </w:p>
+        </w:tc>
+        <w:tc>
+          <w:tcPr>
+            <w:tcW w:w="1799" w:type="dxa"/>
+          </w:tcPr>
+          <w:p>
+            <w:r>
+              <w:t>Consulté</w:t>
+            </w:r>
+          </w:p>
+        </w:tc>
+        <w:tc>
+          <w:tcPr>
+            <w:tcW w:w="1814" w:type="dxa"/>
+          </w:tcPr>
+          <w:p>
+            <w:r>
+              <w:t>Informé</w:t>
+            </w:r>
+          </w:p>
+        </w:tc>
+      </w:tr>
+      <w:tr>
+        <w:tc>
+          <w:tcPr>
+            <w:tcW w:w="1817" w:type="dxa"/>
+          </w:tcPr>
+          <w:p>
+            <w:r>
+              <w:t>Déploiement de la solution</w:t>
+            </w:r>
+          </w:p>
+        </w:tc>
+        <w:tc>
+          <w:tcPr>
+            <w:tcW w:w="1816" w:type="dxa"/>
+          </w:tcPr>
+          <w:p>
+            <w:r>
+              <w:t>Consulté</w:t>
+            </w:r>
+          </w:p>
+        </w:tc>
+        <w:tc>
+          <w:tcPr>
+            <w:tcW w:w="1816" w:type="dxa"/>
+          </w:tcPr>
+          <w:p>
+            <w:r>
+              <w:t>Responsable</w:t>
+            </w:r>
+          </w:p>
+        </w:tc>
+        <w:tc>
+          <w:tcPr>
+            <w:tcW w:w="1799" w:type="dxa"/>
+          </w:tcPr>
+          <w:p>
+            <w:r>
+              <w:t>Informé</w:t>
+            </w:r>
+          </w:p>
+        </w:tc>
+        <w:tc>
+          <w:tcPr>
+            <w:tcW w:w="1814" w:type="dxa"/>
+          </w:tcPr>
+          <w:p>
+            <w:r>
+              <w:t>Approbateur</w:t>
+            </w:r>
+          </w:p>
+        </w:tc>
+      </w:tr>
+      <w:tr>
+        <w:tc>
+          <w:tcPr>
+            <w:tcW w:w="1817" w:type="dxa"/>
+          </w:tcPr>
+          <w:p>
+            <w:r>
+              <w:t>Mise en place des alertes</w:t>
+            </w:r>
+          </w:p>
+        </w:tc>
+        <w:tc>
+          <w:tcPr>
+            <w:tcW w:w="1816" w:type="dxa"/>
+          </w:tcPr>
+          <w:p>
+            <w:r>
+              <w:t>Responsable</w:t>
+            </w:r>
+          </w:p>
+        </w:tc>
+        <w:tc>
+          <w:tcPr>
+            <w:tcW w:w="1816" w:type="dxa"/>
+          </w:tcPr>
+          <w:p>
+            <w:r>
+              <w:t>Consulté</w:t>
+            </w:r>
+          </w:p>
+        </w:tc>
+        <w:tc>
+          <w:tcPr>
+            <w:tcW w:w="1799" w:type="dxa"/>
+          </w:tcPr>
+          <w:p>
+            <w:r>
+              <w:t>Informé</w:t>
+            </w:r>
+          </w:p>
+        </w:tc>
+        <w:tc>
+          <w:tcPr>
+            <w:tcW w:w="1814" w:type="dxa"/>
+          </w:tcPr>
+          <w:p>
+            <w:r>
+              <w:t>Approbateur</w:t>
+            </w:r>
+          </w:p>
+        </w:tc>
+      </w:tr>
+      <w:tr>
+        <w:tc>
+          <w:tcPr>
+            <w:tcW w:w="1817" w:type="dxa"/>
+          </w:tcPr>
+          <w:p>
+            <w:r>
+              <w:t>Formation des équipes</w:t>
+            </w:r>
+          </w:p>
+        </w:tc>
+        <w:tc>
+          <w:tcPr>
+            <w:tcW w:w="1816" w:type="dxa"/>
+          </w:tcPr>
+          <w:p>
+            <w:r>
+              <w:t>Responsable</w:t>
+            </w:r>
+          </w:p>
+        </w:tc>
+        <w:tc>
+          <w:tcPr>
+            <w:tcW w:w="1816" w:type="dxa"/>
+          </w:tcPr>
+          <w:p>
+            <w:r>
+              <w:t>Consulté</w:t>
+            </w:r>
+          </w:p>
+        </w:tc>
+        <w:tc>
+          <w:tcPr>
+            <w:tcW w:w="1799" w:type="dxa"/>
+          </w:tcPr>
+          <w:p>
+            <w:r>
+              <w:t>Consulté</w:t>
+            </w:r>
+          </w:p>
+        </w:tc>
+        <w:tc>
+          <w:tcPr>
+            <w:tcW w:w="1814" w:type="dxa"/>
+          </w:tcPr>
+          <w:p>
+            <w:r>
+              <w:t>Informé</w:t>
+            </w:r>
+          </w:p>
+        </w:tc>
+      </w:tr>
+      <w:tr>
+        <w:tc>
+          <w:tcPr>
+            <w:tcW w:w="1817" w:type="dxa"/>
+          </w:tcPr>
+          <w:p>
+            <w:r>
+              <w:t xml:space="preserve">Suivi et </w:t>
+            </w:r>
+            <w:proofErr w:type="spellStart"/>
+            <w:r>
+              <w:t>reporting</w:t>
+            </w:r>
+            <w:proofErr w:type="spellEnd"/>
+          </w:p>
+        </w:tc>
+        <w:tc>
+          <w:tcPr>
+            <w:tcW w:w="1816" w:type="dxa"/>
+          </w:tcPr>
+          <w:p>
+            <w:r>
+              <w:t>Responsable</w:t>
+            </w:r>
+          </w:p>
+        </w:tc>
+        <w:tc>
+          <w:tcPr>
+            <w:tcW w:w="1816" w:type="dxa"/>
+          </w:tcPr>
+          <w:p>
+            <w:r>
+              <w:t>Consulté</w:t>
+            </w:r>
+          </w:p>
+        </w:tc>
+        <w:tc>
+          <w:tcPr>
+            <w:tcW w:w="1799" w:type="dxa"/>
+          </w:tcPr>
+          <w:p>
+            <w:r>
+              <w:t>Approbateur</w:t>
+            </w:r>
+          </w:p>
+        </w:tc>
+        <w:tc>
+          <w:tcPr>
+            <w:tcW w:w="1814" w:type="dxa"/>
+          </w:tcPr>
+          <w:p>
+            <w:r>
+              <w:t>Informé</w:t>
+            </w:r>
+          </w:p>
+        </w:tc>
+      </w:tr>
+      <w:tr>
+        <w:tc>
+          <w:tcPr>
+            <w:tcW w:w="1817" w:type="dxa"/>
+          </w:tcPr>
+          <w:p>
+            <w:r>
+              <w:t>Gestion des incidents</w:t>
+            </w:r>
+          </w:p>
+        </w:tc>
+        <w:tc>
+          <w:tcPr>
+            <w:tcW w:w="1816" w:type="dxa"/>
+          </w:tcPr>
+          <w:p>
+            <w:r>
+              <w:t>Consulté</w:t>
+            </w:r>
+          </w:p>
+        </w:tc>
+        <w:tc>
+          <w:tcPr>
+            <w:tcW w:w="1816" w:type="dxa"/>
+          </w:tcPr>
+          <w:p>
+            <w:r>
+              <w:t>Responsable</w:t>
+            </w:r>
+          </w:p>
+        </w:tc>
+        <w:tc>
+          <w:tcPr>
+            <w:tcW w:w="1799" w:type="dxa"/>
+          </w:tcPr>
+          <w:p>
+            <w:r>
+              <w:t>Consulté</w:t>
+            </w:r>
+          </w:p>
+        </w:tc>
+        <w:tc>
+          <w:tcPr>
+            <w:tcW w:w="1814" w:type="dxa"/>
+          </w:tcPr>
+          <w:p>
+            <w:r>
+              <w:t>Informé</w:t>
+            </w:r>
+          </w:p>
+        </w:tc>
+      </w:tr>
+      <w:tr>
+        <w:tc>
+          <w:tcPr>
+            <w:tcW w:w="1817" w:type="dxa"/>
+          </w:tcPr>
+          <w:p>
+            <w:r>
+              <w:t>Clôture du projet</w:t>
+            </w:r>
+          </w:p>
+        </w:tc>
+        <w:tc>
+          <w:tcPr>
+            <w:tcW w:w="1816" w:type="dxa"/>
+          </w:tcPr>
+          <w:p>
+            <w:r>
+              <w:t>Responsable</w:t>
+            </w:r>
+          </w:p>
+        </w:tc>
+        <w:tc>
+          <w:tcPr>
+            <w:tcW w:w="1816" w:type="dxa"/>
+          </w:tcPr>
+          <w:p>
+            <w:r>
+              <w:t>Consulté</w:t>
+            </w:r>
+          </w:p>
+        </w:tc>
+        <w:tc>
+          <w:tcPr>
+            <w:tcW w:w="1799" w:type="dxa"/>
+          </w:tcPr>
+          <w:p>
+            <w:r>
+              <w:t>Approbateur</w:t>
+            </w:r>
+          </w:p>
+        </w:tc>
+        <w:tc>
+          <w:tcPr>
+            <w:tcW w:w="1814" w:type="dxa"/>
+          </w:tcPr>
+          <w:p>
+            <w:r>
+              <w:t>Informé</w:t>
+            </w:r>
+          </w:p>
+        </w:tc>
+      </w:tr>
+    </w:tbl>
+    <w:p/>
+    <w:p>
+      <w:pPr>
+        <w:pStyle w:val="Titre1"/>
+      </w:pPr>
+      <w:bookmarkStart w:id="14" w:name="_Toc230248823"/>
+      <w:r>
+        <w:t>Référentiel d’exigence</w:t>
+      </w:r>
+      <w:bookmarkEnd w:id="14"/>
+      <w:r>
+        <w:t xml:space="preserve"> </w:t>
+      </w:r>
+    </w:p>
+    <w:p>
+      <w:pPr>
+        <w:pStyle w:val="Titre2"/>
+      </w:pPr>
+      <w:bookmarkStart w:id="15" w:name="_Toc230248824"/>
+      <w:r>
+        <w:t>Exigences fonctionnelles</w:t>
+      </w:r>
+      <w:bookmarkEnd w:id="15"/>
+    </w:p>
+    <w:p>
+      <w:r>
+        <w:t>La solution de supervision devra répondre aux exigences fonctionnelles suivantes :</w:t>
+      </w:r>
+    </w:p>
+    <w:p>
+      <w:pPr>
+        <w:numPr>
+          <w:ilvl w:val="0"/>
+          <w:numId w:val="12"/>
+        </w:numPr>
+      </w:pPr>
+      <w:r>
+        <w:t xml:space="preserve">Superviser les serveurs de l’infrastructure Artemis (web, base de données, </w:t>
+      </w:r>
+      <w:proofErr w:type="spellStart"/>
+      <w:r>
+        <w:t>HAProxy</w:t>
+      </w:r>
+      <w:proofErr w:type="spellEnd"/>
+    </w:p>
+    <w:p>
+      <w:pPr>
+        <w:numPr>
+          <w:ilvl w:val="0"/>
+          <w:numId w:val="12"/>
+        </w:numPr>
+      </w:pPr>
+      <w:r>
+        <w:t>Superviser les équipements réseau et la disponibilité des services</w:t>
+      </w:r>
+    </w:p>
+    <w:p>
+      <w:pPr>
+        <w:numPr>
+          <w:ilvl w:val="0"/>
+          <w:numId w:val="12"/>
+        </w:numPr>
+      </w:pPr>
+      <w:r>
+        <w:t>Vérifier l’état des machines en temps réel (UP / DOWN)</w:t>
+      </w:r>
+    </w:p>
+    <w:p>
+      <w:pPr>
+        <w:ind w:left="720"/>
+      </w:pPr>
+    </w:p>
+    <w:p>
+      <w:pPr>
+        <w:ind w:left="720"/>
+      </w:pPr>
+    </w:p>
+    <w:p>
+      <w:pPr>
+        <w:numPr>
+          <w:ilvl w:val="0"/>
+          <w:numId w:val="12"/>
+        </w:numPr>
+      </w:pPr>
+      <w:r>
+        <w:lastRenderedPageBreak/>
+        <w:t>Collecter les métriques systèmes :</w:t>
+      </w:r>
+    </w:p>
+    <w:p>
+      <w:pPr>
+        <w:numPr>
+          <w:ilvl w:val="1"/>
+          <w:numId w:val="12"/>
+        </w:numPr>
+      </w:pPr>
+      <w:r>
+        <w:t>CPU</w:t>
+      </w:r>
+    </w:p>
+    <w:p>
+      <w:pPr>
+        <w:numPr>
+          <w:ilvl w:val="1"/>
+          <w:numId w:val="12"/>
+        </w:numPr>
+      </w:pPr>
+      <w:r>
+        <w:t>RAM</w:t>
+      </w:r>
+    </w:p>
+    <w:p>
+      <w:pPr>
+        <w:numPr>
+          <w:ilvl w:val="1"/>
+          <w:numId w:val="12"/>
+        </w:numPr>
+      </w:pPr>
+      <w:r>
+        <w:t>Trafic</w:t>
+      </w:r>
+      <w:r>
+        <w:t xml:space="preserve"> réseau</w:t>
+      </w:r>
+    </w:p>
+    <w:p>
+      <w:pPr>
+        <w:numPr>
+          <w:ilvl w:val="0"/>
+          <w:numId w:val="12"/>
+        </w:numPr>
+      </w:pPr>
+      <w:r>
+        <w:t>Générer des alertes automatiques en cas d’incident ou de dépassement de seuil</w:t>
+      </w:r>
+    </w:p>
+    <w:p>
+      <w:pPr>
+        <w:numPr>
+          <w:ilvl w:val="0"/>
+          <w:numId w:val="12"/>
+        </w:numPr>
+      </w:pPr>
+      <w:r>
+        <w:t>Centraliser les informations de supervision dans une interface unique</w:t>
+      </w:r>
+    </w:p>
+    <w:p>
+      <w:pPr>
+        <w:numPr>
+          <w:ilvl w:val="0"/>
+          <w:numId w:val="12"/>
+        </w:numPr>
+      </w:pPr>
+      <w:r>
+        <w:t>Fournir des tableaux de bord et graphiques de supervision</w:t>
+      </w:r>
+    </w:p>
+    <w:p>
+      <w:pPr>
+        <w:numPr>
+          <w:ilvl w:val="0"/>
+          <w:numId w:val="12"/>
+        </w:numPr>
+      </w:pPr>
+      <w:r>
+        <w:t>Conserver un historique des métriques et événements</w:t>
+      </w:r>
+    </w:p>
+    <w:p>
+      <w:pPr>
+        <w:numPr>
+          <w:ilvl w:val="0"/>
+          <w:numId w:val="12"/>
+        </w:numPr>
+      </w:pPr>
+      <w:r>
+        <w:t>Permettre l’analyse des performances</w:t>
+      </w:r>
+    </w:p>
+    <w:p>
+      <w:pPr>
+        <w:numPr>
+          <w:ilvl w:val="0"/>
+          <w:numId w:val="12"/>
+        </w:numPr>
+      </w:pPr>
+      <w:r>
+        <w:t xml:space="preserve">Superviser les services critiques </w:t>
+      </w:r>
+    </w:p>
+    <w:p>
+      <w:pPr>
+        <w:numPr>
+          <w:ilvl w:val="0"/>
+          <w:numId w:val="12"/>
+        </w:numPr>
+      </w:pPr>
+      <w:r>
+        <w:t>Permettre l’ajout de nouveaux équipements facilement</w:t>
+      </w:r>
+    </w:p>
+    <w:p>
+      <w:pPr>
+        <w:numPr>
+          <w:ilvl w:val="0"/>
+          <w:numId w:val="12"/>
+        </w:numPr>
+      </w:pPr>
+      <w:r>
+        <w:t>Produire des rapports exploitables par les équipes IT</w:t>
+      </w:r>
+    </w:p>
+    <w:p>
+      <w:pPr>
+        <w:pStyle w:val="Titre2"/>
+      </w:pPr>
+      <w:bookmarkStart w:id="16" w:name="_Toc230248825"/>
+      <w:r>
+        <w:t>Benchmark des solutions techniques</w:t>
+      </w:r>
+      <w:bookmarkEnd w:id="16"/>
+    </w:p>
+    <w:p/>
+    <w:tbl>
+      <w:tblPr>
+        <w:tblStyle w:val="Grilledutableau"/>
+        <w:tblW w:w="9209" w:type="dxa"/>
+        <w:tblLook w:val="04A0" w:firstRow="1" w:lastRow="0" w:firstColumn="1" w:lastColumn="0" w:noHBand="0" w:noVBand="1"/>
+      </w:tblPr>
+      <w:tblGrid>
+        <w:gridCol w:w="1508"/>
+        <w:gridCol w:w="1425"/>
+        <w:gridCol w:w="1312"/>
+        <w:gridCol w:w="2205"/>
+        <w:gridCol w:w="1520"/>
+        <w:gridCol w:w="1554"/>
+      </w:tblGrid>
+      <w:tr>
+        <w:tc>
+          <w:tcPr>
+            <w:tcW w:w="1491" w:type="dxa"/>
+          </w:tcPr>
+          <w:p>
+            <w:r>
+              <w:t>Critères</w:t>
+            </w:r>
+          </w:p>
+        </w:tc>
+        <w:tc>
+          <w:tcPr>
+            <w:tcW w:w="1409" w:type="dxa"/>
+          </w:tcPr>
+          <w:p>
+            <w:r>
+              <w:t>Zabbix</w:t>
+            </w:r>
+          </w:p>
+        </w:tc>
+        <w:tc>
+          <w:tcPr>
+            <w:tcW w:w="1298" w:type="dxa"/>
+          </w:tcPr>
+          <w:p>
+            <w:r>
+              <w:t>Nagios</w:t>
+            </w:r>
+          </w:p>
+        </w:tc>
+        <w:tc>
+          <w:tcPr>
+            <w:tcW w:w="2179" w:type="dxa"/>
+          </w:tcPr>
+          <w:p>
+            <w:r>
+              <w:t>Prometheus/</w:t>
+            </w:r>
+            <w:proofErr w:type="spellStart"/>
+            <w:r>
+              <w:t>Grafana</w:t>
+            </w:r>
+            <w:proofErr w:type="spellEnd"/>
+          </w:p>
+        </w:tc>
+        <w:tc>
+          <w:tcPr>
+            <w:tcW w:w="1230" w:type="dxa"/>
+          </w:tcPr>
+          <w:p>
+            <w:proofErr w:type="spellStart"/>
+            <w:r>
+              <w:t>Graylog</w:t>
+            </w:r>
+            <w:proofErr w:type="spellEnd"/>
+          </w:p>
+        </w:tc>
+        <w:tc>
+          <w:tcPr>
+            <w:tcW w:w="1602" w:type="dxa"/>
+          </w:tcPr>
+          <w:p>
+            <w:r>
+              <w:t>Splunk</w:t>
+            </w:r>
+          </w:p>
+        </w:tc>
+      </w:tr>
+      <w:tr>
+        <w:tc>
+          <w:tcPr>
+            <w:tcW w:w="1491" w:type="dxa"/>
+          </w:tcPr>
+          <w:p>
+            <w:r>
+              <w:t>Configuration</w:t>
+            </w:r>
+          </w:p>
+        </w:tc>
+        <w:tc>
+          <w:tcPr>
+            <w:tcW w:w="1409" w:type="dxa"/>
+          </w:tcPr>
+          <w:p>
+            <w:r>
+              <w:t>Simple et bien documentée</w:t>
+            </w:r>
+          </w:p>
+        </w:tc>
+        <w:tc>
+          <w:tcPr>
+            <w:tcW w:w="1298" w:type="dxa"/>
+          </w:tcPr>
+          <w:p>
+            <w:r>
+              <w:t>Simple et rapide</w:t>
+            </w:r>
+            <w:r>
+              <w:t xml:space="preserve"> à mettre en place</w:t>
+            </w:r>
+          </w:p>
+        </w:tc>
+        <w:tc>
+          <w:tcPr>
+            <w:tcW w:w="2179" w:type="dxa"/>
+          </w:tcPr>
+          <w:p>
+            <w:r>
+              <w:t xml:space="preserve">Chronophage, </w:t>
+            </w:r>
+            <w:r>
+              <w:t>complexe, nécessite plusieurs composant</w:t>
+            </w:r>
+            <w:r>
+              <w:t xml:space="preserve"> </w:t>
+            </w:r>
+          </w:p>
+        </w:tc>
+        <w:tc>
+          <w:tcPr>
+            <w:tcW w:w="1230" w:type="dxa"/>
+          </w:tcPr>
+          <w:p>
+            <w:r>
+              <w:t>Simple</w:t>
+            </w:r>
+            <w:r>
+              <w:t xml:space="preserve"> à configurer</w:t>
+            </w:r>
+          </w:p>
+        </w:tc>
+        <w:tc>
+          <w:tcPr>
+            <w:tcW w:w="1602" w:type="dxa"/>
+          </w:tcPr>
+          <w:p>
+            <w:r>
+              <w:t>Simple</w:t>
+            </w:r>
+            <w:r>
+              <w:t xml:space="preserve"> mais configuration a</w:t>
+            </w:r>
+            <w:r>
+              <w:t>va</w:t>
+            </w:r>
+            <w:r>
+              <w:t>ncée possible</w:t>
+            </w:r>
+          </w:p>
+        </w:tc>
+      </w:tr>
+      <w:tr>
+        <w:tc>
+          <w:tcPr>
+            <w:tcW w:w="1491" w:type="dxa"/>
+          </w:tcPr>
+          <w:p>
+            <w:r>
+              <w:t>Dashboard</w:t>
+            </w:r>
+          </w:p>
+        </w:tc>
+        <w:tc>
+          <w:tcPr>
+            <w:tcW w:w="1409" w:type="dxa"/>
+          </w:tcPr>
+          <w:p>
+            <w:r>
+              <w:t>Interface complète avec graphiques intégrés</w:t>
+            </w:r>
+          </w:p>
+        </w:tc>
+        <w:tc>
+          <w:tcPr>
+            <w:tcW w:w="1298" w:type="dxa"/>
+          </w:tcPr>
+          <w:p>
+            <w:r>
+              <w:t>Simple de lecture mais varié</w:t>
+            </w:r>
+            <w:r>
+              <w:t xml:space="preserve"> et imposé</w:t>
+            </w:r>
+          </w:p>
+        </w:tc>
+        <w:tc>
+          <w:tcPr>
+            <w:tcW w:w="2179" w:type="dxa"/>
+          </w:tcPr>
+          <w:p>
+            <w:r>
+              <w:t>Complet, lecture simple</w:t>
+            </w:r>
+            <w:r>
+              <w:t>, Dashboard modulable</w:t>
+            </w:r>
+          </w:p>
+        </w:tc>
+        <w:tc>
+          <w:tcPr>
+            <w:tcW w:w="1230" w:type="dxa"/>
+          </w:tcPr>
+          <w:p>
+            <w:r>
+              <w:t>Complet, modulable</w:t>
+            </w:r>
+            <w:r>
+              <w:t xml:space="preserve"> orienté log et </w:t>
+            </w:r>
+            <w:proofErr w:type="spellStart"/>
+            <w:r>
+              <w:t>évenement</w:t>
+            </w:r>
+            <w:proofErr w:type="spellEnd"/>
+          </w:p>
+        </w:tc>
+        <w:tc>
+          <w:tcPr>
+            <w:tcW w:w="1602" w:type="dxa"/>
+          </w:tcPr>
+          <w:p>
+            <w:r>
+              <w:t>Interface modulable</w:t>
+            </w:r>
+          </w:p>
+        </w:tc>
+      </w:tr>
+      <w:tr>
+        <w:tc>
+          <w:tcPr>
+            <w:tcW w:w="1491" w:type="dxa"/>
+          </w:tcPr>
+          <w:p>
+            <w:r>
+              <w:t>Alertes</w:t>
+            </w:r>
+          </w:p>
+        </w:tc>
+        <w:tc>
+          <w:tcPr>
+            <w:tcW w:w="1409" w:type="dxa"/>
+          </w:tcPr>
+          <w:p>
+            <w:r>
+              <w:t>Visible rapidement</w:t>
+            </w:r>
+          </w:p>
+        </w:tc>
+        <w:tc>
+          <w:tcPr>
+            <w:tcW w:w="1298" w:type="dxa"/>
+          </w:tcPr>
+          <w:p>
+            <w:r>
+              <w:t xml:space="preserve">Visible </w:t>
+            </w:r>
+            <w:r>
+              <w:t>rapidement mais manque de graphe</w:t>
+            </w:r>
+            <w:r>
+              <w:t>, limité</w:t>
+            </w:r>
+          </w:p>
+        </w:tc>
+        <w:tc>
+          <w:tcPr>
+            <w:tcW w:w="2179" w:type="dxa"/>
+          </w:tcPr>
+          <w:p>
+            <w:r>
+              <w:t>Alertes complètes, visible rapidement</w:t>
+            </w:r>
+          </w:p>
+        </w:tc>
+        <w:tc>
+          <w:tcPr>
+            <w:tcW w:w="1230" w:type="dxa"/>
+          </w:tcPr>
+          <w:p>
+            <w:r>
+              <w:t>Alertes orientées logs et événements SIEM</w:t>
+            </w:r>
+          </w:p>
+        </w:tc>
+        <w:tc>
+          <w:tcPr>
+            <w:tcW w:w="1602" w:type="dxa"/>
+          </w:tcPr>
+          <w:p>
+            <w:pPr>
+              <w:jc w:val="center"/>
+            </w:pPr>
+            <w:r>
+              <w:t>Alertes avancées et corrélation d’événements</w:t>
+            </w:r>
+          </w:p>
+        </w:tc>
+      </w:tr>
+      <w:tr>
+        <w:tc>
+          <w:tcPr>
+            <w:tcW w:w="1491" w:type="dxa"/>
+          </w:tcPr>
+          <w:p>
+            <w:r>
+              <w:t>Scalabilité</w:t>
+            </w:r>
+          </w:p>
+        </w:tc>
+        <w:tc>
+          <w:tcPr>
+            <w:tcW w:w="1409" w:type="dxa"/>
+          </w:tcPr>
+          <w:p>
+            <w:r>
+              <w:t>Possible</w:t>
+            </w:r>
+            <w:r>
+              <w:t xml:space="preserve"> et assez simple</w:t>
+            </w:r>
+          </w:p>
+        </w:tc>
+        <w:tc>
+          <w:tcPr>
+            <w:tcW w:w="1298" w:type="dxa"/>
+          </w:tcPr>
+          <w:p>
+            <w:r>
+              <w:t>Possible</w:t>
+            </w:r>
+          </w:p>
+        </w:tc>
+        <w:tc>
+          <w:tcPr>
+            <w:tcW w:w="2179" w:type="dxa"/>
+          </w:tcPr>
+          <w:p>
+            <w:r>
+              <w:t>Excellente scalabilité</w:t>
+            </w:r>
+          </w:p>
+        </w:tc>
+        <w:tc>
+          <w:tcPr>
+            <w:tcW w:w="1230" w:type="dxa"/>
+          </w:tcPr>
+          <w:p>
+            <w:r>
+              <w:t>Bonne scalabilité</w:t>
+            </w:r>
+          </w:p>
+        </w:tc>
+        <w:tc>
+          <w:tcPr>
+            <w:tcW w:w="1602" w:type="dxa"/>
+          </w:tcPr>
+          <w:p>
+            <w:r>
+              <w:t>Très bonne scalabilité</w:t>
+            </w:r>
+          </w:p>
+        </w:tc>
+      </w:tr>
+      <w:tr>
+        <w:tc>
+          <w:tcPr>
+            <w:tcW w:w="1491" w:type="dxa"/>
+          </w:tcPr>
+          <w:p>
+            <w:r>
+              <w:t>Gestion des l</w:t>
+            </w:r>
+            <w:r>
+              <w:t>og</w:t>
+            </w:r>
+            <w:r>
+              <w:t>s</w:t>
+            </w:r>
+          </w:p>
+        </w:tc>
+        <w:tc>
+          <w:tcPr>
+            <w:tcW w:w="1409" w:type="dxa"/>
+          </w:tcPr>
+          <w:p>
+            <w:pPr>
+              <w:jc w:val="center"/>
+            </w:pPr>
+            <w:r>
+              <w:t>Limitée nativement</w:t>
+            </w:r>
+          </w:p>
+        </w:tc>
+        <w:tc>
+          <w:tcPr>
+            <w:tcW w:w="1298" w:type="dxa"/>
+          </w:tcPr>
+          <w:p>
+            <w:pPr>
+              <w:jc w:val="center"/>
+            </w:pPr>
+            <w:r>
+              <w:t>Très limitée</w:t>
+            </w:r>
+          </w:p>
+        </w:tc>
+        <w:tc>
+          <w:tcPr>
+            <w:tcW w:w="2179" w:type="dxa"/>
+          </w:tcPr>
+          <w:p>
+            <w:r>
+              <w:t>Limité</w:t>
+            </w:r>
+            <w:r>
+              <w:t xml:space="preserve"> de base</w:t>
+            </w:r>
+          </w:p>
+        </w:tc>
+        <w:tc>
+          <w:tcPr>
+            <w:tcW w:w="1230" w:type="dxa"/>
+          </w:tcPr>
+          <w:p>
+            <w:r>
+              <w:t>Très bonne centralisation des logs</w:t>
+            </w:r>
+          </w:p>
+        </w:tc>
+        <w:tc>
+          <w:tcPr>
+            <w:tcW w:w="1602" w:type="dxa"/>
+          </w:tcPr>
+          <w:p>
+            <w:r>
+              <w:t>Excellente gestion et analyse des logs</w:t>
+            </w:r>
+          </w:p>
+        </w:tc>
+      </w:tr>
+      <w:tr>
+        <w:tc>
+          <w:tcPr>
+            <w:tcW w:w="1491" w:type="dxa"/>
+          </w:tcPr>
+          <w:p>
+            <w:r>
+              <w:t>Facilité d’utilisation</w:t>
+            </w:r>
+          </w:p>
+        </w:tc>
+        <w:tc>
+          <w:tcPr>
+            <w:tcW w:w="1409" w:type="dxa"/>
+          </w:tcPr>
+          <w:p>
+            <w:r>
+              <w:t>Bonne prise en main</w:t>
+            </w:r>
+          </w:p>
+        </w:tc>
+        <w:tc>
+          <w:tcPr>
+            <w:tcW w:w="1298" w:type="dxa"/>
+          </w:tcPr>
+          <w:p>
+            <w:r>
+              <w:t>Facile mais moins moderne</w:t>
+            </w:r>
+          </w:p>
+        </w:tc>
+        <w:tc>
+          <w:tcPr>
+            <w:tcW w:w="2179" w:type="dxa"/>
+          </w:tcPr>
+          <w:p>
+            <w:r>
+              <w:t>Plus complexe à maîtriser</w:t>
+            </w:r>
+          </w:p>
+        </w:tc>
+        <w:tc>
+          <w:tcPr>
+            <w:tcW w:w="1230" w:type="dxa"/>
+          </w:tcPr>
+          <w:p>
+            <w:r>
+              <w:t>I</w:t>
+            </w:r>
+            <w:r>
+              <w:t>nterface intuitive</w:t>
+            </w:r>
+          </w:p>
+        </w:tc>
+        <w:tc>
+          <w:tcPr>
+            <w:tcW w:w="1602" w:type="dxa"/>
+          </w:tcPr>
+          <w:p>
+            <w:proofErr w:type="spellStart"/>
+            <w:proofErr w:type="gramStart"/>
+            <w:r>
+              <w:t>nterface</w:t>
+            </w:r>
+            <w:proofErr w:type="spellEnd"/>
+            <w:proofErr w:type="gramEnd"/>
+            <w:r>
+              <w:t xml:space="preserve"> intuitive mais riche</w:t>
+            </w:r>
+          </w:p>
+        </w:tc>
+      </w:tr>
+    </w:tbl>
+    <w:p/>
+    <w:p/>
+    <w:p>
+      <w:pPr>
+        <w:pStyle w:val="Titre2"/>
+      </w:pPr>
+      <w:bookmarkStart w:id="17" w:name="_Toc230248826"/>
+      <w:r>
+        <w:t>Préconisation</w:t>
+      </w:r>
+      <w:bookmarkEnd w:id="17"/>
+    </w:p>
+    <w:p>
+      <w:pPr>
+        <w:pStyle w:val="Titre1"/>
+        <w:rPr>
+          <w:rFonts w:asciiTheme="minorHAnsi" w:eastAsiaTheme="minorHAnsi" w:hAnsiTheme="minorHAnsi" w:cstheme="minorBidi"/>
+          <w:color w:val="auto"/>
+          <w:sz w:val="22"/>
+          <w:szCs w:val="22"/>
+        </w:rPr>
+      </w:pPr>
+      <w:bookmarkStart w:id="18" w:name="_Toc230248827"/>
+      <w:r>
+        <w:rPr>
+          <w:rFonts w:asciiTheme="minorHAnsi" w:eastAsiaTheme="minorHAnsi" w:hAnsiTheme="minorHAnsi" w:cstheme="minorBidi"/>
+          <w:color w:val="auto"/>
+          <w:sz w:val="22"/>
+          <w:szCs w:val="22"/>
+        </w:rPr>
+        <w:t>À la suite du benchmark des solutions techniques, la solution retenue pour l’infrastructure Artemis repose sur une architecture hybride composée de :</w:t>
+      </w:r>
+    </w:p>
+    <w:p>
+      <w:pPr>
+        <w:pStyle w:val="Paragraphedeliste"/>
+        <w:numPr>
+          <w:ilvl w:val="0"/>
+          <w:numId w:val="13"/>
+        </w:numPr>
+      </w:pPr>
+      <w:r>
+        <w:t>Prometheus/</w:t>
+      </w:r>
+      <w:proofErr w:type="spellStart"/>
+      <w:r>
+        <w:t>Grafana</w:t>
+      </w:r>
+      <w:proofErr w:type="spellEnd"/>
+      <w:r>
+        <w:t xml:space="preserve"> comme solution principale de supervision </w:t>
+      </w:r>
+      <w:r>
+        <w:br/>
+        <w:t xml:space="preserve">Prometheus permettra de collecter les métriques des services, conteneurs et composants techniques de l’infrastructure. </w:t>
+      </w:r>
+      <w:proofErr w:type="spellStart"/>
+      <w:r>
+        <w:t>Grafana</w:t>
+      </w:r>
+      <w:proofErr w:type="spellEnd"/>
+      <w:r>
+        <w:t xml:space="preserve"> permettra ensuite de visualiser ces données sous forme de tableaux de bord clairs, dynamiques et personnalisables.</w:t>
+      </w:r>
+    </w:p>
+    <w:p>
+      <w:pPr>
+        <w:pStyle w:val="Paragraphedeliste"/>
+      </w:pPr>
+    </w:p>
+    <w:p>
+      <w:pPr>
+        <w:pStyle w:val="Paragraphedeliste"/>
+        <w:numPr>
+          <w:ilvl w:val="0"/>
+          <w:numId w:val="13"/>
+        </w:numPr>
+      </w:pPr>
+      <w:proofErr w:type="spellStart"/>
+      <w:r>
+        <w:t>Graylog</w:t>
+      </w:r>
+      <w:proofErr w:type="spellEnd"/>
+      <w:r>
+        <w:t xml:space="preserve"> comme solution de centralisation, d’analyse des logs et de SIEM</w:t>
+      </w:r>
+    </w:p>
+    <w:p>
+      <w:pPr>
+        <w:ind w:left="708"/>
+      </w:pPr>
+      <w:proofErr w:type="spellStart"/>
+      <w:r>
+        <w:t>Graylog</w:t>
+      </w:r>
+      <w:proofErr w:type="spellEnd"/>
+      <w:r>
+        <w:t xml:space="preserve"> est retenu comme solution de centralisation et d’analyse des logs.</w:t>
+      </w:r>
+      <w:r>
+        <w:br/>
+        <w:t xml:space="preserve">Il permettra de collecter les journaux systèmes et applicatifs via </w:t>
+      </w:r>
+      <w:proofErr w:type="spellStart"/>
+      <w:r>
+        <w:t>Rsyslog</w:t>
+      </w:r>
+      <w:proofErr w:type="spellEnd"/>
+      <w:r>
+        <w:t>, puis de les exploiter pour faciliter l’analyse des incidents.</w:t>
+      </w:r>
+    </w:p>
+    <w:p>
+      <w:pPr>
+        <w:pStyle w:val="Titre1"/>
+      </w:pPr>
+      <w:r>
+        <w:t>Chiffrage</w:t>
+      </w:r>
+      <w:bookmarkEnd w:id="18"/>
+    </w:p>
+    <w:p>
+      <w:r>
+        <w:t xml:space="preserve">Ce document présente l’estimation budgétaire détaillé </w:t>
+      </w:r>
+      <w:r>
+        <w:t>du projet d’installation d’un superviseur, incluant les aspects logiciels, humains et organisationnels.</w:t>
+      </w:r>
+    </w:p>
+    <w:p/>
+    <w:tbl>
+      <w:tblPr>
+        <w:tblStyle w:val="Grilledutableau"/>
+        <w:tblW w:w="0" w:type="auto"/>
+        <w:tblLook w:val="04A0" w:firstRow="1" w:lastRow="0" w:firstColumn="1" w:lastColumn="0" w:noHBand="0" w:noVBand="1"/>
+      </w:tblPr>
+      <w:tblGrid>
+        <w:gridCol w:w="4320"/>
+        <w:gridCol w:w="4320"/>
+      </w:tblGrid>
+      <w:tr>
+        <w:tc>
+          <w:tcPr>
+            <w:tcW w:w="4320" w:type="dxa"/>
+            <w:tcBorders>
+              <w:top w:val="single" w:sz="4" w:space="0" w:color="auto"/>
+              <w:left w:val="single" w:sz="4" w:space="0" w:color="auto"/>
+              <w:bottom w:val="single" w:sz="4" w:space="0" w:color="auto"/>
+              <w:right w:val="single" w:sz="4" w:space="0" w:color="auto"/>
+            </w:tcBorders>
+            <w:hideMark/>
+          </w:tcPr>
+          <w:p>
+            <w:pPr>
+              <w:spacing w:after="160"/>
+              <w:rPr>
+                <w:b/>
+                <w:bCs/>
+                <w:lang w:val="en-US"/>
+              </w:rPr>
+            </w:pPr>
+            <w:r>
+              <w:rPr>
+                <w:b/>
+                <w:bCs/>
+                <w:lang w:val="en-US"/>
+              </w:rPr>
+              <w:t xml:space="preserve">Poste de </w:t>
+            </w:r>
+            <w:proofErr w:type="spellStart"/>
+            <w:r>
+              <w:rPr>
+                <w:b/>
+                <w:bCs/>
+                <w:lang w:val="en-US"/>
+              </w:rPr>
+              <w:t>dépense</w:t>
+            </w:r>
+            <w:proofErr w:type="spellEnd"/>
+          </w:p>
+        </w:tc>
+        <w:tc>
+          <w:tcPr>
+            <w:tcW w:w="4320" w:type="dxa"/>
+            <w:tcBorders>
+              <w:top w:val="single" w:sz="4" w:space="0" w:color="auto"/>
+              <w:left w:val="single" w:sz="4" w:space="0" w:color="auto"/>
+              <w:bottom w:val="single" w:sz="4" w:space="0" w:color="auto"/>
+              <w:right w:val="single" w:sz="4" w:space="0" w:color="auto"/>
+            </w:tcBorders>
+            <w:hideMark/>
+          </w:tcPr>
+          <w:p>
+            <w:pPr>
+              <w:spacing w:after="160"/>
+              <w:rPr>
+                <w:b/>
+                <w:bCs/>
+                <w:lang w:val="en-US"/>
+              </w:rPr>
+            </w:pPr>
+            <w:r>
+              <w:rPr>
+                <w:b/>
+                <w:bCs/>
+                <w:lang w:val="en-US"/>
+              </w:rPr>
+              <w:t xml:space="preserve">Coût </w:t>
+            </w:r>
+            <w:proofErr w:type="spellStart"/>
+            <w:r>
+              <w:rPr>
+                <w:b/>
+                <w:bCs/>
+                <w:lang w:val="en-US"/>
+              </w:rPr>
+              <w:t>estimé</w:t>
+            </w:r>
+            <w:proofErr w:type="spellEnd"/>
+            <w:r>
+              <w:rPr>
+                <w:b/>
+                <w:bCs/>
+                <w:lang w:val="en-US"/>
+              </w:rPr>
+              <w:t xml:space="preserve"> (€)</w:t>
+            </w:r>
+          </w:p>
+        </w:tc>
+      </w:tr>
+      <w:tr>
+        <w:tc>
+          <w:tcPr>
+            <w:tcW w:w="4320" w:type="dxa"/>
+            <w:tcBorders>
+              <w:top w:val="single" w:sz="4" w:space="0" w:color="auto"/>
+              <w:left w:val="single" w:sz="4" w:space="0" w:color="auto"/>
+              <w:bottom w:val="single" w:sz="4" w:space="0" w:color="auto"/>
+              <w:right w:val="single" w:sz="4" w:space="0" w:color="auto"/>
+            </w:tcBorders>
+            <w:hideMark/>
+          </w:tcPr>
+          <w:p>
+            <w:pPr>
+              <w:spacing w:after="160"/>
+              <w:rPr>
+                <w:lang w:val="en-US"/>
+              </w:rPr>
+            </w:pPr>
+            <w:r>
+              <w:t>Licences Prometheus</w:t>
+            </w:r>
+          </w:p>
+        </w:tc>
+        <w:tc>
+          <w:tcPr>
+            <w:tcW w:w="4320" w:type="dxa"/>
+            <w:tcBorders>
+              <w:top w:val="single" w:sz="4" w:space="0" w:color="auto"/>
+              <w:left w:val="single" w:sz="4" w:space="0" w:color="auto"/>
+              <w:bottom w:val="single" w:sz="4" w:space="0" w:color="auto"/>
+              <w:right w:val="single" w:sz="4" w:space="0" w:color="auto"/>
+            </w:tcBorders>
+            <w:hideMark/>
+          </w:tcPr>
+          <w:p>
+            <w:pPr>
+              <w:spacing w:after="160"/>
+              <w:rPr>
+                <w:lang w:val="en-US"/>
+              </w:rPr>
+            </w:pPr>
+            <w:r>
+              <w:rPr>
+                <w:lang w:val="en-US"/>
+              </w:rPr>
+              <w:t xml:space="preserve"> 0 </w:t>
+            </w:r>
+            <w:r>
+              <w:rPr>
+                <w:lang w:val="en-US"/>
+              </w:rPr>
+              <w:t>€</w:t>
+            </w:r>
+          </w:p>
+        </w:tc>
+      </w:tr>
+      <w:tr>
+        <w:tc>
+          <w:tcPr>
+            <w:tcW w:w="4320" w:type="dxa"/>
+            <w:tcBorders>
+              <w:top w:val="single" w:sz="4" w:space="0" w:color="auto"/>
+              <w:left w:val="single" w:sz="4" w:space="0" w:color="auto"/>
+              <w:bottom w:val="single" w:sz="4" w:space="0" w:color="auto"/>
+              <w:right w:val="single" w:sz="4" w:space="0" w:color="auto"/>
+            </w:tcBorders>
+          </w:tcPr>
+          <w:p>
+            <w:r>
+              <w:t xml:space="preserve">Licence </w:t>
+            </w:r>
+            <w:proofErr w:type="spellStart"/>
+            <w:r>
+              <w:t>Grafana</w:t>
+            </w:r>
+            <w:proofErr w:type="spellEnd"/>
+            <w:r>
+              <w:t xml:space="preserve"> Enterprise</w:t>
+            </w:r>
+          </w:p>
+        </w:tc>
+        <w:tc>
+          <w:tcPr>
+            <w:tcW w:w="4320" w:type="dxa"/>
+            <w:tcBorders>
+              <w:top w:val="single" w:sz="4" w:space="0" w:color="auto"/>
+              <w:left w:val="single" w:sz="4" w:space="0" w:color="auto"/>
+              <w:bottom w:val="single" w:sz="4" w:space="0" w:color="auto"/>
+              <w:right w:val="single" w:sz="4" w:space="0" w:color="auto"/>
+            </w:tcBorders>
+          </w:tcPr>
+          <w:p>
+            <w:pPr>
+              <w:rPr>
+                <w:lang w:val="en-US"/>
+              </w:rPr>
+            </w:pPr>
+            <w:r>
+              <w:rPr>
+                <w:lang w:val="en-US"/>
+              </w:rPr>
+              <w:t>25 000</w:t>
+            </w:r>
+            <w:r>
+              <w:rPr>
+                <w:lang w:val="en-US"/>
+              </w:rPr>
+              <w:t xml:space="preserve"> </w:t>
+            </w:r>
+            <w:r>
+              <w:rPr>
+                <w:lang w:val="en-US"/>
+              </w:rPr>
+              <w:t>€</w:t>
+            </w:r>
+          </w:p>
+        </w:tc>
+      </w:tr>
+      <w:tr>
+        <w:tc>
+          <w:tcPr>
+            <w:tcW w:w="4320" w:type="dxa"/>
+            <w:tcBorders>
+              <w:top w:val="single" w:sz="4" w:space="0" w:color="auto"/>
+              <w:left w:val="single" w:sz="4" w:space="0" w:color="auto"/>
+              <w:bottom w:val="single" w:sz="4" w:space="0" w:color="auto"/>
+              <w:right w:val="single" w:sz="4" w:space="0" w:color="auto"/>
+            </w:tcBorders>
+          </w:tcPr>
+          <w:p>
+            <w:r>
+              <w:t xml:space="preserve">Licence </w:t>
+            </w:r>
+            <w:proofErr w:type="spellStart"/>
+            <w:r>
+              <w:t>Graylog</w:t>
+            </w:r>
+            <w:proofErr w:type="spellEnd"/>
+            <w:r>
+              <w:t xml:space="preserve"> Enterprise</w:t>
+            </w:r>
+          </w:p>
+        </w:tc>
+        <w:tc>
+          <w:tcPr>
+            <w:tcW w:w="4320" w:type="dxa"/>
+            <w:tcBorders>
+              <w:top w:val="single" w:sz="4" w:space="0" w:color="auto"/>
+              <w:left w:val="single" w:sz="4" w:space="0" w:color="auto"/>
+              <w:bottom w:val="single" w:sz="4" w:space="0" w:color="auto"/>
+              <w:right w:val="single" w:sz="4" w:space="0" w:color="auto"/>
+            </w:tcBorders>
+          </w:tcPr>
+          <w:p>
+            <w:pPr>
+              <w:rPr>
+                <w:lang w:val="en-US"/>
+              </w:rPr>
+            </w:pPr>
+            <w:r>
+              <w:rPr>
+                <w:lang w:val="en-US"/>
+              </w:rPr>
+              <w:t xml:space="preserve">15 000 </w:t>
+            </w:r>
+            <w:r>
+              <w:rPr>
+                <w:lang w:val="en-US"/>
+              </w:rPr>
+              <w:t>€</w:t>
+            </w:r>
+          </w:p>
+        </w:tc>
+      </w:tr>
+      <w:tr>
+        <w:tc>
+          <w:tcPr>
+            <w:tcW w:w="4320" w:type="dxa"/>
+            <w:tcBorders>
+              <w:top w:val="single" w:sz="4" w:space="0" w:color="auto"/>
+              <w:left w:val="single" w:sz="4" w:space="0" w:color="auto"/>
+              <w:bottom w:val="single" w:sz="4" w:space="0" w:color="auto"/>
+              <w:right w:val="single" w:sz="4" w:space="0" w:color="auto"/>
+            </w:tcBorders>
+            <w:hideMark/>
+          </w:tcPr>
+          <w:p>
+            <w:pPr>
+              <w:spacing w:after="160"/>
+              <w:rPr>
+                <w:lang w:val="en-US"/>
+              </w:rPr>
+            </w:pPr>
+          </w:p>
+        </w:tc>
+        <w:tc>
+          <w:tcPr>
+            <w:tcW w:w="4320" w:type="dxa"/>
+            <w:tcBorders>
+              <w:top w:val="single" w:sz="4" w:space="0" w:color="auto"/>
+              <w:left w:val="single" w:sz="4" w:space="0" w:color="auto"/>
+              <w:bottom w:val="single" w:sz="4" w:space="0" w:color="auto"/>
+              <w:right w:val="single" w:sz="4" w:space="0" w:color="auto"/>
+            </w:tcBorders>
+            <w:hideMark/>
+          </w:tcPr>
+          <w:p>
+            <w:pPr>
+              <w:spacing w:after="160"/>
+              <w:rPr>
+                <w:lang w:val="en-US"/>
+              </w:rPr>
+            </w:pPr>
+          </w:p>
+        </w:tc>
+      </w:tr>
+      <w:tr>
+        <w:tc>
+          <w:tcPr>
+            <w:tcW w:w="4320" w:type="dxa"/>
+            <w:tcBorders>
+              <w:top w:val="single" w:sz="4" w:space="0" w:color="auto"/>
+              <w:left w:val="single" w:sz="4" w:space="0" w:color="auto"/>
+              <w:bottom w:val="single" w:sz="4" w:space="0" w:color="auto"/>
+              <w:right w:val="single" w:sz="4" w:space="0" w:color="auto"/>
+            </w:tcBorders>
+            <w:hideMark/>
+          </w:tcPr>
+          <w:p>
+            <w:pPr>
+              <w:spacing w:after="160"/>
+              <w:rPr>
+                <w:lang w:val="en-US"/>
+              </w:rPr>
+            </w:pPr>
+          </w:p>
+        </w:tc>
+        <w:tc>
+          <w:tcPr>
+            <w:tcW w:w="4320" w:type="dxa"/>
+            <w:tcBorders>
+              <w:top w:val="single" w:sz="4" w:space="0" w:color="auto"/>
+              <w:left w:val="single" w:sz="4" w:space="0" w:color="auto"/>
+              <w:bottom w:val="single" w:sz="4" w:space="0" w:color="auto"/>
+              <w:right w:val="single" w:sz="4" w:space="0" w:color="auto"/>
+            </w:tcBorders>
+            <w:hideMark/>
+          </w:tcPr>
+          <w:p>
+            <w:pPr>
+              <w:spacing w:after="160"/>
+              <w:rPr>
+                <w:lang w:val="en-US"/>
+              </w:rPr>
+            </w:pPr>
+          </w:p>
+        </w:tc>
+      </w:tr>
+      <w:tr>
+        <w:tc>
+          <w:tcPr>
+            <w:tcW w:w="4320" w:type="dxa"/>
+            <w:tcBorders>
+              <w:top w:val="single" w:sz="4" w:space="0" w:color="auto"/>
+              <w:left w:val="single" w:sz="4" w:space="0" w:color="auto"/>
+              <w:bottom w:val="single" w:sz="4" w:space="0" w:color="auto"/>
+              <w:right w:val="single" w:sz="4" w:space="0" w:color="auto"/>
+            </w:tcBorders>
+            <w:hideMark/>
+          </w:tcPr>
+          <w:p>
+            <w:pPr>
+              <w:spacing w:after="160"/>
+            </w:pPr>
+            <w:r>
+              <w:t>Temps de travail chef de projet (</w:t>
+            </w:r>
+            <w:r>
+              <w:t>2 mois</w:t>
+            </w:r>
+            <w:r>
+              <w:t>)</w:t>
+            </w:r>
+          </w:p>
+        </w:tc>
+        <w:tc>
+          <w:tcPr>
+            <w:tcW w:w="4320" w:type="dxa"/>
+            <w:tcBorders>
+              <w:top w:val="single" w:sz="4" w:space="0" w:color="auto"/>
+              <w:left w:val="single" w:sz="4" w:space="0" w:color="auto"/>
+              <w:bottom w:val="single" w:sz="4" w:space="0" w:color="auto"/>
+              <w:right w:val="single" w:sz="4" w:space="0" w:color="auto"/>
+            </w:tcBorders>
+            <w:hideMark/>
+          </w:tcPr>
+          <w:p>
+            <w:pPr>
+              <w:spacing w:after="160"/>
+              <w:rPr>
+                <w:lang w:val="en-US"/>
+              </w:rPr>
+            </w:pPr>
+            <w:r>
+              <w:rPr>
+                <w:lang w:val="en-US"/>
+              </w:rPr>
+              <w:t>24 000.0 €</w:t>
+            </w:r>
+          </w:p>
+        </w:tc>
+      </w:tr>
+      <w:tr>
+        <w:tc>
+          <w:tcPr>
+            <w:tcW w:w="4320" w:type="dxa"/>
+            <w:tcBorders>
+              <w:top w:val="single" w:sz="4" w:space="0" w:color="auto"/>
+              <w:left w:val="single" w:sz="4" w:space="0" w:color="auto"/>
+              <w:bottom w:val="single" w:sz="4" w:space="0" w:color="auto"/>
+              <w:right w:val="single" w:sz="4" w:space="0" w:color="auto"/>
+            </w:tcBorders>
+            <w:hideMark/>
+          </w:tcPr>
+          <w:p>
+            <w:pPr>
+              <w:spacing w:after="160"/>
+            </w:pPr>
+            <w:r>
+              <w:t>Temps de travail équipe IT (</w:t>
+            </w:r>
+            <w:r>
+              <w:t>2 mois</w:t>
+            </w:r>
+            <w:r>
+              <w:t>)</w:t>
+            </w:r>
+          </w:p>
+        </w:tc>
+        <w:tc>
+          <w:tcPr>
+            <w:tcW w:w="4320" w:type="dxa"/>
+            <w:tcBorders>
+              <w:top w:val="single" w:sz="4" w:space="0" w:color="auto"/>
+              <w:left w:val="single" w:sz="4" w:space="0" w:color="auto"/>
+              <w:bottom w:val="single" w:sz="4" w:space="0" w:color="auto"/>
+              <w:right w:val="single" w:sz="4" w:space="0" w:color="auto"/>
+            </w:tcBorders>
+            <w:hideMark/>
+          </w:tcPr>
+          <w:p>
+            <w:pPr>
+              <w:spacing w:after="160"/>
+              <w:rPr>
+                <w:lang w:val="en-US"/>
+              </w:rPr>
+            </w:pPr>
+            <w:r>
+              <w:rPr>
+                <w:lang w:val="en-US"/>
+              </w:rPr>
+              <w:t>60 000.0 €</w:t>
+            </w:r>
+          </w:p>
+        </w:tc>
+      </w:tr>
+      <w:tr>
+        <w:trPr>
+          <w:trHeight w:val="598"/>
+        </w:trPr>
+        <w:tc>
+          <w:tcPr>
+            <w:tcW w:w="4320" w:type="dxa"/>
+            <w:tcBorders>
+              <w:top w:val="single" w:sz="4" w:space="0" w:color="auto"/>
+              <w:left w:val="single" w:sz="4" w:space="0" w:color="auto"/>
+              <w:bottom w:val="single" w:sz="4" w:space="0" w:color="auto"/>
+              <w:right w:val="single" w:sz="4" w:space="0" w:color="auto"/>
+            </w:tcBorders>
+            <w:hideMark/>
+          </w:tcPr>
+          <w:p>
+            <w:pPr>
+              <w:spacing w:after="160"/>
+              <w:rPr>
+                <w:lang w:val="en-US"/>
+              </w:rPr>
+            </w:pPr>
+            <w:r>
+              <w:rPr>
+                <w:lang w:val="en-US"/>
+              </w:rPr>
+              <w:t xml:space="preserve">Formation </w:t>
+            </w:r>
+            <w:proofErr w:type="spellStart"/>
+            <w:r>
+              <w:rPr>
+                <w:lang w:val="en-US"/>
+              </w:rPr>
+              <w:t>utilisateurs</w:t>
+            </w:r>
+            <w:proofErr w:type="spellEnd"/>
+            <w:r>
+              <w:rPr>
+                <w:lang w:val="en-US"/>
+              </w:rPr>
+              <w:t xml:space="preserve"> (Equipe IT local)</w:t>
+            </w:r>
+          </w:p>
+        </w:tc>
+        <w:tc>
+          <w:tcPr>
+            <w:tcW w:w="4320" w:type="dxa"/>
+            <w:tcBorders>
+              <w:top w:val="single" w:sz="4" w:space="0" w:color="auto"/>
+              <w:left w:val="single" w:sz="4" w:space="0" w:color="auto"/>
+              <w:bottom w:val="single" w:sz="4" w:space="0" w:color="auto"/>
+              <w:right w:val="single" w:sz="4" w:space="0" w:color="auto"/>
+            </w:tcBorders>
+            <w:hideMark/>
+          </w:tcPr>
+          <w:p>
+            <w:pPr>
+              <w:spacing w:after="160"/>
+              <w:rPr>
+                <w:lang w:val="en-US"/>
+              </w:rPr>
+            </w:pPr>
+            <w:r>
+              <w:rPr>
+                <w:lang w:val="en-US"/>
+              </w:rPr>
+              <w:t>5 000.0 €</w:t>
+            </w:r>
+          </w:p>
+        </w:tc>
+      </w:tr>
+      <w:tr>
+        <w:trPr>
+          <w:trHeight w:val="598"/>
+        </w:trPr>
+        <w:tc>
+          <w:tcPr>
+            <w:tcW w:w="4320" w:type="dxa"/>
+            <w:tcBorders>
+              <w:top w:val="single" w:sz="4" w:space="0" w:color="auto"/>
+              <w:left w:val="single" w:sz="4" w:space="0" w:color="auto"/>
+              <w:bottom w:val="single" w:sz="4" w:space="0" w:color="auto"/>
+              <w:right w:val="single" w:sz="4" w:space="0" w:color="auto"/>
+            </w:tcBorders>
+          </w:tcPr>
+          <w:p>
+            <w:pPr>
+              <w:rPr>
+                <w:lang w:val="en-US"/>
+              </w:rPr>
+            </w:pPr>
+            <w:r>
+              <w:t>Documentation technique</w:t>
+            </w:r>
+          </w:p>
+        </w:tc>
+        <w:tc>
+          <w:tcPr>
+            <w:tcW w:w="4320" w:type="dxa"/>
+            <w:tcBorders>
+              <w:top w:val="single" w:sz="4" w:space="0" w:color="auto"/>
+              <w:left w:val="single" w:sz="4" w:space="0" w:color="auto"/>
+              <w:bottom w:val="single" w:sz="4" w:space="0" w:color="auto"/>
+              <w:right w:val="single" w:sz="4" w:space="0" w:color="auto"/>
+            </w:tcBorders>
+          </w:tcPr>
+          <w:p>
+            <w:pPr>
+              <w:rPr>
+                <w:lang w:val="en-US"/>
+              </w:rPr>
+            </w:pPr>
+            <w:r>
+              <w:t>4 000 €</w:t>
+            </w:r>
+          </w:p>
+        </w:tc>
+      </w:tr>
+      <w:tr>
+        <w:tc>
+          <w:tcPr>
+            <w:tcW w:w="4320" w:type="dxa"/>
+            <w:tcBorders>
+              <w:top w:val="single" w:sz="4" w:space="0" w:color="auto"/>
+              <w:left w:val="single" w:sz="4" w:space="0" w:color="auto"/>
+              <w:bottom w:val="single" w:sz="4" w:space="0" w:color="auto"/>
+              <w:right w:val="single" w:sz="4" w:space="0" w:color="auto"/>
+            </w:tcBorders>
+            <w:hideMark/>
+          </w:tcPr>
+          <w:p>
+            <w:pPr>
+              <w:spacing w:after="160"/>
+            </w:pPr>
+            <w:r>
+              <w:t>Stockage et rétention logs</w:t>
+            </w:r>
+          </w:p>
+        </w:tc>
+        <w:tc>
+          <w:tcPr>
+            <w:tcW w:w="4320" w:type="dxa"/>
+            <w:tcBorders>
+              <w:top w:val="single" w:sz="4" w:space="0" w:color="auto"/>
+              <w:left w:val="single" w:sz="4" w:space="0" w:color="auto"/>
+              <w:bottom w:val="single" w:sz="4" w:space="0" w:color="auto"/>
+              <w:right w:val="single" w:sz="4" w:space="0" w:color="auto"/>
+            </w:tcBorders>
+            <w:hideMark/>
+          </w:tcPr>
+          <w:p>
+            <w:pPr>
+              <w:spacing w:after="160"/>
+              <w:rPr>
+                <w:lang w:val="en-US"/>
+              </w:rPr>
+            </w:pPr>
+            <w:r>
+              <w:t>10 000 €</w:t>
+            </w:r>
+          </w:p>
+        </w:tc>
+      </w:tr>
+      <w:tr>
+        <w:tc>
+          <w:tcPr>
+            <w:tcW w:w="4320" w:type="dxa"/>
+            <w:tcBorders>
+              <w:top w:val="single" w:sz="4" w:space="0" w:color="auto"/>
+              <w:left w:val="single" w:sz="4" w:space="0" w:color="auto"/>
+              <w:bottom w:val="single" w:sz="4" w:space="0" w:color="auto"/>
+              <w:right w:val="single" w:sz="4" w:space="0" w:color="auto"/>
+            </w:tcBorders>
+            <w:hideMark/>
+          </w:tcPr>
+          <w:p>
+            <w:pPr>
+              <w:spacing w:after="160"/>
+              <w:rPr>
+                <w:lang w:val="en-US"/>
+              </w:rPr>
+            </w:pPr>
+            <w:r>
+              <w:t>Support et maintenance initiale</w:t>
+            </w:r>
+          </w:p>
+        </w:tc>
+        <w:tc>
+          <w:tcPr>
+            <w:tcW w:w="4320" w:type="dxa"/>
+            <w:tcBorders>
+              <w:top w:val="single" w:sz="4" w:space="0" w:color="auto"/>
+              <w:left w:val="single" w:sz="4" w:space="0" w:color="auto"/>
+              <w:bottom w:val="single" w:sz="4" w:space="0" w:color="auto"/>
+              <w:right w:val="single" w:sz="4" w:space="0" w:color="auto"/>
+            </w:tcBorders>
+            <w:hideMark/>
+          </w:tcPr>
+          <w:p>
+            <w:pPr>
+              <w:spacing w:after="160"/>
+              <w:rPr>
+                <w:lang w:val="en-US"/>
+              </w:rPr>
+            </w:pPr>
+            <w:r>
+              <w:rPr>
+                <w:lang w:val="en-US"/>
+              </w:rPr>
+              <w:t xml:space="preserve">20 000 </w:t>
+            </w:r>
+            <w:r>
+              <w:rPr>
+                <w:lang w:val="en-US"/>
+              </w:rPr>
+              <w:t>€</w:t>
+            </w:r>
+          </w:p>
+        </w:tc>
+      </w:tr>
+      <w:tr>
+        <w:tc>
+          <w:tcPr>
+            <w:tcW w:w="4320" w:type="dxa"/>
+            <w:tcBorders>
+              <w:top w:val="single" w:sz="4" w:space="0" w:color="auto"/>
+              <w:left w:val="single" w:sz="4" w:space="0" w:color="auto"/>
+              <w:bottom w:val="single" w:sz="4" w:space="0" w:color="auto"/>
+              <w:right w:val="single" w:sz="4" w:space="0" w:color="auto"/>
+            </w:tcBorders>
+            <w:hideMark/>
+          </w:tcPr>
+          <w:p>
+            <w:pPr>
+              <w:spacing w:after="160"/>
+              <w:rPr>
+                <w:lang w:val="en-US"/>
+              </w:rPr>
+            </w:pPr>
+            <w:r>
+              <w:rPr>
+                <w:lang w:val="en-US"/>
+              </w:rPr>
+              <w:t>Configuration réseau</w:t>
+            </w:r>
+          </w:p>
+        </w:tc>
+        <w:tc>
+          <w:tcPr>
+            <w:tcW w:w="4320" w:type="dxa"/>
+            <w:tcBorders>
+              <w:top w:val="single" w:sz="4" w:space="0" w:color="auto"/>
+              <w:left w:val="single" w:sz="4" w:space="0" w:color="auto"/>
+              <w:bottom w:val="single" w:sz="4" w:space="0" w:color="auto"/>
+              <w:right w:val="single" w:sz="4" w:space="0" w:color="auto"/>
+            </w:tcBorders>
+            <w:hideMark/>
+          </w:tcPr>
+          <w:p>
+            <w:pPr>
+              <w:spacing w:after="160"/>
+              <w:rPr>
+                <w:lang w:val="en-US"/>
+              </w:rPr>
+            </w:pPr>
+            <w:r>
+              <w:t>6 000 €</w:t>
+            </w:r>
+          </w:p>
+        </w:tc>
+      </w:tr>
+      <w:tr>
+        <w:tc>
+          <w:tcPr>
+            <w:tcW w:w="4320" w:type="dxa"/>
+            <w:tcBorders>
+              <w:top w:val="single" w:sz="4" w:space="0" w:color="auto"/>
+              <w:left w:val="single" w:sz="4" w:space="0" w:color="auto"/>
+              <w:bottom w:val="single" w:sz="4" w:space="0" w:color="auto"/>
+              <w:right w:val="single" w:sz="4" w:space="0" w:color="auto"/>
+            </w:tcBorders>
+            <w:hideMark/>
+          </w:tcPr>
+          <w:p>
+            <w:pPr>
+              <w:spacing w:after="160"/>
+              <w:rPr>
+                <w:lang w:val="en-US"/>
+              </w:rPr>
+            </w:pPr>
+            <w:r>
+              <w:rPr>
+                <w:lang w:val="en-US"/>
+              </w:rPr>
+              <w:t xml:space="preserve">Marge </w:t>
+            </w:r>
+            <w:proofErr w:type="spellStart"/>
+            <w:r>
+              <w:rPr>
+                <w:lang w:val="en-US"/>
+              </w:rPr>
+              <w:t>d’imprévus</w:t>
+            </w:r>
+            <w:proofErr w:type="spellEnd"/>
+            <w:r>
+              <w:rPr>
+                <w:lang w:val="en-US"/>
+              </w:rPr>
+              <w:t xml:space="preserve"> (10%)</w:t>
+            </w:r>
+          </w:p>
+        </w:tc>
+        <w:tc>
+          <w:tcPr>
+            <w:tcW w:w="4320" w:type="dxa"/>
+            <w:tcBorders>
+              <w:top w:val="single" w:sz="4" w:space="0" w:color="auto"/>
+              <w:left w:val="single" w:sz="4" w:space="0" w:color="auto"/>
+              <w:bottom w:val="single" w:sz="4" w:space="0" w:color="auto"/>
+              <w:right w:val="single" w:sz="4" w:space="0" w:color="auto"/>
+            </w:tcBorders>
+            <w:hideMark/>
+          </w:tcPr>
+          <w:p>
+            <w:pPr>
+              <w:spacing w:after="160"/>
+              <w:rPr>
+                <w:lang w:val="en-US"/>
+              </w:rPr>
+            </w:pPr>
+            <w:r>
+              <w:rPr>
+                <w:lang w:val="en-US"/>
+              </w:rPr>
+              <w:t>16 900</w:t>
+            </w:r>
+          </w:p>
+        </w:tc>
+      </w:tr>
+      <w:tr>
+        <w:tc>
+          <w:tcPr>
+            <w:tcW w:w="4320" w:type="dxa"/>
+            <w:tcBorders>
+              <w:top w:val="single" w:sz="4" w:space="0" w:color="auto"/>
+              <w:left w:val="single" w:sz="4" w:space="0" w:color="auto"/>
+              <w:bottom w:val="single" w:sz="4" w:space="0" w:color="auto"/>
+              <w:right w:val="single" w:sz="4" w:space="0" w:color="auto"/>
+            </w:tcBorders>
+          </w:tcPr>
+          <w:p>
+            <w:pPr>
+              <w:spacing w:after="160"/>
+              <w:rPr>
+                <w:lang w:val="en-US"/>
+              </w:rPr>
+            </w:pPr>
+            <w:r>
+              <w:rPr>
+                <w:lang w:val="en-US"/>
+              </w:rPr>
+              <w:t>Total</w:t>
+            </w:r>
+            <w:r>
+              <w:rPr>
+                <w:lang w:val="en-US"/>
+              </w:rPr>
+              <w:t xml:space="preserve"> Première </w:t>
+            </w:r>
+            <w:proofErr w:type="spellStart"/>
+            <w:r>
+              <w:rPr>
+                <w:lang w:val="en-US"/>
+              </w:rPr>
+              <w:t>année</w:t>
+            </w:r>
+            <w:proofErr w:type="spellEnd"/>
+            <w:r>
+              <w:rPr>
+                <w:lang w:val="en-US"/>
+              </w:rPr>
+              <w:t xml:space="preserve"> </w:t>
+            </w:r>
+            <w:proofErr w:type="spellStart"/>
+            <w:r>
+              <w:rPr>
+                <w:lang w:val="en-US"/>
+              </w:rPr>
+              <w:t>estimé</w:t>
+            </w:r>
+            <w:proofErr w:type="spellEnd"/>
+          </w:p>
+        </w:tc>
+        <w:tc>
+          <w:tcPr>
+            <w:tcW w:w="4320" w:type="dxa"/>
+            <w:tcBorders>
+              <w:top w:val="single" w:sz="4" w:space="0" w:color="auto"/>
+              <w:left w:val="single" w:sz="4" w:space="0" w:color="auto"/>
+              <w:bottom w:val="single" w:sz="4" w:space="0" w:color="auto"/>
+              <w:right w:val="single" w:sz="4" w:space="0" w:color="auto"/>
+            </w:tcBorders>
+            <w:hideMark/>
+          </w:tcPr>
+          <w:p>
+            <w:pPr>
+              <w:spacing w:after="160"/>
+              <w:rPr>
+                <w:lang w:val="en-US"/>
+              </w:rPr>
+            </w:pPr>
+            <w:r>
+              <w:rPr>
+                <w:lang w:val="en-US"/>
+              </w:rPr>
+              <w:t>185 900</w:t>
+            </w:r>
+          </w:p>
+        </w:tc>
+      </w:tr>
+    </w:tbl>
+    <w:p>
+      <w:bookmarkStart w:id="19" w:name="_Toc230248828"/>
     </w:p>
     <w:p/>
     <w:p>
+      <w:r>
+        <w:lastRenderedPageBreak/>
+        <w:t xml:space="preserve">Couts récurrents annuels estimés : </w:t>
+      </w:r>
+    </w:p>
+    <w:tbl>
+      <w:tblPr>
+        <w:tblStyle w:val="Grilledutableau"/>
+        <w:tblW w:w="0" w:type="auto"/>
+        <w:tblLook w:val="04A0" w:firstRow="1" w:lastRow="0" w:firstColumn="1" w:lastColumn="0" w:noHBand="0" w:noVBand="1"/>
+      </w:tblPr>
+      <w:tblGrid>
+        <w:gridCol w:w="4531"/>
+        <w:gridCol w:w="4531"/>
+      </w:tblGrid>
+      <w:tr>
+        <w:tc>
+          <w:tcPr>
+            <w:tcW w:w="4531" w:type="dxa"/>
+          </w:tcPr>
+          <w:p>
+            <w:r>
+              <w:t xml:space="preserve">Licence </w:t>
+            </w:r>
+            <w:proofErr w:type="spellStart"/>
+            <w:r>
+              <w:t>Grafana</w:t>
+            </w:r>
+            <w:proofErr w:type="spellEnd"/>
+            <w:r>
+              <w:t xml:space="preserve"> Enterprise</w:t>
+            </w:r>
+          </w:p>
+        </w:tc>
+        <w:tc>
+          <w:tcPr>
+            <w:tcW w:w="4531" w:type="dxa"/>
+          </w:tcPr>
+          <w:p>
+            <w:r>
+              <w:t xml:space="preserve"> </w:t>
+            </w:r>
+            <w:r>
+              <w:rPr>
+                <w:lang w:val="en-US"/>
+              </w:rPr>
+              <w:t xml:space="preserve">25 000 </w:t>
+            </w:r>
+            <w:r>
+              <w:rPr>
+                <w:lang w:val="en-US"/>
+              </w:rPr>
+              <w:t>€</w:t>
+            </w:r>
+          </w:p>
+        </w:tc>
+      </w:tr>
+      <w:tr>
+        <w:tc>
+          <w:tcPr>
+            <w:tcW w:w="4531" w:type="dxa"/>
+          </w:tcPr>
+          <w:p>
+            <w:r>
+              <w:t xml:space="preserve">Licence </w:t>
+            </w:r>
+            <w:proofErr w:type="spellStart"/>
+            <w:r>
+              <w:t>Graylog</w:t>
+            </w:r>
+            <w:proofErr w:type="spellEnd"/>
+            <w:r>
+              <w:t xml:space="preserve"> Enterprise</w:t>
+            </w:r>
+          </w:p>
+        </w:tc>
+        <w:tc>
+          <w:tcPr>
+            <w:tcW w:w="4531" w:type="dxa"/>
+          </w:tcPr>
+          <w:p>
+            <w:r>
+              <w:rPr>
+                <w:lang w:val="en-US"/>
+              </w:rPr>
+              <w:t xml:space="preserve">15 000 </w:t>
+            </w:r>
+            <w:r>
+              <w:rPr>
+                <w:lang w:val="en-US"/>
+              </w:rPr>
+              <w:t>€</w:t>
+            </w:r>
+          </w:p>
+        </w:tc>
+      </w:tr>
+      <w:tr>
+        <w:tc>
+          <w:tcPr>
+            <w:tcW w:w="4531" w:type="dxa"/>
+          </w:tcPr>
+          <w:p>
+            <w:r>
+              <w:t>Maintenance et support</w:t>
+            </w:r>
+          </w:p>
+        </w:tc>
+        <w:tc>
+          <w:tcPr>
+            <w:tcW w:w="4531" w:type="dxa"/>
+          </w:tcPr>
+          <w:p>
+            <w:r>
+              <w:t xml:space="preserve">12 000 € </w:t>
+            </w:r>
+          </w:p>
+        </w:tc>
+      </w:tr>
+      <w:tr>
+        <w:tc>
+          <w:tcPr>
+            <w:tcW w:w="4531" w:type="dxa"/>
+          </w:tcPr>
+          <w:p>
+            <w:r>
+              <w:t>Stockage et archivage logs</w:t>
+            </w:r>
+          </w:p>
+        </w:tc>
+        <w:tc>
+          <w:tcPr>
+            <w:tcW w:w="4531" w:type="dxa"/>
+          </w:tcPr>
+          <w:p>
+            <w:r>
+              <w:t>1</w:t>
+            </w:r>
+            <w:r>
+              <w:t>0</w:t>
+            </w:r>
+            <w:r>
+              <w:t xml:space="preserve"> 000 €</w:t>
+            </w:r>
+          </w:p>
+        </w:tc>
+      </w:tr>
+      <w:tr>
+        <w:tc>
+          <w:tcPr>
+            <w:tcW w:w="4531" w:type="dxa"/>
+          </w:tcPr>
+          <w:p>
+            <w:r>
+              <w:t>Support exploitation supervision</w:t>
+            </w:r>
+          </w:p>
+        </w:tc>
+        <w:tc>
+          <w:tcPr>
+            <w:tcW w:w="4531" w:type="dxa"/>
+          </w:tcPr>
+          <w:p>
+            <w:r>
+              <w:t>18 000 €</w:t>
+            </w:r>
+          </w:p>
+        </w:tc>
+      </w:tr>
+      <w:tr>
+        <w:tc>
+          <w:tcPr>
+            <w:tcW w:w="4531" w:type="dxa"/>
+          </w:tcPr>
+          <w:p>
+            <w:r>
+              <w:t>Total annuel récurrent</w:t>
+            </w:r>
+          </w:p>
+        </w:tc>
+        <w:tc>
+          <w:tcPr>
+            <w:tcW w:w="4531" w:type="dxa"/>
+          </w:tcPr>
+          <w:p>
+            <w:r>
+              <w:t xml:space="preserve"> 70 000 </w:t>
+            </w:r>
+            <w:r>
+              <w:t>€</w:t>
+            </w:r>
+          </w:p>
+        </w:tc>
+      </w:tr>
+    </w:tbl>
+    <w:p/>
+    <w:p>
       <w:pPr>
         <w:pStyle w:val="Titre2"/>
       </w:pPr>
-      <w:bookmarkStart w:id="13" w:name="_Toc200460517"/>
-      <w:r>
-        <w:t>Matrice RACI (Responsable, Approbateur, Consulté, Informé)</w:t>
-      </w:r>
-      <w:bookmarkEnd w:id="13"/>
+      <w:r>
+        <w:t>Macro-planning</w:t>
+      </w:r>
+      <w:bookmarkEnd w:id="19"/>
     </w:p>
     <w:p/>
     <w:p>
-      <w:pPr>
-        <w:pStyle w:val="Titre2"/>
-      </w:pPr>
-      <w:bookmarkStart w:id="14" w:name="_Toc200460518"/>
-      <w:r>
-        <w:t>Organigramme des acteurs du projet</w:t>
-      </w:r>
-      <w:bookmarkEnd w:id="14"/>
-    </w:p>
-    <w:p/>
-    <w:p/>
-    <w:p>
-      <w:pPr>
-        <w:pStyle w:val="Titre2"/>
-      </w:pPr>
-      <w:bookmarkStart w:id="15" w:name="_Toc200460519"/>
-      <w:r>
-        <w:t>Carte mentale</w:t>
-      </w:r>
-      <w:bookmarkEnd w:id="15"/>
-    </w:p>
-    <w:p/>
-    <w:p>
-      <w:pPr>
-        <w:pStyle w:val="Titre1"/>
-      </w:pPr>
-      <w:bookmarkStart w:id="16" w:name="_Toc200460520"/>
-      <w:r>
-        <w:lastRenderedPageBreak/>
-        <w:t>Référentiel d’exigence</w:t>
-      </w:r>
-      <w:bookmarkEnd w:id="16"/>
-      <w:r>
-        <w:t xml:space="preserve"> </w:t>
+      <w:r>
+        <w:rPr>
+          <w:noProof/>
+        </w:rPr>
+        <w:drawing>
+          <wp:inline distT="0" distB="0" distL="0" distR="0" wp14:anchorId="4A7532E4" wp14:editId="6A2E3172">
+            <wp:extent cx="6515100" cy="3257550"/>
+            <wp:effectExtent l="0" t="0" r="0" b="0"/>
+            <wp:docPr id="416709421" name="Image 2"/>
+            <wp:cNvGraphicFramePr>
+              <a:graphicFrameLocks xmlns:a="http://schemas.openxmlformats.org/drawingml/2006/main" noChangeAspect="1"/>
+            </wp:cNvGraphicFramePr>
+            <a:graphic xmlns:a="http://schemas.openxmlformats.org/drawingml/2006/main">
+              <a:graphicData uri="http://schemas.openxmlformats.org/drawingml/2006/picture">
+                <pic:pic xmlns:pic="http://schemas.openxmlformats.org/drawingml/2006/picture">
+                  <pic:nvPicPr>
+                    <pic:cNvPr id="0" name="Picture 2"/>
+                    <pic:cNvPicPr>
+                      <a:picLocks noChangeAspect="1" noChangeArrowheads="1"/>
+                    </pic:cNvPicPr>
+                  </pic:nvPicPr>
+                  <pic:blipFill>
+                    <a:blip r:embed="rId14">
+                      <a:extLst>
+                        <a:ext uri="{28A0092B-C50C-407E-A947-70E740481C1C}">
+                          <a14:useLocalDpi xmlns:a14="http://schemas.microsoft.com/office/drawing/2010/main" val="0"/>
+                        </a:ext>
+                      </a:extLst>
+                    </a:blip>
+                    <a:srcRect/>
+                    <a:stretch>
+                      <a:fillRect/>
+                    </a:stretch>
+                  </pic:blipFill>
+                  <pic:spPr bwMode="auto">
+                    <a:xfrm>
+                      <a:off x="0" y="0"/>
+                      <a:ext cx="6515100" cy="3257550"/>
+                    </a:xfrm>
+                    <a:prstGeom prst="rect">
+                      <a:avLst/>
+                    </a:prstGeom>
+                    <a:noFill/>
+                  </pic:spPr>
+                </pic:pic>
+              </a:graphicData>
+            </a:graphic>
+          </wp:inline>
+        </w:drawing>
       </w:r>
     </w:p>
     <w:p>
       <w:pPr>
-        <w:pStyle w:val="Titre2"/>
-      </w:pPr>
-      <w:bookmarkStart w:id="17" w:name="_Toc200460521"/>
-      <w:r>
-        <w:t>Exigences fonctionnelles</w:t>
-      </w:r>
-      <w:bookmarkEnd w:id="17"/>
-    </w:p>
-    <w:p>
-      <w:pPr>
-        <w:pStyle w:val="Titre2"/>
-      </w:pPr>
-      <w:bookmarkStart w:id="18" w:name="_Toc200460523"/>
-      <w:r>
-        <w:t>Benchmark des solutions techniques</w:t>
-      </w:r>
-      <w:bookmarkEnd w:id="18"/>
-    </w:p>
-    <w:p>
-      <w:pPr>
-        <w:pStyle w:val="Titre2"/>
-      </w:pPr>
-      <w:bookmarkStart w:id="19" w:name="_Toc200460524"/>
-      <w:r>
-        <w:t>Préconisation</w:t>
-      </w:r>
-      <w:bookmarkEnd w:id="19"/>
-    </w:p>
-    <w:p>
-      <w:pPr>
         <w:pStyle w:val="Titre1"/>
       </w:pPr>
-      <w:bookmarkStart w:id="20" w:name="_Toc200460525"/>
-      <w:r>
-        <w:t>Chiffrage</w:t>
+      <w:bookmarkStart w:id="20" w:name="_Toc230248829"/>
+      <w:r>
+        <w:t>Risques et stratégie des Tests</w:t>
       </w:r>
       <w:bookmarkEnd w:id="20"/>
     </w:p>
@@ -5144,17 +7304,9 @@
       <w:pPr>
         <w:pStyle w:val="Titre2"/>
       </w:pPr>
-      <w:r>
-        <w:t>Macro-planning</w:t>
-      </w:r>
-    </w:p>
-    <w:p>
-      <w:pPr>
-        <w:pStyle w:val="Titre1"/>
-      </w:pPr>
-      <w:bookmarkStart w:id="21" w:name="_Toc200460527"/>
-      <w:r>
-        <w:t>Risques et stratégie des Tests</w:t>
+      <w:bookmarkStart w:id="21" w:name="_Toc230248830"/>
+      <w:r>
+        <w:t>Matrice des Risques</w:t>
       </w:r>
       <w:bookmarkEnd w:id="21"/>
     </w:p>
@@ -5162,9 +7314,9 @@
       <w:pPr>
         <w:pStyle w:val="Titre2"/>
       </w:pPr>
-      <w:bookmarkStart w:id="22" w:name="_Toc200460528"/>
-      <w:r>
-        <w:t>Matrice des Risques</w:t>
+      <w:bookmarkStart w:id="22" w:name="_Toc230248831"/>
+      <w:r>
+        <w:t>Critère de réussite – Tests Techniques</w:t>
       </w:r>
       <w:bookmarkEnd w:id="22"/>
     </w:p>
@@ -5172,112 +7324,15 @@
       <w:pPr>
         <w:pStyle w:val="Titre2"/>
       </w:pPr>
-      <w:bookmarkStart w:id="23" w:name="_Toc200460529"/>
-      <w:r>
-        <w:t>Critère de réussite – Tests Techniques</w:t>
+      <w:bookmarkStart w:id="23" w:name="_Toc230248832"/>
+      <w:r>
+        <w:t>Critère de réussite – Expérience utilisateur</w:t>
       </w:r>
       <w:bookmarkEnd w:id="23"/>
     </w:p>
-    <w:p>
-      <w:pPr>
-        <w:pStyle w:val="Titre2"/>
-      </w:pPr>
-      <w:bookmarkStart w:id="24" w:name="_Toc200460530"/>
-      <w:r>
-        <w:t>Critère de réussite – Expérience utilisateur</w:t>
-      </w:r>
-      <w:bookmarkEnd w:id="24"/>
-    </w:p>
-    <w:p/>
-    <w:p>
-      <w:pPr>
-        <w:pStyle w:val="Titre1"/>
-      </w:pPr>
-      <w:bookmarkStart w:id="25" w:name="_Toc200460531"/>
-      <w:r>
-        <w:t>KPI</w:t>
-      </w:r>
-      <w:bookmarkEnd w:id="25"/>
-    </w:p>
-    <w:p>
-      <w:pPr>
-        <w:pStyle w:val="Titre1"/>
-      </w:pPr>
-      <w:bookmarkStart w:id="26" w:name="_Toc200460532"/>
-      <w:r>
-        <w:t>Stratégie d’accompagnement au changement</w:t>
-      </w:r>
-      <w:bookmarkEnd w:id="26"/>
-      <w:r>
-        <w:t xml:space="preserve"> </w:t>
-      </w:r>
-    </w:p>
-    <w:p>
-      <w:pPr>
-        <w:pStyle w:val="Titre2"/>
-      </w:pPr>
-      <w:bookmarkStart w:id="27" w:name="_Toc200460533"/>
-      <w:r>
-        <w:t>Objectif</w:t>
-      </w:r>
-      <w:bookmarkEnd w:id="27"/>
-    </w:p>
-    <w:p>
-      <w:pPr>
-        <w:pStyle w:val="Titre2"/>
-      </w:pPr>
-      <w:bookmarkStart w:id="28" w:name="_Toc200460534"/>
-      <w:r>
-        <w:t>Dispositif de formation et de la communication</w:t>
-      </w:r>
-      <w:bookmarkEnd w:id="28"/>
-      <w:r>
-        <w:t xml:space="preserve"> </w:t>
-      </w:r>
-    </w:p>
-    <w:p>
-      <w:pPr>
-        <w:pStyle w:val="Titre3"/>
-      </w:pPr>
-      <w:bookmarkStart w:id="29" w:name="_Toc200460535"/>
-      <w:r>
-        <w:t>Documentation</w:t>
-      </w:r>
-      <w:bookmarkEnd w:id="29"/>
-    </w:p>
-    <w:p>
-      <w:pPr>
-        <w:pStyle w:val="Titre3"/>
-      </w:pPr>
-      <w:bookmarkStart w:id="30" w:name="_Toc200460536"/>
-      <w:r>
-        <w:t>Communication proactive</w:t>
-      </w:r>
-      <w:bookmarkEnd w:id="30"/>
-    </w:p>
-    <w:p>
-      <w:pPr>
-        <w:pStyle w:val="Titre2"/>
-      </w:pPr>
-      <w:bookmarkStart w:id="31" w:name="_Toc200460537"/>
-      <w:r>
-        <w:t>Support utilisateur post migration</w:t>
-      </w:r>
-      <w:bookmarkEnd w:id="31"/>
-    </w:p>
-    <w:p>
-      <w:pPr>
-        <w:pStyle w:val="Titre3"/>
-      </w:pPr>
-      <w:bookmarkStart w:id="32" w:name="_Toc200460538"/>
-      <w:r>
-        <w:t>Modèle de ticket</w:t>
-      </w:r>
-      <w:bookmarkEnd w:id="32"/>
-    </w:p>
-    <w:p/>
     <w:p/>
     <w:sectPr>
+      <w:footerReference w:type="default" r:id="rId15"/>
       <w:pgSz w:w="11906" w:h="16838"/>
       <w:pgMar w:top="1417" w:right="1417" w:bottom="1417" w:left="1417" w:header="708" w:footer="708" w:gutter="0"/>
       <w:pgNumType w:start="0"/>
@@ -5287,6 +7342,106 @@
     </w:sectPr>
   </w:body>
 </w:document>
+</file>
+
+<file path=word/endnotes.xml><?xml version="1.0" encoding="utf-8"?>
+<w:endnotes xmlns:wpc="http://schemas.microsoft.com/office/word/2010/wordprocessingCanvas" xmlns:cx="http://schemas.microsoft.com/office/drawing/2014/chartex" xmlns:cx1="http://schemas.microsoft.com/office/drawing/2015/9/8/chartex" xmlns:cx2="http://schemas.microsoft.com/office/drawing/2015/10/21/chartex" xmlns:cx3="http://schemas.microsoft.com/office/drawing/2016/5/9/chartex" xmlns:cx4="http://schemas.microsoft.com/office/drawing/2016/5/10/chartex" xmlns:cx5="http://schemas.microsoft.com/office/drawing/2016/5/11/chartex" xmlns:cx6="http://schemas.microsoft.com/office/drawing/2016/5/12/chartex" xmlns:cx7="http://schemas.microsoft.com/office/drawing/2016/5/13/chartex" xmlns:cx8="http://schemas.microsoft.com/office/drawing/2016/5/14/chartex" xmlns:mc="http://schemas.openxmlformats.org/markup-compatibility/2006" xmlns:aink="http://schemas.microsoft.com/office/drawing/2016/ink" xmlns:am3d="http://schemas.microsoft.com/office/drawing/2017/model3d" xmlns:o="urn:schemas-microsoft-com:office:office" xmlns:oel="http://schemas.microsoft.com/office/2019/extlst" xmlns:r="http://schemas.openxmlformats.org/officeDocument/2006/relationships" xmlns:m="http://schemas.openxmlformats.org/officeDocument/2006/math" xmlns:v="urn:schemas-microsoft-com:vml" xmlns:wp14="http://schemas.microsoft.com/office/word/2010/wordprocessingDrawing" xmlns:wp="http://schemas.openxmlformats.org/drawingml/2006/wordprocessingDrawing" xmlns:w10="urn:schemas-microsoft-com:office:word" xmlns:w="http://schemas.openxmlformats.org/wordprocessingml/2006/main" xmlns:w14="http://schemas.microsoft.com/office/word/2010/wordml" xmlns:w15="http://schemas.microsoft.com/office/word/2012/wordml" xmlns:w16cex="http://schemas.microsoft.com/office/word/2018/wordml/cex" xmlns:w16cid="http://schemas.microsoft.com/office/word/2016/wordml/cid" xmlns:w16="http://schemas.microsoft.com/office/word/2018/wordml" xmlns:w16du="http://schemas.microsoft.com/office/word/2023/wordml/word16du" xmlns:w16sdtdh="http://schemas.microsoft.com/office/word/2020/wordml/sdtdatahash" xmlns:w16sdtfl="http://schemas.microsoft.com/office/word/2024/wordml/sdtformatlock" xmlns:w16se="http://schemas.microsoft.com/office/word/2015/wordml/symex" xmlns:wpg="http://schemas.microsoft.com/office/word/2010/wordprocessingGroup" xmlns:wpi="http://schemas.microsoft.com/office/word/2010/wordprocessingInk" xmlns:wne="http://schemas.microsoft.com/office/word/2006/wordml" xmlns:wps="http://schemas.microsoft.com/office/word/2010/wordprocessingShape" mc:Ignorable="w14 w15 w16se w16cid w16 w16cex w16sdtdh w16sdtfl w16du wp14">
+  <w:endnote w:type="separator" w:id="-1">
+    <w:p>
+      <w:pPr>
+        <w:spacing w:after="0" w:line="240" w:lineRule="auto"/>
+      </w:pPr>
+      <w:r>
+        <w:separator/>
+      </w:r>
+    </w:p>
+  </w:endnote>
+  <w:endnote w:type="continuationSeparator" w:id="0">
+    <w:p>
+      <w:pPr>
+        <w:spacing w:after="0" w:line="240" w:lineRule="auto"/>
+      </w:pPr>
+      <w:r>
+        <w:continuationSeparator/>
+      </w:r>
+    </w:p>
+  </w:endnote>
+</w:endnotes>
+</file>
+
+<file path=word/footer1.xml><?xml version="1.0" encoding="utf-8"?>
+<w:ftr xmlns:wpc="http://schemas.microsoft.com/office/word/2010/wordprocessingCanvas" xmlns:cx="http://schemas.microsoft.com/office/drawing/2014/chartex" xmlns:cx1="http://schemas.microsoft.com/office/drawing/2015/9/8/chartex" xmlns:cx2="http://schemas.microsoft.com/office/drawing/2015/10/21/chartex" xmlns:cx3="http://schemas.microsoft.com/office/drawing/2016/5/9/chartex" xmlns:cx4="http://schemas.microsoft.com/office/drawing/2016/5/10/chartex" xmlns:cx5="http://schemas.microsoft.com/office/drawing/2016/5/11/chartex" xmlns:cx6="http://schemas.microsoft.com/office/drawing/2016/5/12/chartex" xmlns:cx7="http://schemas.microsoft.com/office/drawing/2016/5/13/chartex" xmlns:cx8="http://schemas.microsoft.com/office/drawing/2016/5/14/chartex" xmlns:mc="http://schemas.openxmlformats.org/markup-compatibility/2006" xmlns:aink="http://schemas.microsoft.com/office/drawing/2016/ink" xmlns:am3d="http://schemas.microsoft.com/office/drawing/2017/model3d" xmlns:o="urn:schemas-microsoft-com:office:office" xmlns:oel="http://schemas.microsoft.com/office/2019/extlst" xmlns:r="http://schemas.openxmlformats.org/officeDocument/2006/relationships" xmlns:m="http://schemas.openxmlformats.org/officeDocument/2006/math" xmlns:v="urn:schemas-microsoft-com:vml" xmlns:wp14="http://schemas.microsoft.com/office/word/2010/wordprocessingDrawing" xmlns:wp="http://schemas.openxmlformats.org/drawingml/2006/wordprocessingDrawing" xmlns:w10="urn:schemas-microsoft-com:office:word" xmlns:w="http://schemas.openxmlformats.org/wordprocessingml/2006/main" xmlns:w14="http://schemas.microsoft.com/office/word/2010/wordml" xmlns:w15="http://schemas.microsoft.com/office/word/2012/wordml" xmlns:w16cex="http://schemas.microsoft.com/office/word/2018/wordml/cex" xmlns:w16cid="http://schemas.microsoft.com/office/word/2016/wordml/cid" xmlns:w16="http://schemas.microsoft.com/office/word/2018/wordml" xmlns:w16du="http://schemas.microsoft.com/office/word/2023/wordml/word16du" xmlns:w16sdtdh="http://schemas.microsoft.com/office/word/2020/wordml/sdtdatahash" xmlns:w16sdtfl="http://schemas.microsoft.com/office/word/2024/wordml/sdtformatlock" xmlns:w16se="http://schemas.microsoft.com/office/word/2015/wordml/symex" xmlns:wpg="http://schemas.microsoft.com/office/word/2010/wordprocessingGroup" xmlns:wpi="http://schemas.microsoft.com/office/word/2010/wordprocessingInk" xmlns:wne="http://schemas.microsoft.com/office/word/2006/wordml" xmlns:wps="http://schemas.microsoft.com/office/word/2010/wordprocessingShape" mc:Ignorable="w14 w15 w16se w16cid w16 w16cex w16sdtdh w16sdtfl w16du wp14">
+  <w:sdt>
+    <w:sdtPr>
+      <w:id w:val="-1277020489"/>
+      <w:docPartObj>
+        <w:docPartGallery w:val="Page Numbers (Bottom of Page)"/>
+        <w:docPartUnique/>
+      </w:docPartObj>
+    </w:sdtPr>
+    <w:sdtContent>
+      <w:p>
+        <w:pPr>
+          <w:pStyle w:val="Pieddepage"/>
+          <w:jc w:val="right"/>
+        </w:pPr>
+        <w:r>
+          <w:fldChar w:fldCharType="begin"/>
+        </w:r>
+        <w:r>
+          <w:instrText>PAGE   \* MERGEFORMAT</w:instrText>
+        </w:r>
+        <w:r>
+          <w:fldChar w:fldCharType="separate"/>
+        </w:r>
+        <w:r>
+          <w:t>2</w:t>
+        </w:r>
+        <w:r>
+          <w:fldChar w:fldCharType="end"/>
+        </w:r>
+      </w:p>
+    </w:sdtContent>
+  </w:sdt>
+  <w:p>
+    <w:pPr>
+      <w:pStyle w:val="Pieddepage"/>
+    </w:pPr>
+    <w:r>
+      <w:t xml:space="preserve">Thibault Demaret / Harry Lu--Leap / Quentin Hubert / Ilies </w:t>
+    </w:r>
+    <w:proofErr w:type="spellStart"/>
+    <w:r>
+      <w:t>Bouchouareb</w:t>
+    </w:r>
+    <w:proofErr w:type="spellEnd"/>
+  </w:p>
+</w:ftr>
+</file>
+
+<file path=word/footnotes.xml><?xml version="1.0" encoding="utf-8"?>
+<w:footnotes xmlns:wpc="http://schemas.microsoft.com/office/word/2010/wordprocessingCanvas" xmlns:cx="http://schemas.microsoft.com/office/drawing/2014/chartex" xmlns:cx1="http://schemas.microsoft.com/office/drawing/2015/9/8/chartex" xmlns:cx2="http://schemas.microsoft.com/office/drawing/2015/10/21/chartex" xmlns:cx3="http://schemas.microsoft.com/office/drawing/2016/5/9/chartex" xmlns:cx4="http://schemas.microsoft.com/office/drawing/2016/5/10/chartex" xmlns:cx5="http://schemas.microsoft.com/office/drawing/2016/5/11/chartex" xmlns:cx6="http://schemas.microsoft.com/office/drawing/2016/5/12/chartex" xmlns:cx7="http://schemas.microsoft.com/office/drawing/2016/5/13/chartex" xmlns:cx8="http://schemas.microsoft.com/office/drawing/2016/5/14/chartex" xmlns:mc="http://schemas.openxmlformats.org/markup-compatibility/2006" xmlns:aink="http://schemas.microsoft.com/office/drawing/2016/ink" xmlns:am3d="http://schemas.microsoft.com/office/drawing/2017/model3d" xmlns:o="urn:schemas-microsoft-com:office:office" xmlns:oel="http://schemas.microsoft.com/office/2019/extlst" xmlns:r="http://schemas.openxmlformats.org/officeDocument/2006/relationships" xmlns:m="http://schemas.openxmlformats.org/officeDocument/2006/math" xmlns:v="urn:schemas-microsoft-com:vml" xmlns:wp14="http://schemas.microsoft.com/office/word/2010/wordprocessingDrawing" xmlns:wp="http://schemas.openxmlformats.org/drawingml/2006/wordprocessingDrawing" xmlns:w10="urn:schemas-microsoft-com:office:word" xmlns:w="http://schemas.openxmlformats.org/wordprocessingml/2006/main" xmlns:w14="http://schemas.microsoft.com/office/word/2010/wordml" xmlns:w15="http://schemas.microsoft.com/office/word/2012/wordml" xmlns:w16cex="http://schemas.microsoft.com/office/word/2018/wordml/cex" xmlns:w16cid="http://schemas.microsoft.com/office/word/2016/wordml/cid" xmlns:w16="http://schemas.microsoft.com/office/word/2018/wordml" xmlns:w16du="http://schemas.microsoft.com/office/word/2023/wordml/word16du" xmlns:w16sdtdh="http://schemas.microsoft.com/office/word/2020/wordml/sdtdatahash" xmlns:w16sdtfl="http://schemas.microsoft.com/office/word/2024/wordml/sdtformatlock" xmlns:w16se="http://schemas.microsoft.com/office/word/2015/wordml/symex" xmlns:wpg="http://schemas.microsoft.com/office/word/2010/wordprocessingGroup" xmlns:wpi="http://schemas.microsoft.com/office/word/2010/wordprocessingInk" xmlns:wne="http://schemas.microsoft.com/office/word/2006/wordml" xmlns:wps="http://schemas.microsoft.com/office/word/2010/wordprocessingShape" mc:Ignorable="w14 w15 w16se w16cid w16 w16cex w16sdtdh w16sdtfl w16du wp14">
+  <w:footnote w:type="separator" w:id="-1">
+    <w:p>
+      <w:pPr>
+        <w:spacing w:after="0" w:line="240" w:lineRule="auto"/>
+      </w:pPr>
+      <w:r>
+        <w:separator/>
+      </w:r>
+    </w:p>
+  </w:footnote>
+  <w:footnote w:type="continuationSeparator" w:id="0">
+    <w:p>
+      <w:pPr>
+        <w:spacing w:after="0" w:line="240" w:lineRule="auto"/>
+      </w:pPr>
+      <w:r>
+        <w:continuationSeparator/>
+      </w:r>
+    </w:p>
+  </w:footnote>
+</w:footnotes>
 </file>
 
 <file path=word/numbering.xml><?xml version="1.0" encoding="utf-8"?>
@@ -5768,6 +7923,95 @@
     </w:lvl>
   </w:abstractNum>
   <w:abstractNum w:abstractNumId="4" w15:restartNumberingAfterBreak="0">
+    <w:nsid w:val="28480A7A"/>
+    <w:multiLevelType w:val="hybridMultilevel"/>
+    <w:tmpl w:val="2FF89C68"/>
+    <w:lvl w:ilvl="0" w:tplc="040C000F">
+      <w:start w:val="1"/>
+      <w:numFmt w:val="decimal"/>
+      <w:lvlText w:val="%1."/>
+      <w:lvlJc w:val="left"/>
+      <w:pPr>
+        <w:ind w:left="720" w:hanging="360"/>
+      </w:pPr>
+      <w:rPr>
+        <w:rFonts w:hint="default"/>
+      </w:rPr>
+    </w:lvl>
+    <w:lvl w:ilvl="1" w:tplc="040C0019" w:tentative="1">
+      <w:start w:val="1"/>
+      <w:numFmt w:val="lowerLetter"/>
+      <w:lvlText w:val="%2."/>
+      <w:lvlJc w:val="left"/>
+      <w:pPr>
+        <w:ind w:left="1440" w:hanging="360"/>
+      </w:pPr>
+    </w:lvl>
+    <w:lvl w:ilvl="2" w:tplc="040C001B" w:tentative="1">
+      <w:start w:val="1"/>
+      <w:numFmt w:val="lowerRoman"/>
+      <w:lvlText w:val="%3."/>
+      <w:lvlJc w:val="right"/>
+      <w:pPr>
+        <w:ind w:left="2160" w:hanging="180"/>
+      </w:pPr>
+    </w:lvl>
+    <w:lvl w:ilvl="3" w:tplc="040C000F" w:tentative="1">
+      <w:start w:val="1"/>
+      <w:numFmt w:val="decimal"/>
+      <w:lvlText w:val="%4."/>
+      <w:lvlJc w:val="left"/>
+      <w:pPr>
+        <w:ind w:left="2880" w:hanging="360"/>
+      </w:pPr>
+    </w:lvl>
+    <w:lvl w:ilvl="4" w:tplc="040C0019" w:tentative="1">
+      <w:start w:val="1"/>
+      <w:numFmt w:val="lowerLetter"/>
+      <w:lvlText w:val="%5."/>
+      <w:lvlJc w:val="left"/>
+      <w:pPr>
+        <w:ind w:left="3600" w:hanging="360"/>
+      </w:pPr>
+    </w:lvl>
+    <w:lvl w:ilvl="5" w:tplc="040C001B" w:tentative="1">
+      <w:start w:val="1"/>
+      <w:numFmt w:val="lowerRoman"/>
+      <w:lvlText w:val="%6."/>
+      <w:lvlJc w:val="right"/>
+      <w:pPr>
+        <w:ind w:left="4320" w:hanging="180"/>
+      </w:pPr>
+    </w:lvl>
+    <w:lvl w:ilvl="6" w:tplc="040C000F" w:tentative="1">
+      <w:start w:val="1"/>
+      <w:numFmt w:val="decimal"/>
+      <w:lvlText w:val="%7."/>
+      <w:lvlJc w:val="left"/>
+      <w:pPr>
+        <w:ind w:left="5040" w:hanging="360"/>
+      </w:pPr>
+    </w:lvl>
+    <w:lvl w:ilvl="7" w:tplc="040C0019" w:tentative="1">
+      <w:start w:val="1"/>
+      <w:numFmt w:val="lowerLetter"/>
+      <w:lvlText w:val="%8."/>
+      <w:lvlJc w:val="left"/>
+      <w:pPr>
+        <w:ind w:left="5760" w:hanging="360"/>
+      </w:pPr>
+    </w:lvl>
+    <w:lvl w:ilvl="8" w:tplc="040C001B" w:tentative="1">
+      <w:start w:val="1"/>
+      <w:numFmt w:val="lowerRoman"/>
+      <w:lvlText w:val="%9."/>
+      <w:lvlJc w:val="right"/>
+      <w:pPr>
+        <w:ind w:left="6480" w:hanging="180"/>
+      </w:pPr>
+    </w:lvl>
+  </w:abstractNum>
+  <w:abstractNum w:abstractNumId="5" w15:restartNumberingAfterBreak="0">
     <w:nsid w:val="2E4A0BFA"/>
     <w:multiLevelType w:val="multilevel"/>
     <w:tmpl w:val="4254F640"/>
@@ -5916,7 +8160,233 @@
       </w:rPr>
     </w:lvl>
   </w:abstractNum>
-  <w:abstractNum w:abstractNumId="5" w15:restartNumberingAfterBreak="0">
+  <w:abstractNum w:abstractNumId="6" w15:restartNumberingAfterBreak="0">
+    <w:nsid w:val="435F5ACE"/>
+    <w:multiLevelType w:val="hybridMultilevel"/>
+    <w:tmpl w:val="C7327AA6"/>
+    <w:lvl w:ilvl="0" w:tplc="040C0001">
+      <w:start w:val="1"/>
+      <w:numFmt w:val="bullet"/>
+      <w:lvlText w:val=""/>
+      <w:lvlJc w:val="left"/>
+      <w:pPr>
+        <w:ind w:left="720" w:hanging="360"/>
+      </w:pPr>
+      <w:rPr>
+        <w:rFonts w:ascii="Symbol" w:hAnsi="Symbol" w:hint="default"/>
+      </w:rPr>
+    </w:lvl>
+    <w:lvl w:ilvl="1" w:tplc="040C0003" w:tentative="1">
+      <w:start w:val="1"/>
+      <w:numFmt w:val="bullet"/>
+      <w:lvlText w:val="o"/>
+      <w:lvlJc w:val="left"/>
+      <w:pPr>
+        <w:ind w:left="1440" w:hanging="360"/>
+      </w:pPr>
+      <w:rPr>
+        <w:rFonts w:ascii="Courier New" w:hAnsi="Courier New" w:cs="Courier New" w:hint="default"/>
+      </w:rPr>
+    </w:lvl>
+    <w:lvl w:ilvl="2" w:tplc="040C0005" w:tentative="1">
+      <w:start w:val="1"/>
+      <w:numFmt w:val="bullet"/>
+      <w:lvlText w:val=""/>
+      <w:lvlJc w:val="left"/>
+      <w:pPr>
+        <w:ind w:left="2160" w:hanging="360"/>
+      </w:pPr>
+      <w:rPr>
+        <w:rFonts w:ascii="Wingdings" w:hAnsi="Wingdings" w:hint="default"/>
+      </w:rPr>
+    </w:lvl>
+    <w:lvl w:ilvl="3" w:tplc="040C0001" w:tentative="1">
+      <w:start w:val="1"/>
+      <w:numFmt w:val="bullet"/>
+      <w:lvlText w:val=""/>
+      <w:lvlJc w:val="left"/>
+      <w:pPr>
+        <w:ind w:left="2880" w:hanging="360"/>
+      </w:pPr>
+      <w:rPr>
+        <w:rFonts w:ascii="Symbol" w:hAnsi="Symbol" w:hint="default"/>
+      </w:rPr>
+    </w:lvl>
+    <w:lvl w:ilvl="4" w:tplc="040C0003" w:tentative="1">
+      <w:start w:val="1"/>
+      <w:numFmt w:val="bullet"/>
+      <w:lvlText w:val="o"/>
+      <w:lvlJc w:val="left"/>
+      <w:pPr>
+        <w:ind w:left="3600" w:hanging="360"/>
+      </w:pPr>
+      <w:rPr>
+        <w:rFonts w:ascii="Courier New" w:hAnsi="Courier New" w:cs="Courier New" w:hint="default"/>
+      </w:rPr>
+    </w:lvl>
+    <w:lvl w:ilvl="5" w:tplc="040C0005" w:tentative="1">
+      <w:start w:val="1"/>
+      <w:numFmt w:val="bullet"/>
+      <w:lvlText w:val=""/>
+      <w:lvlJc w:val="left"/>
+      <w:pPr>
+        <w:ind w:left="4320" w:hanging="360"/>
+      </w:pPr>
+      <w:rPr>
+        <w:rFonts w:ascii="Wingdings" w:hAnsi="Wingdings" w:hint="default"/>
+      </w:rPr>
+    </w:lvl>
+    <w:lvl w:ilvl="6" w:tplc="040C0001" w:tentative="1">
+      <w:start w:val="1"/>
+      <w:numFmt w:val="bullet"/>
+      <w:lvlText w:val=""/>
+      <w:lvlJc w:val="left"/>
+      <w:pPr>
+        <w:ind w:left="5040" w:hanging="360"/>
+      </w:pPr>
+      <w:rPr>
+        <w:rFonts w:ascii="Symbol" w:hAnsi="Symbol" w:hint="default"/>
+      </w:rPr>
+    </w:lvl>
+    <w:lvl w:ilvl="7" w:tplc="040C0003" w:tentative="1">
+      <w:start w:val="1"/>
+      <w:numFmt w:val="bullet"/>
+      <w:lvlText w:val="o"/>
+      <w:lvlJc w:val="left"/>
+      <w:pPr>
+        <w:ind w:left="5760" w:hanging="360"/>
+      </w:pPr>
+      <w:rPr>
+        <w:rFonts w:ascii="Courier New" w:hAnsi="Courier New" w:cs="Courier New" w:hint="default"/>
+      </w:rPr>
+    </w:lvl>
+    <w:lvl w:ilvl="8" w:tplc="040C0005" w:tentative="1">
+      <w:start w:val="1"/>
+      <w:numFmt w:val="bullet"/>
+      <w:lvlText w:val=""/>
+      <w:lvlJc w:val="left"/>
+      <w:pPr>
+        <w:ind w:left="6480" w:hanging="360"/>
+      </w:pPr>
+      <w:rPr>
+        <w:rFonts w:ascii="Wingdings" w:hAnsi="Wingdings" w:hint="default"/>
+      </w:rPr>
+    </w:lvl>
+  </w:abstractNum>
+  <w:abstractNum w:abstractNumId="7" w15:restartNumberingAfterBreak="0">
+    <w:nsid w:val="51DE6D0B"/>
+    <w:multiLevelType w:val="hybridMultilevel"/>
+    <w:tmpl w:val="93CED144"/>
+    <w:lvl w:ilvl="0" w:tplc="040C0001">
+      <w:start w:val="1"/>
+      <w:numFmt w:val="bullet"/>
+      <w:lvlText w:val=""/>
+      <w:lvlJc w:val="left"/>
+      <w:pPr>
+        <w:ind w:left="720" w:hanging="360"/>
+      </w:pPr>
+      <w:rPr>
+        <w:rFonts w:ascii="Symbol" w:hAnsi="Symbol" w:hint="default"/>
+      </w:rPr>
+    </w:lvl>
+    <w:lvl w:ilvl="1" w:tplc="040C0003" w:tentative="1">
+      <w:start w:val="1"/>
+      <w:numFmt w:val="bullet"/>
+      <w:lvlText w:val="o"/>
+      <w:lvlJc w:val="left"/>
+      <w:pPr>
+        <w:ind w:left="1440" w:hanging="360"/>
+      </w:pPr>
+      <w:rPr>
+        <w:rFonts w:ascii="Courier New" w:hAnsi="Courier New" w:cs="Courier New" w:hint="default"/>
+      </w:rPr>
+    </w:lvl>
+    <w:lvl w:ilvl="2" w:tplc="040C0005" w:tentative="1">
+      <w:start w:val="1"/>
+      <w:numFmt w:val="bullet"/>
+      <w:lvlText w:val=""/>
+      <w:lvlJc w:val="left"/>
+      <w:pPr>
+        <w:ind w:left="2160" w:hanging="360"/>
+      </w:pPr>
+      <w:rPr>
+        <w:rFonts w:ascii="Wingdings" w:hAnsi="Wingdings" w:hint="default"/>
+      </w:rPr>
+    </w:lvl>
+    <w:lvl w:ilvl="3" w:tplc="040C0001" w:tentative="1">
+      <w:start w:val="1"/>
+      <w:numFmt w:val="bullet"/>
+      <w:lvlText w:val=""/>
+      <w:lvlJc w:val="left"/>
+      <w:pPr>
+        <w:ind w:left="2880" w:hanging="360"/>
+      </w:pPr>
+      <w:rPr>
+        <w:rFonts w:ascii="Symbol" w:hAnsi="Symbol" w:hint="default"/>
+      </w:rPr>
+    </w:lvl>
+    <w:lvl w:ilvl="4" w:tplc="040C0003" w:tentative="1">
+      <w:start w:val="1"/>
+      <w:numFmt w:val="bullet"/>
+      <w:lvlText w:val="o"/>
+      <w:lvlJc w:val="left"/>
+      <w:pPr>
+        <w:ind w:left="3600" w:hanging="360"/>
+      </w:pPr>
+      <w:rPr>
+        <w:rFonts w:ascii="Courier New" w:hAnsi="Courier New" w:cs="Courier New" w:hint="default"/>
+      </w:rPr>
+    </w:lvl>
+    <w:lvl w:ilvl="5" w:tplc="040C0005" w:tentative="1">
+      <w:start w:val="1"/>
+      <w:numFmt w:val="bullet"/>
+      <w:lvlText w:val=""/>
+      <w:lvlJc w:val="left"/>
+      <w:pPr>
+        <w:ind w:left="4320" w:hanging="360"/>
+      </w:pPr>
+      <w:rPr>
+        <w:rFonts w:ascii="Wingdings" w:hAnsi="Wingdings" w:hint="default"/>
+      </w:rPr>
+    </w:lvl>
+    <w:lvl w:ilvl="6" w:tplc="040C0001" w:tentative="1">
+      <w:start w:val="1"/>
+      <w:numFmt w:val="bullet"/>
+      <w:lvlText w:val=""/>
+      <w:lvlJc w:val="left"/>
+      <w:pPr>
+        <w:ind w:left="5040" w:hanging="360"/>
+      </w:pPr>
+      <w:rPr>
+        <w:rFonts w:ascii="Symbol" w:hAnsi="Symbol" w:hint="default"/>
+      </w:rPr>
+    </w:lvl>
+    <w:lvl w:ilvl="7" w:tplc="040C0003" w:tentative="1">
+      <w:start w:val="1"/>
+      <w:numFmt w:val="bullet"/>
+      <w:lvlText w:val="o"/>
+      <w:lvlJc w:val="left"/>
+      <w:pPr>
+        <w:ind w:left="5760" w:hanging="360"/>
+      </w:pPr>
+      <w:rPr>
+        <w:rFonts w:ascii="Courier New" w:hAnsi="Courier New" w:cs="Courier New" w:hint="default"/>
+      </w:rPr>
+    </w:lvl>
+    <w:lvl w:ilvl="8" w:tplc="040C0005" w:tentative="1">
+      <w:start w:val="1"/>
+      <w:numFmt w:val="bullet"/>
+      <w:lvlText w:val=""/>
+      <w:lvlJc w:val="left"/>
+      <w:pPr>
+        <w:ind w:left="6480" w:hanging="360"/>
+      </w:pPr>
+      <w:rPr>
+        <w:rFonts w:ascii="Wingdings" w:hAnsi="Wingdings" w:hint="default"/>
+      </w:rPr>
+    </w:lvl>
+  </w:abstractNum>
+  <w:abstractNum w:abstractNumId="8" w15:restartNumberingAfterBreak="0">
     <w:nsid w:val="5751073C"/>
     <w:multiLevelType w:val="multilevel"/>
     <w:tmpl w:val="8B607A42"/>
@@ -6065,7 +8535,156 @@
       </w:rPr>
     </w:lvl>
   </w:abstractNum>
-  <w:abstractNum w:abstractNumId="6" w15:restartNumberingAfterBreak="0">
+  <w:abstractNum w:abstractNumId="9" w15:restartNumberingAfterBreak="0">
+    <w:nsid w:val="66896D81"/>
+    <w:multiLevelType w:val="multilevel"/>
+    <w:tmpl w:val="53C8AF46"/>
+    <w:lvl w:ilvl="0">
+      <w:start w:val="1"/>
+      <w:numFmt w:val="bullet"/>
+      <w:lvlText w:val=""/>
+      <w:lvlJc w:val="left"/>
+      <w:pPr>
+        <w:tabs>
+          <w:tab w:val="num" w:pos="720"/>
+        </w:tabs>
+        <w:ind w:left="720" w:hanging="360"/>
+      </w:pPr>
+      <w:rPr>
+        <w:rFonts w:ascii="Symbol" w:hAnsi="Symbol" w:hint="default"/>
+        <w:sz w:val="20"/>
+      </w:rPr>
+    </w:lvl>
+    <w:lvl w:ilvl="1">
+      <w:start w:val="1"/>
+      <w:numFmt w:val="bullet"/>
+      <w:lvlText w:val="o"/>
+      <w:lvlJc w:val="left"/>
+      <w:pPr>
+        <w:tabs>
+          <w:tab w:val="num" w:pos="1440"/>
+        </w:tabs>
+        <w:ind w:left="1440" w:hanging="360"/>
+      </w:pPr>
+      <w:rPr>
+        <w:rFonts w:ascii="Courier New" w:hAnsi="Courier New" w:hint="default"/>
+        <w:sz w:val="20"/>
+      </w:rPr>
+    </w:lvl>
+    <w:lvl w:ilvl="2" w:tentative="1">
+      <w:start w:val="1"/>
+      <w:numFmt w:val="bullet"/>
+      <w:lvlText w:val=""/>
+      <w:lvlJc w:val="left"/>
+      <w:pPr>
+        <w:tabs>
+          <w:tab w:val="num" w:pos="2160"/>
+        </w:tabs>
+        <w:ind w:left="2160" w:hanging="360"/>
+      </w:pPr>
+      <w:rPr>
+        <w:rFonts w:ascii="Wingdings" w:hAnsi="Wingdings" w:hint="default"/>
+        <w:sz w:val="20"/>
+      </w:rPr>
+    </w:lvl>
+    <w:lvl w:ilvl="3" w:tentative="1">
+      <w:start w:val="1"/>
+      <w:numFmt w:val="bullet"/>
+      <w:lvlText w:val=""/>
+      <w:lvlJc w:val="left"/>
+      <w:pPr>
+        <w:tabs>
+          <w:tab w:val="num" w:pos="2880"/>
+        </w:tabs>
+        <w:ind w:left="2880" w:hanging="360"/>
+      </w:pPr>
+      <w:rPr>
+        <w:rFonts w:ascii="Wingdings" w:hAnsi="Wingdings" w:hint="default"/>
+        <w:sz w:val="20"/>
+      </w:rPr>
+    </w:lvl>
+    <w:lvl w:ilvl="4" w:tentative="1">
+      <w:start w:val="1"/>
+      <w:numFmt w:val="bullet"/>
+      <w:lvlText w:val=""/>
+      <w:lvlJc w:val="left"/>
+      <w:pPr>
+        <w:tabs>
+          <w:tab w:val="num" w:pos="3600"/>
+        </w:tabs>
+        <w:ind w:left="3600" w:hanging="360"/>
+      </w:pPr>
+      <w:rPr>
+        <w:rFonts w:ascii="Wingdings" w:hAnsi="Wingdings" w:hint="default"/>
+        <w:sz w:val="20"/>
+      </w:rPr>
+    </w:lvl>
+    <w:lvl w:ilvl="5" w:tentative="1">
+      <w:start w:val="1"/>
+      <w:numFmt w:val="bullet"/>
+      <w:lvlText w:val=""/>
+      <w:lvlJc w:val="left"/>
+      <w:pPr>
+        <w:tabs>
+          <w:tab w:val="num" w:pos="4320"/>
+        </w:tabs>
+        <w:ind w:left="4320" w:hanging="360"/>
+      </w:pPr>
+      <w:rPr>
+        <w:rFonts w:ascii="Wingdings" w:hAnsi="Wingdings" w:hint="default"/>
+        <w:sz w:val="20"/>
+      </w:rPr>
+    </w:lvl>
+    <w:lvl w:ilvl="6" w:tentative="1">
+      <w:start w:val="1"/>
+      <w:numFmt w:val="bullet"/>
+      <w:lvlText w:val=""/>
+      <w:lvlJc w:val="left"/>
+      <w:pPr>
+        <w:tabs>
+          <w:tab w:val="num" w:pos="5040"/>
+        </w:tabs>
+        <w:ind w:left="5040" w:hanging="360"/>
+      </w:pPr>
+      <w:rPr>
+        <w:rFonts w:ascii="Wingdings" w:hAnsi="Wingdings" w:hint="default"/>
+        <w:sz w:val="20"/>
+      </w:rPr>
+    </w:lvl>
+    <w:lvl w:ilvl="7" w:tentative="1">
+      <w:start w:val="1"/>
+      <w:numFmt w:val="bullet"/>
+      <w:lvlText w:val=""/>
+      <w:lvlJc w:val="left"/>
+      <w:pPr>
+        <w:tabs>
+          <w:tab w:val="num" w:pos="5760"/>
+        </w:tabs>
+        <w:ind w:left="5760" w:hanging="360"/>
+      </w:pPr>
+      <w:rPr>
+        <w:rFonts w:ascii="Wingdings" w:hAnsi="Wingdings" w:hint="default"/>
+        <w:sz w:val="20"/>
+      </w:rPr>
+    </w:lvl>
+    <w:lvl w:ilvl="8" w:tentative="1">
+      <w:start w:val="1"/>
+      <w:numFmt w:val="bullet"/>
+      <w:lvlText w:val=""/>
+      <w:lvlJc w:val="left"/>
+      <w:pPr>
+        <w:tabs>
+          <w:tab w:val="num" w:pos="6480"/>
+        </w:tabs>
+        <w:ind w:left="6480" w:hanging="360"/>
+      </w:pPr>
+      <w:rPr>
+        <w:rFonts w:ascii="Wingdings" w:hAnsi="Wingdings" w:hint="default"/>
+        <w:sz w:val="20"/>
+      </w:rPr>
+    </w:lvl>
+  </w:abstractNum>
+  <w:abstractNum w:abstractNumId="10" w15:restartNumberingAfterBreak="0">
     <w:nsid w:val="66C157C4"/>
     <w:multiLevelType w:val="multilevel"/>
     <w:tmpl w:val="6098245C"/>
@@ -6214,7 +8833,7 @@
       </w:rPr>
     </w:lvl>
   </w:abstractNum>
-  <w:abstractNum w:abstractNumId="7" w15:restartNumberingAfterBreak="0">
+  <w:abstractNum w:abstractNumId="11" w15:restartNumberingAfterBreak="0">
     <w:nsid w:val="7C98349A"/>
     <w:multiLevelType w:val="hybridMultilevel"/>
     <w:tmpl w:val="FD8CAB8A"/>
@@ -6303,7 +8922,7 @@
       </w:pPr>
     </w:lvl>
   </w:abstractNum>
-  <w:abstractNum w:abstractNumId="8" w15:restartNumberingAfterBreak="0">
+  <w:abstractNum w:abstractNumId="12" w15:restartNumberingAfterBreak="0">
     <w:nsid w:val="7CF3390D"/>
     <w:multiLevelType w:val="multilevel"/>
     <w:tmpl w:val="C846B8CA"/>
@@ -6456,10 +9075,10 @@
     <w:abstractNumId w:val="3"/>
   </w:num>
   <w:num w:numId="2" w16cid:durableId="1354570972">
-    <w:abstractNumId w:val="4"/>
+    <w:abstractNumId w:val="5"/>
   </w:num>
   <w:num w:numId="3" w16cid:durableId="372392080">
-    <w:abstractNumId w:val="6"/>
+    <w:abstractNumId w:val="10"/>
   </w:num>
   <w:num w:numId="4" w16cid:durableId="618268798">
     <w:abstractNumId w:val="2"/>
@@ -6468,16 +9087,28 @@
     <w:abstractNumId w:val="0"/>
   </w:num>
   <w:num w:numId="6" w16cid:durableId="1697778738">
-    <w:abstractNumId w:val="5"/>
+    <w:abstractNumId w:val="8"/>
   </w:num>
   <w:num w:numId="7" w16cid:durableId="1368875524">
-    <w:abstractNumId w:val="8"/>
+    <w:abstractNumId w:val="12"/>
   </w:num>
   <w:num w:numId="8" w16cid:durableId="2127966357">
-    <w:abstractNumId w:val="7"/>
+    <w:abstractNumId w:val="11"/>
   </w:num>
   <w:num w:numId="9" w16cid:durableId="976836018">
     <w:abstractNumId w:val="1"/>
+  </w:num>
+  <w:num w:numId="10" w16cid:durableId="1386836244">
+    <w:abstractNumId w:val="7"/>
+  </w:num>
+  <w:num w:numId="11" w16cid:durableId="515119055">
+    <w:abstractNumId w:val="4"/>
+  </w:num>
+  <w:num w:numId="12" w16cid:durableId="1394082146">
+    <w:abstractNumId w:val="9"/>
+  </w:num>
+  <w:num w:numId="13" w16cid:durableId="1390805853">
+    <w:abstractNumId w:val="6"/>
   </w:num>
 </w:numbering>
 </file>
@@ -6656,7 +9287,7 @@
     <w:lsdException w:name="Table Web 2" w:semiHidden="1" w:unhideWhenUsed="1"/>
     <w:lsdException w:name="Table Web 3" w:semiHidden="1" w:unhideWhenUsed="1"/>
     <w:lsdException w:name="Balloon Text" w:semiHidden="1" w:unhideWhenUsed="1"/>
-    <w:lsdException w:name="Table Grid" w:uiPriority="39"/>
+    <w:lsdException w:name="Table Grid" w:uiPriority="59"/>
     <w:lsdException w:name="Table Theme" w:semiHidden="1" w:unhideWhenUsed="1"/>
     <w:lsdException w:name="Placeholder Text" w:semiHidden="1"/>
     <w:lsdException w:name="No Spacing" w:uiPriority="1" w:qFormat="1"/>
@@ -7525,7 +10156,7 @@
   <w:style w:type="table" w:styleId="Grilledutableau">
     <w:name w:val="Table Grid"/>
     <w:basedOn w:val="TableauNormal"/>
-    <w:uiPriority w:val="39"/>
+    <w:uiPriority w:val="59"/>
     <w:rsid w:val="00C72575"/>
     <w:pPr>
       <w:spacing w:after="0" w:line="240" w:lineRule="auto"/>
@@ -7540,6 +10171,58 @@
         <w:insideV w:val="single" w:sz="4" w:space="0" w:color="auto"/>
       </w:tblBorders>
     </w:tblPr>
+  </w:style>
+  <w:style w:type="paragraph" w:styleId="En-tte">
+    <w:name w:val="header"/>
+    <w:basedOn w:val="Normal"/>
+    <w:link w:val="En-tteCar"/>
+    <w:uiPriority w:val="99"/>
+    <w:unhideWhenUsed/>
+    <w:rsid w:val="0030527F"/>
+    <w:pPr>
+      <w:tabs>
+        <w:tab w:val="center" w:pos="4536"/>
+        <w:tab w:val="right" w:pos="9072"/>
+      </w:tabs>
+      <w:spacing w:after="0" w:line="240" w:lineRule="auto"/>
+    </w:pPr>
+  </w:style>
+  <w:style w:type="character" w:customStyle="1" w:styleId="En-tteCar">
+    <w:name w:val="En-tête Car"/>
+    <w:basedOn w:val="Policepardfaut"/>
+    <w:link w:val="En-tte"/>
+    <w:uiPriority w:val="99"/>
+    <w:rsid w:val="0030527F"/>
+    <w:rPr>
+      <w:sz w:val="22"/>
+      <w:szCs w:val="22"/>
+    </w:rPr>
+  </w:style>
+  <w:style w:type="paragraph" w:styleId="Pieddepage">
+    <w:name w:val="footer"/>
+    <w:basedOn w:val="Normal"/>
+    <w:link w:val="PieddepageCar"/>
+    <w:uiPriority w:val="99"/>
+    <w:unhideWhenUsed/>
+    <w:rsid w:val="0030527F"/>
+    <w:pPr>
+      <w:tabs>
+        <w:tab w:val="center" w:pos="4536"/>
+        <w:tab w:val="right" w:pos="9072"/>
+      </w:tabs>
+      <w:spacing w:after="0" w:line="240" w:lineRule="auto"/>
+    </w:pPr>
+  </w:style>
+  <w:style w:type="character" w:customStyle="1" w:styleId="PieddepageCar">
+    <w:name w:val="Pied de page Car"/>
+    <w:basedOn w:val="Policepardfaut"/>
+    <w:link w:val="Pieddepage"/>
+    <w:uiPriority w:val="99"/>
+    <w:rsid w:val="0030527F"/>
+    <w:rPr>
+      <w:sz w:val="22"/>
+      <w:szCs w:val="22"/>
+    </w:rPr>
   </w:style>
 </w:styles>
 </file>
@@ -8728,7 +11411,7 @@
   <dgm:whole/>
   <dgm:extLst>
     <a:ext uri="http://schemas.microsoft.com/office/drawing/2008/diagram">
-      <dsp:dataModelExt xmlns:dsp="http://schemas.microsoft.com/office/drawing/2008/diagram" relId="rId11" minVer="http://schemas.openxmlformats.org/drawingml/2006/diagram"/>
+      <dsp:dataModelExt xmlns:dsp="http://schemas.microsoft.com/office/drawing/2008/diagram" relId="rId13" minVer="http://schemas.openxmlformats.org/drawingml/2006/diagram"/>
     </a:ext>
   </dgm:extLst>
 </dgm:dataModel>
